--- a/templates/dhs/dhs_packet.docx
+++ b/templates/dhs/dhs_packet.docx
@@ -66,159 +66,99 @@
     </w:p>
     <w:p>
       <w:pPr>
-        <w:spacing w:line="240" w:lineRule="exact"/>
-      </w:pPr>
-      <w:r>
-        <w:rPr>
-          <w:rFonts w:ascii="Times New Roman" w:cs="Times New Roman" w:eastAsia="Times New Roman" w:hAnsi="Times New Roman"/>
-          <w:b w:val="false"/>
-          <w:bCs w:val="false"/>
-          <w:sz w:val="24"/>
-          <w:szCs w:val="24"/>
-        </w:rPr>
-        <w:t xml:space="preserve">In the Matter of the Adoption of</w:t>
-      </w:r>
-      <w:r>
-        <w:rPr>
-          <w:rFonts w:ascii="Times New Roman" w:cs="Times New Roman" w:eastAsia="Times New Roman" w:hAnsi="Times New Roman"/>
-          <w:sz w:val="24"/>
-          <w:szCs w:val="24"/>
-        </w:rPr>
-        <w:t xml:space="preserve">	</w:t>
-      </w:r>
-      <w:r>
-        <w:rPr>
-          <w:rFonts w:ascii="Times New Roman" w:cs="Times New Roman" w:eastAsia="Times New Roman" w:hAnsi="Times New Roman"/>
-          <w:b w:val="false"/>
-          <w:bCs w:val="false"/>
-          <w:sz w:val="24"/>
-          <w:szCs w:val="24"/>
-        </w:rPr>
-        <w:t xml:space="preserve">)</w:t>
-      </w:r>
-    </w:p>
-    <w:p>
-      <w:pPr>
-        <w:spacing w:line="240" w:lineRule="exact"/>
-      </w:pPr>
-      <w:r>
-        <w:rPr>
-          <w:rFonts w:ascii="Times New Roman" w:cs="Times New Roman" w:eastAsia="Times New Roman" w:hAnsi="Times New Roman"/>
-          <w:sz w:val="24"/>
-          <w:szCs w:val="24"/>
-        </w:rPr>
-        <w:t xml:space="preserve">	</w:t>
-      </w:r>
-      <w:r>
-        <w:rPr>
-          <w:rFonts w:ascii="Times New Roman" w:cs="Times New Roman" w:eastAsia="Times New Roman" w:hAnsi="Times New Roman"/>
-          <w:sz w:val="24"/>
-          <w:szCs w:val="24"/>
-        </w:rPr>
-        <w:t xml:space="preserve">	</w:t>
-      </w:r>
-      <w:r>
-        <w:rPr>
-          <w:rFonts w:ascii="Times New Roman" w:cs="Times New Roman" w:eastAsia="Times New Roman" w:hAnsi="Times New Roman"/>
-          <w:sz w:val="24"/>
-          <w:szCs w:val="24"/>
-        </w:rPr>
-        <w:t xml:space="preserve">	</w:t>
-      </w:r>
-      <w:r>
-        <w:rPr>
-          <w:rFonts w:ascii="Times New Roman" w:cs="Times New Roman" w:eastAsia="Times New Roman" w:hAnsi="Times New Roman"/>
-          <w:sz w:val="24"/>
-          <w:szCs w:val="24"/>
-        </w:rPr>
-        <w:t xml:space="preserve">	</w:t>
-      </w:r>
-      <w:r>
-        <w:rPr>
-          <w:rFonts w:ascii="Times New Roman" w:cs="Times New Roman" w:eastAsia="Times New Roman" w:hAnsi="Times New Roman"/>
-          <w:sz w:val="24"/>
-          <w:szCs w:val="24"/>
-        </w:rPr>
-        <w:t xml:space="preserve">	</w:t>
-      </w:r>
-      <w:r>
-        <w:rPr>
-          <w:rFonts w:ascii="Times New Roman" w:cs="Times New Roman" w:eastAsia="Times New Roman" w:hAnsi="Times New Roman"/>
-          <w:sz w:val="24"/>
-          <w:szCs w:val="24"/>
-        </w:rPr>
-        <w:t xml:space="preserve">	</w:t>
-      </w:r>
-      <w:r>
-        <w:rPr>
-          <w:rFonts w:ascii="Times New Roman" w:cs="Times New Roman" w:eastAsia="Times New Roman" w:hAnsi="Times New Roman"/>
-          <w:sz w:val="24"/>
-          <w:szCs w:val="24"/>
-        </w:rPr>
-        <w:t xml:space="preserve">	</w:t>
-      </w:r>
-      <w:r>
-        <w:rPr>
-          <w:rFonts w:ascii="Times New Roman" w:cs="Times New Roman" w:eastAsia="Times New Roman" w:hAnsi="Times New Roman"/>
-          <w:b w:val="false"/>
-          <w:bCs w:val="false"/>
-          <w:sz w:val="24"/>
-          <w:szCs w:val="24"/>
-        </w:rPr>
-        <w:t xml:space="preserve">)</w:t>
-      </w:r>
-    </w:p>
-    <w:p>
-      <w:pPr>
-        <w:spacing w:line="240" w:lineRule="exact"/>
-      </w:pPr>
-      <w:r>
-        <w:rPr>
-          <w:rFonts w:ascii="Times New Roman" w:cs="Times New Roman" w:eastAsia="Times New Roman" w:hAnsi="Times New Roman"/>
-          <w:b w:val="false"/>
-          <w:bCs w:val="false"/>
-          <w:sz w:val="24"/>
-          <w:szCs w:val="24"/>
-        </w:rPr>
-        <w:t xml:space="preserve">{{ child1_name_upper }}</w:t>
-      </w:r>
-      <w:r>
-        <w:rPr>
-          <w:rFonts w:ascii="Times New Roman" w:cs="Times New Roman" w:eastAsia="Times New Roman" w:hAnsi="Times New Roman"/>
-          <w:sz w:val="24"/>
-          <w:szCs w:val="24"/>
-        </w:rPr>
-        <w:t xml:space="preserve">	</w:t>
-      </w:r>
-      <w:r>
-        <w:rPr>
-          <w:rFonts w:ascii="Times New Roman" w:cs="Times New Roman" w:eastAsia="Times New Roman" w:hAnsi="Times New Roman"/>
-          <w:sz w:val="24"/>
-          <w:szCs w:val="24"/>
-        </w:rPr>
-        <w:t xml:space="preserve">	</w:t>
-      </w:r>
-      <w:r>
-        <w:rPr>
-          <w:rFonts w:ascii="Times New Roman" w:cs="Times New Roman" w:eastAsia="Times New Roman" w:hAnsi="Times New Roman"/>
-          <w:sz w:val="24"/>
-          <w:szCs w:val="24"/>
-        </w:rPr>
-        <w:t xml:space="preserve">	</w:t>
-      </w:r>
-      <w:r>
-        <w:rPr>
-          <w:rFonts w:ascii="Times New Roman" w:cs="Times New Roman" w:eastAsia="Times New Roman" w:hAnsi="Times New Roman"/>
-          <w:b w:val="false"/>
-          <w:bCs w:val="false"/>
-          <w:sz w:val="24"/>
-          <w:szCs w:val="24"/>
-        </w:rPr>
-        <w:t xml:space="preserve">) </w:t>
-      </w:r>
-    </w:p>
-    <w:p>
-      <w:pPr>
+        <w:tabs>
+          <w:tab w:pos="1080" w:val="left"/>
+          <w:tab w:pos="6480" w:val="right"/>
+          <w:tab w:pos="6768" w:val="left"/>
+        </w:tabs>
+        <w:spacing w:line="240" w:lineRule="exact"/>
+      </w:pPr>
+      <w:r>
+        <w:rPr>
+          <w:rFonts w:ascii="Times New Roman" w:cs="Times New Roman" w:eastAsia="Times New Roman" w:hAnsi="Times New Roman"/>
+          <w:b w:val="false"/>
+          <w:bCs w:val="false"/>
+          <w:sz w:val="24"/>
+          <w:szCs w:val="24"/>
+        </w:rPr>
+        <w:t>In the Matter of the Adoption of</w:t>
+      </w:r>
+      <w:r>
+        <w:rPr>
+          <w:rFonts w:ascii="Times New Roman" w:cs="Times New Roman" w:eastAsia="Times New Roman" w:hAnsi="Times New Roman"/>
+          <w:b w:val="false"/>
+          <w:bCs w:val="false"/>
+          <w:sz w:val="24"/>
+          <w:szCs w:val="24"/>
+        </w:rPr>
+        <w:tab/>
+        <w:t>)</w:t>
+      </w:r>
+    </w:p>
+    <w:p>
+      <w:pPr>
+        <w:tabs>
+          <w:tab w:pos="1080" w:val="left"/>
+          <w:tab w:pos="6480" w:val="right"/>
+          <w:tab w:pos="6768" w:val="left"/>
+        </w:tabs>
+        <w:spacing w:line="240" w:lineRule="exact"/>
+      </w:pPr>
+      <w:r>
+        <w:rPr>
+          <w:rFonts w:ascii="Times New Roman" w:cs="Times New Roman" w:eastAsia="Times New Roman" w:hAnsi="Times New Roman"/>
+          <w:sz w:val="24"/>
+          <w:szCs w:val="24"/>
+        </w:rPr>
+      </w:r>
+      <w:r>
+        <w:rPr>
+          <w:rFonts w:ascii="Times New Roman" w:cs="Times New Roman" w:eastAsia="Times New Roman" w:hAnsi="Times New Roman"/>
+          <w:sz w:val="24"/>
+          <w:szCs w:val="24"/>
+        </w:rPr>
+        <w:tab/>
+        <w:t>)</w:t>
+      </w:r>
+    </w:p>
+    <w:p>
+      <w:pPr>
+        <w:tabs>
+          <w:tab w:pos="1080" w:val="left"/>
+          <w:tab w:pos="6480" w:val="right"/>
+          <w:tab w:pos="6768" w:val="left"/>
+        </w:tabs>
+        <w:spacing w:line="240" w:lineRule="exact"/>
+      </w:pPr>
+      <w:r>
+        <w:rPr>
+          <w:rFonts w:ascii="Times New Roman" w:cs="Times New Roman" w:eastAsia="Times New Roman" w:hAnsi="Times New Roman"/>
+          <w:b w:val="false"/>
+          <w:bCs w:val="false"/>
+          <w:sz w:val="24"/>
+          <w:szCs w:val="24"/>
+        </w:rPr>
+        <w:t>{{ child1_name_upper }}</w:t>
+      </w:r>
+      <w:r>
+        <w:rPr>
+          <w:rFonts w:ascii="Times New Roman" w:cs="Times New Roman" w:eastAsia="Times New Roman" w:hAnsi="Times New Roman"/>
+          <w:b w:val="false"/>
+          <w:bCs w:val="false"/>
+          <w:sz w:val="24"/>
+          <w:szCs w:val="24"/>
+        </w:rPr>
+        <w:tab/>
+        <w:t>)</w:t>
+      </w:r>
+    </w:p>
+    <w:p>
+      <w:pPr>
+        <w:tabs>
+          <w:tab w:pos="1080" w:val="left"/>
+          <w:tab w:pos="6480" w:val="right"/>
+          <w:tab w:pos="6768" w:val="left"/>
+        </w:tabs>
         <w:spacing w:line="240" w:lineRule="exact"/>
       </w:pPr>
       <w:r>
@@ -230,70 +170,39 @@
           <w:szCs w:val="24"/>
         </w:rPr>
         <w:t xml:space="preserve">DOB:  </w:t>
-      </w:r>
-      <w:r>
-        <w:rPr>
-          <w:rFonts w:ascii="Times New Roman" w:cs="Times New Roman" w:eastAsia="Times New Roman" w:hAnsi="Times New Roman"/>
-          <w:sz w:val="24"/>
-          <w:szCs w:val="24"/>
-        </w:rPr>
-        <w:t xml:space="preserve">	</w:t>
-      </w:r>
-      <w:r>
-        <w:rPr>
-          <w:rFonts w:ascii="Times New Roman" w:cs="Times New Roman" w:eastAsia="Times New Roman" w:hAnsi="Times New Roman"/>
-          <w:b w:val="false"/>
-          <w:bCs w:val="false"/>
-          <w:sz w:val="24"/>
-          <w:szCs w:val="24"/>
-        </w:rPr>
-        <w:t xml:space="preserve">{{ child1_dob }},</w:t>
-      </w:r>
-      <w:r>
-        <w:rPr>
-          <w:rFonts w:ascii="Times New Roman" w:cs="Times New Roman" w:eastAsia="Times New Roman" w:hAnsi="Times New Roman"/>
-          <w:sz w:val="24"/>
-          <w:szCs w:val="24"/>
-        </w:rPr>
-        <w:t xml:space="preserve">	</w:t>
-      </w:r>
-      <w:r>
-        <w:rPr>
-          <w:rFonts w:ascii="Times New Roman" w:cs="Times New Roman" w:eastAsia="Times New Roman" w:hAnsi="Times New Roman"/>
-          <w:sz w:val="24"/>
-          <w:szCs w:val="24"/>
-        </w:rPr>
-        <w:t xml:space="preserve">	</w:t>
-      </w:r>
-      <w:r>
-        <w:rPr>
-          <w:rFonts w:ascii="Times New Roman" w:cs="Times New Roman" w:eastAsia="Times New Roman" w:hAnsi="Times New Roman"/>
-          <w:sz w:val="24"/>
-          <w:szCs w:val="24"/>
-        </w:rPr>
-        <w:t xml:space="preserve">	</w:t>
-      </w:r>
-      <w:r>
-        <w:rPr>
-          <w:rFonts w:ascii="Times New Roman" w:cs="Times New Roman" w:eastAsia="Times New Roman" w:hAnsi="Times New Roman"/>
-          <w:sz w:val="24"/>
-          <w:szCs w:val="24"/>
-        </w:rPr>
-        <w:t xml:space="preserve">	</w:t>
-      </w:r>
-      <w:r>
-        <w:rPr>
-          <w:rFonts w:ascii="Times New Roman" w:cs="Times New Roman" w:eastAsia="Times New Roman" w:hAnsi="Times New Roman"/>
-          <w:b w:val="false"/>
-          <w:bCs w:val="false"/>
-          <w:sz w:val="24"/>
-          <w:szCs w:val="24"/>
-        </w:rPr>
-        <w:t xml:space="preserve">) No. {{ case_number }}</w:t>
-      </w:r>
-    </w:p>
-    <w:p>
-      <w:pPr>
+        <w:tab/>
+        <w:t>{{ child1_dob }},</w:t>
+      </w:r>
+      <w:r>
+        <w:rPr>
+          <w:rFonts w:ascii="Times New Roman" w:cs="Times New Roman" w:eastAsia="Times New Roman" w:hAnsi="Times New Roman"/>
+          <w:b w:val="false"/>
+          <w:bCs w:val="false"/>
+          <w:sz w:val="24"/>
+          <w:szCs w:val="24"/>
+        </w:rPr>
+        <w:tab/>
+        <w:t>)</w:t>
+      </w:r>
+      <w:r>
+        <w:rPr>
+          <w:rFonts w:ascii="Times New Roman" w:cs="Times New Roman" w:eastAsia="Times New Roman" w:hAnsi="Times New Roman"/>
+          <w:b w:val="false"/>
+          <w:bCs w:val="false"/>
+          <w:sz w:val="24"/>
+          <w:szCs w:val="24"/>
+        </w:rPr>
+        <w:tab/>
+        <w:t>No. {{ case_number }}</w:t>
+      </w:r>
+    </w:p>
+    <w:p>
+      <w:pPr>
+        <w:tabs>
+          <w:tab w:pos="1080" w:val="left"/>
+          <w:tab w:pos="6480" w:val="right"/>
+          <w:tab w:pos="6768" w:val="left"/>
+        </w:tabs>
         <w:spacing w:line="240" w:lineRule="exact"/>
         <w:ind w:start="4320" w:firstLine="720"/>
       </w:pPr>
@@ -305,11 +214,26 @@
           <w:sz w:val="24"/>
           <w:szCs w:val="24"/>
         </w:rPr>
-        <w:t xml:space="preserve">)</w:t>
-      </w:r>
-    </w:p>
-    <w:p>
-      <w:pPr>
+      </w:r>
+      <w:r>
+        <w:rPr>
+          <w:rFonts w:ascii="Times New Roman" w:cs="Times New Roman" w:eastAsia="Times New Roman" w:hAnsi="Times New Roman"/>
+          <w:b w:val="false"/>
+          <w:bCs w:val="false"/>
+          <w:sz w:val="24"/>
+          <w:szCs w:val="24"/>
+        </w:rPr>
+        <w:tab/>
+        <w:t>)</w:t>
+      </w:r>
+    </w:p>
+    <w:p>
+      <w:pPr>
+        <w:tabs>
+          <w:tab w:pos="1080" w:val="left"/>
+          <w:tab w:pos="6480" w:val="right"/>
+          <w:tab w:pos="6768" w:val="left"/>
+        </w:tabs>
         <w:spacing w:line="240" w:lineRule="exact"/>
         <w:ind w:firstLine="720"/>
       </w:pPr>
@@ -321,41 +245,18 @@
           <w:sz w:val="24"/>
           <w:szCs w:val="24"/>
         </w:rPr>
-        <w:t xml:space="preserve">A Minor Child.</w:t>
-      </w:r>
-      <w:r>
-        <w:rPr>
-          <w:rFonts w:ascii="Times New Roman" w:cs="Times New Roman" w:eastAsia="Times New Roman" w:hAnsi="Times New Roman"/>
-          <w:sz w:val="24"/>
-          <w:szCs w:val="24"/>
-        </w:rPr>
-        <w:t xml:space="preserve">	</w:t>
-      </w:r>
-      <w:r>
-        <w:rPr>
-          <w:rFonts w:ascii="Times New Roman" w:cs="Times New Roman" w:eastAsia="Times New Roman" w:hAnsi="Times New Roman"/>
-          <w:sz w:val="24"/>
-          <w:szCs w:val="24"/>
-        </w:rPr>
-        <w:t xml:space="preserve">	</w:t>
-      </w:r>
-      <w:r>
-        <w:rPr>
-          <w:rFonts w:ascii="Times New Roman" w:cs="Times New Roman" w:eastAsia="Times New Roman" w:hAnsi="Times New Roman"/>
-          <w:sz w:val="24"/>
-          <w:szCs w:val="24"/>
-        </w:rPr>
-        <w:t xml:space="preserve">	</w:t>
-      </w:r>
-      <w:r>
-        <w:rPr>
-          <w:rFonts w:ascii="Times New Roman" w:cs="Times New Roman" w:eastAsia="Times New Roman" w:hAnsi="Times New Roman"/>
-          <w:b w:val="false"/>
-          <w:bCs w:val="false"/>
-          <w:sz w:val="24"/>
-          <w:szCs w:val="24"/>
-        </w:rPr>
-        <w:t xml:space="preserve">)</w:t>
+        <w:t>A Minor Child.</w:t>
+      </w:r>
+      <w:r>
+        <w:rPr>
+          <w:rFonts w:ascii="Times New Roman" w:cs="Times New Roman" w:eastAsia="Times New Roman" w:hAnsi="Times New Roman"/>
+          <w:b w:val="false"/>
+          <w:bCs w:val="false"/>
+          <w:sz w:val="24"/>
+          <w:szCs w:val="24"/>
+        </w:rPr>
+        <w:tab/>
+        <w:t>)</w:t>
       </w:r>
     </w:p>
     <w:p>
@@ -634,159 +535,99 @@
     </w:p>
     <w:p>
       <w:pPr>
-        <w:spacing w:line="240" w:lineRule="exact"/>
-      </w:pPr>
-      <w:r>
-        <w:rPr>
-          <w:rFonts w:ascii="Times New Roman" w:cs="Times New Roman" w:eastAsia="Times New Roman" w:hAnsi="Times New Roman"/>
-          <w:b w:val="false"/>
-          <w:bCs w:val="false"/>
-          <w:sz w:val="24"/>
-          <w:szCs w:val="24"/>
-        </w:rPr>
-        <w:t xml:space="preserve">In the Matter of the Adoption of</w:t>
-      </w:r>
-      <w:r>
-        <w:rPr>
-          <w:rFonts w:ascii="Times New Roman" w:cs="Times New Roman" w:eastAsia="Times New Roman" w:hAnsi="Times New Roman"/>
-          <w:sz w:val="24"/>
-          <w:szCs w:val="24"/>
-        </w:rPr>
-        <w:t xml:space="preserve">	</w:t>
-      </w:r>
-      <w:r>
-        <w:rPr>
-          <w:rFonts w:ascii="Times New Roman" w:cs="Times New Roman" w:eastAsia="Times New Roman" w:hAnsi="Times New Roman"/>
-          <w:b w:val="false"/>
-          <w:bCs w:val="false"/>
-          <w:sz w:val="24"/>
-          <w:szCs w:val="24"/>
-        </w:rPr>
-        <w:t xml:space="preserve">)</w:t>
-      </w:r>
-    </w:p>
-    <w:p>
-      <w:pPr>
-        <w:spacing w:line="240" w:lineRule="exact"/>
-      </w:pPr>
-      <w:r>
-        <w:rPr>
-          <w:rFonts w:ascii="Times New Roman" w:cs="Times New Roman" w:eastAsia="Times New Roman" w:hAnsi="Times New Roman"/>
-          <w:sz w:val="24"/>
-          <w:szCs w:val="24"/>
-        </w:rPr>
-        <w:t xml:space="preserve">	</w:t>
-      </w:r>
-      <w:r>
-        <w:rPr>
-          <w:rFonts w:ascii="Times New Roman" w:cs="Times New Roman" w:eastAsia="Times New Roman" w:hAnsi="Times New Roman"/>
-          <w:sz w:val="24"/>
-          <w:szCs w:val="24"/>
-        </w:rPr>
-        <w:t xml:space="preserve">	</w:t>
-      </w:r>
-      <w:r>
-        <w:rPr>
-          <w:rFonts w:ascii="Times New Roman" w:cs="Times New Roman" w:eastAsia="Times New Roman" w:hAnsi="Times New Roman"/>
-          <w:sz w:val="24"/>
-          <w:szCs w:val="24"/>
-        </w:rPr>
-        <w:t xml:space="preserve">	</w:t>
-      </w:r>
-      <w:r>
-        <w:rPr>
-          <w:rFonts w:ascii="Times New Roman" w:cs="Times New Roman" w:eastAsia="Times New Roman" w:hAnsi="Times New Roman"/>
-          <w:sz w:val="24"/>
-          <w:szCs w:val="24"/>
-        </w:rPr>
-        <w:t xml:space="preserve">	</w:t>
-      </w:r>
-      <w:r>
-        <w:rPr>
-          <w:rFonts w:ascii="Times New Roman" w:cs="Times New Roman" w:eastAsia="Times New Roman" w:hAnsi="Times New Roman"/>
-          <w:sz w:val="24"/>
-          <w:szCs w:val="24"/>
-        </w:rPr>
-        <w:t xml:space="preserve">	</w:t>
-      </w:r>
-      <w:r>
-        <w:rPr>
-          <w:rFonts w:ascii="Times New Roman" w:cs="Times New Roman" w:eastAsia="Times New Roman" w:hAnsi="Times New Roman"/>
-          <w:sz w:val="24"/>
-          <w:szCs w:val="24"/>
-        </w:rPr>
-        <w:t xml:space="preserve">	</w:t>
-      </w:r>
-      <w:r>
-        <w:rPr>
-          <w:rFonts w:ascii="Times New Roman" w:cs="Times New Roman" w:eastAsia="Times New Roman" w:hAnsi="Times New Roman"/>
-          <w:sz w:val="24"/>
-          <w:szCs w:val="24"/>
-        </w:rPr>
-        <w:t xml:space="preserve">	</w:t>
-      </w:r>
-      <w:r>
-        <w:rPr>
-          <w:rFonts w:ascii="Times New Roman" w:cs="Times New Roman" w:eastAsia="Times New Roman" w:hAnsi="Times New Roman"/>
-          <w:b w:val="false"/>
-          <w:bCs w:val="false"/>
-          <w:sz w:val="24"/>
-          <w:szCs w:val="24"/>
-        </w:rPr>
-        <w:t xml:space="preserve">)</w:t>
-      </w:r>
-    </w:p>
-    <w:p>
-      <w:pPr>
-        <w:spacing w:line="240" w:lineRule="exact"/>
-      </w:pPr>
-      <w:r>
-        <w:rPr>
-          <w:rFonts w:ascii="Times New Roman" w:cs="Times New Roman" w:eastAsia="Times New Roman" w:hAnsi="Times New Roman"/>
-          <w:b w:val="false"/>
-          <w:bCs w:val="false"/>
-          <w:sz w:val="24"/>
-          <w:szCs w:val="24"/>
-        </w:rPr>
-        <w:t xml:space="preserve">{{ child1_name_upper }}</w:t>
-      </w:r>
-      <w:r>
-        <w:rPr>
-          <w:rFonts w:ascii="Times New Roman" w:cs="Times New Roman" w:eastAsia="Times New Roman" w:hAnsi="Times New Roman"/>
-          <w:sz w:val="24"/>
-          <w:szCs w:val="24"/>
-        </w:rPr>
-        <w:t xml:space="preserve">	</w:t>
-      </w:r>
-      <w:r>
-        <w:rPr>
-          <w:rFonts w:ascii="Times New Roman" w:cs="Times New Roman" w:eastAsia="Times New Roman" w:hAnsi="Times New Roman"/>
-          <w:sz w:val="24"/>
-          <w:szCs w:val="24"/>
-        </w:rPr>
-        <w:t xml:space="preserve">	</w:t>
-      </w:r>
-      <w:r>
-        <w:rPr>
-          <w:rFonts w:ascii="Times New Roman" w:cs="Times New Roman" w:eastAsia="Times New Roman" w:hAnsi="Times New Roman"/>
-          <w:sz w:val="24"/>
-          <w:szCs w:val="24"/>
-        </w:rPr>
-        <w:t xml:space="preserve">	</w:t>
-      </w:r>
-      <w:r>
-        <w:rPr>
-          <w:rFonts w:ascii="Times New Roman" w:cs="Times New Roman" w:eastAsia="Times New Roman" w:hAnsi="Times New Roman"/>
-          <w:b w:val="false"/>
-          <w:bCs w:val="false"/>
-          <w:sz w:val="24"/>
-          <w:szCs w:val="24"/>
-        </w:rPr>
-        <w:t xml:space="preserve">) </w:t>
-      </w:r>
-    </w:p>
-    <w:p>
-      <w:pPr>
+        <w:tabs>
+          <w:tab w:pos="1080" w:val="left"/>
+          <w:tab w:pos="6480" w:val="right"/>
+          <w:tab w:pos="6768" w:val="left"/>
+        </w:tabs>
+        <w:spacing w:line="240" w:lineRule="exact"/>
+      </w:pPr>
+      <w:r>
+        <w:rPr>
+          <w:rFonts w:ascii="Times New Roman" w:cs="Times New Roman" w:eastAsia="Times New Roman" w:hAnsi="Times New Roman"/>
+          <w:b w:val="false"/>
+          <w:bCs w:val="false"/>
+          <w:sz w:val="24"/>
+          <w:szCs w:val="24"/>
+        </w:rPr>
+        <w:t>In the Matter of the Adoption of</w:t>
+      </w:r>
+      <w:r>
+        <w:rPr>
+          <w:rFonts w:ascii="Times New Roman" w:cs="Times New Roman" w:eastAsia="Times New Roman" w:hAnsi="Times New Roman"/>
+          <w:b w:val="false"/>
+          <w:bCs w:val="false"/>
+          <w:sz w:val="24"/>
+          <w:szCs w:val="24"/>
+        </w:rPr>
+        <w:tab/>
+        <w:t>)</w:t>
+      </w:r>
+    </w:p>
+    <w:p>
+      <w:pPr>
+        <w:tabs>
+          <w:tab w:pos="1080" w:val="left"/>
+          <w:tab w:pos="6480" w:val="right"/>
+          <w:tab w:pos="6768" w:val="left"/>
+        </w:tabs>
+        <w:spacing w:line="240" w:lineRule="exact"/>
+      </w:pPr>
+      <w:r>
+        <w:rPr>
+          <w:rFonts w:ascii="Times New Roman" w:cs="Times New Roman" w:eastAsia="Times New Roman" w:hAnsi="Times New Roman"/>
+          <w:sz w:val="24"/>
+          <w:szCs w:val="24"/>
+        </w:rPr>
+      </w:r>
+      <w:r>
+        <w:rPr>
+          <w:rFonts w:ascii="Times New Roman" w:cs="Times New Roman" w:eastAsia="Times New Roman" w:hAnsi="Times New Roman"/>
+          <w:sz w:val="24"/>
+          <w:szCs w:val="24"/>
+        </w:rPr>
+        <w:tab/>
+        <w:t>)</w:t>
+      </w:r>
+    </w:p>
+    <w:p>
+      <w:pPr>
+        <w:tabs>
+          <w:tab w:pos="1080" w:val="left"/>
+          <w:tab w:pos="6480" w:val="right"/>
+          <w:tab w:pos="6768" w:val="left"/>
+        </w:tabs>
+        <w:spacing w:line="240" w:lineRule="exact"/>
+      </w:pPr>
+      <w:r>
+        <w:rPr>
+          <w:rFonts w:ascii="Times New Roman" w:cs="Times New Roman" w:eastAsia="Times New Roman" w:hAnsi="Times New Roman"/>
+          <w:b w:val="false"/>
+          <w:bCs w:val="false"/>
+          <w:sz w:val="24"/>
+          <w:szCs w:val="24"/>
+        </w:rPr>
+        <w:t>{{ child1_name_upper }}</w:t>
+      </w:r>
+      <w:r>
+        <w:rPr>
+          <w:rFonts w:ascii="Times New Roman" w:cs="Times New Roman" w:eastAsia="Times New Roman" w:hAnsi="Times New Roman"/>
+          <w:b w:val="false"/>
+          <w:bCs w:val="false"/>
+          <w:sz w:val="24"/>
+          <w:szCs w:val="24"/>
+        </w:rPr>
+        <w:tab/>
+        <w:t>)</w:t>
+      </w:r>
+    </w:p>
+    <w:p>
+      <w:pPr>
+        <w:tabs>
+          <w:tab w:pos="1080" w:val="left"/>
+          <w:tab w:pos="6480" w:val="right"/>
+          <w:tab w:pos="6768" w:val="left"/>
+        </w:tabs>
         <w:spacing w:line="240" w:lineRule="exact"/>
       </w:pPr>
       <w:r>
@@ -798,70 +639,39 @@
           <w:szCs w:val="24"/>
         </w:rPr>
         <w:t xml:space="preserve">DOB:  </w:t>
-      </w:r>
-      <w:r>
-        <w:rPr>
-          <w:rFonts w:ascii="Times New Roman" w:cs="Times New Roman" w:eastAsia="Times New Roman" w:hAnsi="Times New Roman"/>
-          <w:sz w:val="24"/>
-          <w:szCs w:val="24"/>
-        </w:rPr>
-        <w:t xml:space="preserve">	</w:t>
-      </w:r>
-      <w:r>
-        <w:rPr>
-          <w:rFonts w:ascii="Times New Roman" w:cs="Times New Roman" w:eastAsia="Times New Roman" w:hAnsi="Times New Roman"/>
-          <w:b w:val="false"/>
-          <w:bCs w:val="false"/>
-          <w:sz w:val="24"/>
-          <w:szCs w:val="24"/>
-        </w:rPr>
-        <w:t xml:space="preserve">{{ child1_dob }},</w:t>
-      </w:r>
-      <w:r>
-        <w:rPr>
-          <w:rFonts w:ascii="Times New Roman" w:cs="Times New Roman" w:eastAsia="Times New Roman" w:hAnsi="Times New Roman"/>
-          <w:sz w:val="24"/>
-          <w:szCs w:val="24"/>
-        </w:rPr>
-        <w:t xml:space="preserve">	</w:t>
-      </w:r>
-      <w:r>
-        <w:rPr>
-          <w:rFonts w:ascii="Times New Roman" w:cs="Times New Roman" w:eastAsia="Times New Roman" w:hAnsi="Times New Roman"/>
-          <w:sz w:val="24"/>
-          <w:szCs w:val="24"/>
-        </w:rPr>
-        <w:t xml:space="preserve">	</w:t>
-      </w:r>
-      <w:r>
-        <w:rPr>
-          <w:rFonts w:ascii="Times New Roman" w:cs="Times New Roman" w:eastAsia="Times New Roman" w:hAnsi="Times New Roman"/>
-          <w:sz w:val="24"/>
-          <w:szCs w:val="24"/>
-        </w:rPr>
-        <w:t xml:space="preserve">	</w:t>
-      </w:r>
-      <w:r>
-        <w:rPr>
-          <w:rFonts w:ascii="Times New Roman" w:cs="Times New Roman" w:eastAsia="Times New Roman" w:hAnsi="Times New Roman"/>
-          <w:sz w:val="24"/>
-          <w:szCs w:val="24"/>
-        </w:rPr>
-        <w:t xml:space="preserve">	</w:t>
-      </w:r>
-      <w:r>
-        <w:rPr>
-          <w:rFonts w:ascii="Times New Roman" w:cs="Times New Roman" w:eastAsia="Times New Roman" w:hAnsi="Times New Roman"/>
-          <w:b w:val="false"/>
-          <w:bCs w:val="false"/>
-          <w:sz w:val="24"/>
-          <w:szCs w:val="24"/>
-        </w:rPr>
-        <w:t xml:space="preserve">) No. {{ case_number }}</w:t>
-      </w:r>
-    </w:p>
-    <w:p>
-      <w:pPr>
+        <w:tab/>
+        <w:t>{{ child1_dob }},</w:t>
+      </w:r>
+      <w:r>
+        <w:rPr>
+          <w:rFonts w:ascii="Times New Roman" w:cs="Times New Roman" w:eastAsia="Times New Roman" w:hAnsi="Times New Roman"/>
+          <w:b w:val="false"/>
+          <w:bCs w:val="false"/>
+          <w:sz w:val="24"/>
+          <w:szCs w:val="24"/>
+        </w:rPr>
+        <w:tab/>
+        <w:t>)</w:t>
+      </w:r>
+      <w:r>
+        <w:rPr>
+          <w:rFonts w:ascii="Times New Roman" w:cs="Times New Roman" w:eastAsia="Times New Roman" w:hAnsi="Times New Roman"/>
+          <w:b w:val="false"/>
+          <w:bCs w:val="false"/>
+          <w:sz w:val="24"/>
+          <w:szCs w:val="24"/>
+        </w:rPr>
+        <w:tab/>
+        <w:t>No. {{ case_number }}</w:t>
+      </w:r>
+    </w:p>
+    <w:p>
+      <w:pPr>
+        <w:tabs>
+          <w:tab w:pos="1080" w:val="left"/>
+          <w:tab w:pos="6480" w:val="right"/>
+          <w:tab w:pos="6768" w:val="left"/>
+        </w:tabs>
         <w:spacing w:line="240" w:lineRule="exact"/>
         <w:ind w:start="4320" w:firstLine="720"/>
       </w:pPr>
@@ -873,11 +683,26 @@
           <w:sz w:val="24"/>
           <w:szCs w:val="24"/>
         </w:rPr>
-        <w:t xml:space="preserve">)</w:t>
-      </w:r>
-    </w:p>
-    <w:p>
-      <w:pPr>
+      </w:r>
+      <w:r>
+        <w:rPr>
+          <w:rFonts w:ascii="Times New Roman" w:cs="Times New Roman" w:eastAsia="Times New Roman" w:hAnsi="Times New Roman"/>
+          <w:b w:val="false"/>
+          <w:bCs w:val="false"/>
+          <w:sz w:val="24"/>
+          <w:szCs w:val="24"/>
+        </w:rPr>
+        <w:tab/>
+        <w:t>)</w:t>
+      </w:r>
+    </w:p>
+    <w:p>
+      <w:pPr>
+        <w:tabs>
+          <w:tab w:pos="1080" w:val="left"/>
+          <w:tab w:pos="6480" w:val="right"/>
+          <w:tab w:pos="6768" w:val="left"/>
+        </w:tabs>
         <w:spacing w:line="240" w:lineRule="exact"/>
         <w:ind w:firstLine="720"/>
       </w:pPr>
@@ -889,41 +714,18 @@
           <w:sz w:val="24"/>
           <w:szCs w:val="24"/>
         </w:rPr>
-        <w:t xml:space="preserve">A Minor Child.</w:t>
-      </w:r>
-      <w:r>
-        <w:rPr>
-          <w:rFonts w:ascii="Times New Roman" w:cs="Times New Roman" w:eastAsia="Times New Roman" w:hAnsi="Times New Roman"/>
-          <w:sz w:val="24"/>
-          <w:szCs w:val="24"/>
-        </w:rPr>
-        <w:t xml:space="preserve">	</w:t>
-      </w:r>
-      <w:r>
-        <w:rPr>
-          <w:rFonts w:ascii="Times New Roman" w:cs="Times New Roman" w:eastAsia="Times New Roman" w:hAnsi="Times New Roman"/>
-          <w:sz w:val="24"/>
-          <w:szCs w:val="24"/>
-        </w:rPr>
-        <w:t xml:space="preserve">	</w:t>
-      </w:r>
-      <w:r>
-        <w:rPr>
-          <w:rFonts w:ascii="Times New Roman" w:cs="Times New Roman" w:eastAsia="Times New Roman" w:hAnsi="Times New Roman"/>
-          <w:sz w:val="24"/>
-          <w:szCs w:val="24"/>
-        </w:rPr>
-        <w:t xml:space="preserve">	</w:t>
-      </w:r>
-      <w:r>
-        <w:rPr>
-          <w:rFonts w:ascii="Times New Roman" w:cs="Times New Roman" w:eastAsia="Times New Roman" w:hAnsi="Times New Roman"/>
-          <w:b w:val="false"/>
-          <w:bCs w:val="false"/>
-          <w:sz w:val="24"/>
-          <w:szCs w:val="24"/>
-        </w:rPr>
-        <w:t xml:space="preserve">)</w:t>
+        <w:t>A Minor Child.</w:t>
+      </w:r>
+      <w:r>
+        <w:rPr>
+          <w:rFonts w:ascii="Times New Roman" w:cs="Times New Roman" w:eastAsia="Times New Roman" w:hAnsi="Times New Roman"/>
+          <w:b w:val="false"/>
+          <w:bCs w:val="false"/>
+          <w:sz w:val="24"/>
+          <w:szCs w:val="24"/>
+        </w:rPr>
+        <w:tab/>
+        <w:t>)</w:t>
       </w:r>
     </w:p>
     <w:p>
@@ -1236,159 +1038,99 @@
     </w:p>
     <w:p>
       <w:pPr>
-        <w:spacing w:line="240" w:lineRule="exact"/>
-      </w:pPr>
-      <w:r>
-        <w:rPr>
-          <w:rFonts w:ascii="Times New Roman" w:cs="Times New Roman" w:eastAsia="Times New Roman" w:hAnsi="Times New Roman"/>
-          <w:b w:val="false"/>
-          <w:bCs w:val="false"/>
-          <w:sz w:val="24"/>
-          <w:szCs w:val="24"/>
-        </w:rPr>
-        <w:t xml:space="preserve">In the Matter of the Adoption of</w:t>
-      </w:r>
-      <w:r>
-        <w:rPr>
-          <w:rFonts w:ascii="Times New Roman" w:cs="Times New Roman" w:eastAsia="Times New Roman" w:hAnsi="Times New Roman"/>
-          <w:sz w:val="24"/>
-          <w:szCs w:val="24"/>
-        </w:rPr>
-        <w:t xml:space="preserve">	</w:t>
-      </w:r>
-      <w:r>
-        <w:rPr>
-          <w:rFonts w:ascii="Times New Roman" w:cs="Times New Roman" w:eastAsia="Times New Roman" w:hAnsi="Times New Roman"/>
-          <w:b w:val="false"/>
-          <w:bCs w:val="false"/>
-          <w:sz w:val="24"/>
-          <w:szCs w:val="24"/>
-        </w:rPr>
-        <w:t xml:space="preserve">)</w:t>
-      </w:r>
-    </w:p>
-    <w:p>
-      <w:pPr>
-        <w:spacing w:line="240" w:lineRule="exact"/>
-      </w:pPr>
-      <w:r>
-        <w:rPr>
-          <w:rFonts w:ascii="Times New Roman" w:cs="Times New Roman" w:eastAsia="Times New Roman" w:hAnsi="Times New Roman"/>
-          <w:sz w:val="24"/>
-          <w:szCs w:val="24"/>
-        </w:rPr>
-        <w:t xml:space="preserve">	</w:t>
-      </w:r>
-      <w:r>
-        <w:rPr>
-          <w:rFonts w:ascii="Times New Roman" w:cs="Times New Roman" w:eastAsia="Times New Roman" w:hAnsi="Times New Roman"/>
-          <w:sz w:val="24"/>
-          <w:szCs w:val="24"/>
-        </w:rPr>
-        <w:t xml:space="preserve">	</w:t>
-      </w:r>
-      <w:r>
-        <w:rPr>
-          <w:rFonts w:ascii="Times New Roman" w:cs="Times New Roman" w:eastAsia="Times New Roman" w:hAnsi="Times New Roman"/>
-          <w:sz w:val="24"/>
-          <w:szCs w:val="24"/>
-        </w:rPr>
-        <w:t xml:space="preserve">	</w:t>
-      </w:r>
-      <w:r>
-        <w:rPr>
-          <w:rFonts w:ascii="Times New Roman" w:cs="Times New Roman" w:eastAsia="Times New Roman" w:hAnsi="Times New Roman"/>
-          <w:sz w:val="24"/>
-          <w:szCs w:val="24"/>
-        </w:rPr>
-        <w:t xml:space="preserve">	</w:t>
-      </w:r>
-      <w:r>
-        <w:rPr>
-          <w:rFonts w:ascii="Times New Roman" w:cs="Times New Roman" w:eastAsia="Times New Roman" w:hAnsi="Times New Roman"/>
-          <w:sz w:val="24"/>
-          <w:szCs w:val="24"/>
-        </w:rPr>
-        <w:t xml:space="preserve">	</w:t>
-      </w:r>
-      <w:r>
-        <w:rPr>
-          <w:rFonts w:ascii="Times New Roman" w:cs="Times New Roman" w:eastAsia="Times New Roman" w:hAnsi="Times New Roman"/>
-          <w:sz w:val="24"/>
-          <w:szCs w:val="24"/>
-        </w:rPr>
-        <w:t xml:space="preserve">	</w:t>
-      </w:r>
-      <w:r>
-        <w:rPr>
-          <w:rFonts w:ascii="Times New Roman" w:cs="Times New Roman" w:eastAsia="Times New Roman" w:hAnsi="Times New Roman"/>
-          <w:sz w:val="24"/>
-          <w:szCs w:val="24"/>
-        </w:rPr>
-        <w:t xml:space="preserve">	</w:t>
-      </w:r>
-      <w:r>
-        <w:rPr>
-          <w:rFonts w:ascii="Times New Roman" w:cs="Times New Roman" w:eastAsia="Times New Roman" w:hAnsi="Times New Roman"/>
-          <w:b w:val="false"/>
-          <w:bCs w:val="false"/>
-          <w:sz w:val="24"/>
-          <w:szCs w:val="24"/>
-        </w:rPr>
-        <w:t xml:space="preserve">)</w:t>
-      </w:r>
-    </w:p>
-    <w:p>
-      <w:pPr>
-        <w:spacing w:line="240" w:lineRule="exact"/>
-      </w:pPr>
-      <w:r>
-        <w:rPr>
-          <w:rFonts w:ascii="Times New Roman" w:cs="Times New Roman" w:eastAsia="Times New Roman" w:hAnsi="Times New Roman"/>
-          <w:b w:val="false"/>
-          <w:bCs w:val="false"/>
-          <w:sz w:val="24"/>
-          <w:szCs w:val="24"/>
-        </w:rPr>
-        <w:t xml:space="preserve">{{ child1_name_upper }}</w:t>
-      </w:r>
-      <w:r>
-        <w:rPr>
-          <w:rFonts w:ascii="Times New Roman" w:cs="Times New Roman" w:eastAsia="Times New Roman" w:hAnsi="Times New Roman"/>
-          <w:sz w:val="24"/>
-          <w:szCs w:val="24"/>
-        </w:rPr>
-        <w:t xml:space="preserve">	</w:t>
-      </w:r>
-      <w:r>
-        <w:rPr>
-          <w:rFonts w:ascii="Times New Roman" w:cs="Times New Roman" w:eastAsia="Times New Roman" w:hAnsi="Times New Roman"/>
-          <w:sz w:val="24"/>
-          <w:szCs w:val="24"/>
-        </w:rPr>
-        <w:t xml:space="preserve">	</w:t>
-      </w:r>
-      <w:r>
-        <w:rPr>
-          <w:rFonts w:ascii="Times New Roman" w:cs="Times New Roman" w:eastAsia="Times New Roman" w:hAnsi="Times New Roman"/>
-          <w:sz w:val="24"/>
-          <w:szCs w:val="24"/>
-        </w:rPr>
-        <w:t xml:space="preserve">	</w:t>
-      </w:r>
-      <w:r>
-        <w:rPr>
-          <w:rFonts w:ascii="Times New Roman" w:cs="Times New Roman" w:eastAsia="Times New Roman" w:hAnsi="Times New Roman"/>
-          <w:b w:val="false"/>
-          <w:bCs w:val="false"/>
-          <w:sz w:val="24"/>
-          <w:szCs w:val="24"/>
-        </w:rPr>
-        <w:t xml:space="preserve">) </w:t>
-      </w:r>
-    </w:p>
-    <w:p>
-      <w:pPr>
+        <w:tabs>
+          <w:tab w:pos="1080" w:val="left"/>
+          <w:tab w:pos="6480" w:val="right"/>
+          <w:tab w:pos="6768" w:val="left"/>
+        </w:tabs>
+        <w:spacing w:line="240" w:lineRule="exact"/>
+      </w:pPr>
+      <w:r>
+        <w:rPr>
+          <w:rFonts w:ascii="Times New Roman" w:cs="Times New Roman" w:eastAsia="Times New Roman" w:hAnsi="Times New Roman"/>
+          <w:b w:val="false"/>
+          <w:bCs w:val="false"/>
+          <w:sz w:val="24"/>
+          <w:szCs w:val="24"/>
+        </w:rPr>
+        <w:t>In the Matter of the Adoption of</w:t>
+      </w:r>
+      <w:r>
+        <w:rPr>
+          <w:rFonts w:ascii="Times New Roman" w:cs="Times New Roman" w:eastAsia="Times New Roman" w:hAnsi="Times New Roman"/>
+          <w:b w:val="false"/>
+          <w:bCs w:val="false"/>
+          <w:sz w:val="24"/>
+          <w:szCs w:val="24"/>
+        </w:rPr>
+        <w:tab/>
+        <w:t>)</w:t>
+      </w:r>
+    </w:p>
+    <w:p>
+      <w:pPr>
+        <w:tabs>
+          <w:tab w:pos="1080" w:val="left"/>
+          <w:tab w:pos="6480" w:val="right"/>
+          <w:tab w:pos="6768" w:val="left"/>
+        </w:tabs>
+        <w:spacing w:line="240" w:lineRule="exact"/>
+      </w:pPr>
+      <w:r>
+        <w:rPr>
+          <w:rFonts w:ascii="Times New Roman" w:cs="Times New Roman" w:eastAsia="Times New Roman" w:hAnsi="Times New Roman"/>
+          <w:sz w:val="24"/>
+          <w:szCs w:val="24"/>
+        </w:rPr>
+      </w:r>
+      <w:r>
+        <w:rPr>
+          <w:rFonts w:ascii="Times New Roman" w:cs="Times New Roman" w:eastAsia="Times New Roman" w:hAnsi="Times New Roman"/>
+          <w:sz w:val="24"/>
+          <w:szCs w:val="24"/>
+        </w:rPr>
+        <w:tab/>
+        <w:t>)</w:t>
+      </w:r>
+    </w:p>
+    <w:p>
+      <w:pPr>
+        <w:tabs>
+          <w:tab w:pos="1080" w:val="left"/>
+          <w:tab w:pos="6480" w:val="right"/>
+          <w:tab w:pos="6768" w:val="left"/>
+        </w:tabs>
+        <w:spacing w:line="240" w:lineRule="exact"/>
+      </w:pPr>
+      <w:r>
+        <w:rPr>
+          <w:rFonts w:ascii="Times New Roman" w:cs="Times New Roman" w:eastAsia="Times New Roman" w:hAnsi="Times New Roman"/>
+          <w:b w:val="false"/>
+          <w:bCs w:val="false"/>
+          <w:sz w:val="24"/>
+          <w:szCs w:val="24"/>
+        </w:rPr>
+        <w:t>{{ child1_name_upper }}</w:t>
+      </w:r>
+      <w:r>
+        <w:rPr>
+          <w:rFonts w:ascii="Times New Roman" w:cs="Times New Roman" w:eastAsia="Times New Roman" w:hAnsi="Times New Roman"/>
+          <w:b w:val="false"/>
+          <w:bCs w:val="false"/>
+          <w:sz w:val="24"/>
+          <w:szCs w:val="24"/>
+        </w:rPr>
+        <w:tab/>
+        <w:t>)</w:t>
+      </w:r>
+    </w:p>
+    <w:p>
+      <w:pPr>
+        <w:tabs>
+          <w:tab w:pos="1080" w:val="left"/>
+          <w:tab w:pos="6480" w:val="right"/>
+          <w:tab w:pos="6768" w:val="left"/>
+        </w:tabs>
         <w:spacing w:line="240" w:lineRule="exact"/>
       </w:pPr>
       <w:r>
@@ -1400,70 +1142,39 @@
           <w:szCs w:val="24"/>
         </w:rPr>
         <w:t xml:space="preserve">DOB:  </w:t>
-      </w:r>
-      <w:r>
-        <w:rPr>
-          <w:rFonts w:ascii="Times New Roman" w:cs="Times New Roman" w:eastAsia="Times New Roman" w:hAnsi="Times New Roman"/>
-          <w:sz w:val="24"/>
-          <w:szCs w:val="24"/>
-        </w:rPr>
-        <w:t xml:space="preserve">	</w:t>
-      </w:r>
-      <w:r>
-        <w:rPr>
-          <w:rFonts w:ascii="Times New Roman" w:cs="Times New Roman" w:eastAsia="Times New Roman" w:hAnsi="Times New Roman"/>
-          <w:b w:val="false"/>
-          <w:bCs w:val="false"/>
-          <w:sz w:val="24"/>
-          <w:szCs w:val="24"/>
-        </w:rPr>
-        <w:t xml:space="preserve">{{ child1_dob }},</w:t>
-      </w:r>
-      <w:r>
-        <w:rPr>
-          <w:rFonts w:ascii="Times New Roman" w:cs="Times New Roman" w:eastAsia="Times New Roman" w:hAnsi="Times New Roman"/>
-          <w:sz w:val="24"/>
-          <w:szCs w:val="24"/>
-        </w:rPr>
-        <w:t xml:space="preserve">	</w:t>
-      </w:r>
-      <w:r>
-        <w:rPr>
-          <w:rFonts w:ascii="Times New Roman" w:cs="Times New Roman" w:eastAsia="Times New Roman" w:hAnsi="Times New Roman"/>
-          <w:sz w:val="24"/>
-          <w:szCs w:val="24"/>
-        </w:rPr>
-        <w:t xml:space="preserve">	</w:t>
-      </w:r>
-      <w:r>
-        <w:rPr>
-          <w:rFonts w:ascii="Times New Roman" w:cs="Times New Roman" w:eastAsia="Times New Roman" w:hAnsi="Times New Roman"/>
-          <w:sz w:val="24"/>
-          <w:szCs w:val="24"/>
-        </w:rPr>
-        <w:t xml:space="preserve">	</w:t>
-      </w:r>
-      <w:r>
-        <w:rPr>
-          <w:rFonts w:ascii="Times New Roman" w:cs="Times New Roman" w:eastAsia="Times New Roman" w:hAnsi="Times New Roman"/>
-          <w:sz w:val="24"/>
-          <w:szCs w:val="24"/>
-        </w:rPr>
-        <w:t xml:space="preserve">	</w:t>
-      </w:r>
-      <w:r>
-        <w:rPr>
-          <w:rFonts w:ascii="Times New Roman" w:cs="Times New Roman" w:eastAsia="Times New Roman" w:hAnsi="Times New Roman"/>
-          <w:b w:val="false"/>
-          <w:bCs w:val="false"/>
-          <w:sz w:val="24"/>
-          <w:szCs w:val="24"/>
-        </w:rPr>
-        <w:t xml:space="preserve">) No. {{ case_number }}</w:t>
-      </w:r>
-    </w:p>
-    <w:p>
-      <w:pPr>
+        <w:tab/>
+        <w:t>{{ child1_dob }},</w:t>
+      </w:r>
+      <w:r>
+        <w:rPr>
+          <w:rFonts w:ascii="Times New Roman" w:cs="Times New Roman" w:eastAsia="Times New Roman" w:hAnsi="Times New Roman"/>
+          <w:b w:val="false"/>
+          <w:bCs w:val="false"/>
+          <w:sz w:val="24"/>
+          <w:szCs w:val="24"/>
+        </w:rPr>
+        <w:tab/>
+        <w:t>)</w:t>
+      </w:r>
+      <w:r>
+        <w:rPr>
+          <w:rFonts w:ascii="Times New Roman" w:cs="Times New Roman" w:eastAsia="Times New Roman" w:hAnsi="Times New Roman"/>
+          <w:b w:val="false"/>
+          <w:bCs w:val="false"/>
+          <w:sz w:val="24"/>
+          <w:szCs w:val="24"/>
+        </w:rPr>
+        <w:tab/>
+        <w:t>No. {{ case_number }}</w:t>
+      </w:r>
+    </w:p>
+    <w:p>
+      <w:pPr>
+        <w:tabs>
+          <w:tab w:pos="1080" w:val="left"/>
+          <w:tab w:pos="6480" w:val="right"/>
+          <w:tab w:pos="6768" w:val="left"/>
+        </w:tabs>
         <w:spacing w:line="240" w:lineRule="exact"/>
         <w:ind w:start="4320" w:firstLine="720"/>
       </w:pPr>
@@ -1475,11 +1186,26 @@
           <w:sz w:val="24"/>
           <w:szCs w:val="24"/>
         </w:rPr>
-        <w:t xml:space="preserve">)</w:t>
-      </w:r>
-    </w:p>
-    <w:p>
-      <w:pPr>
+      </w:r>
+      <w:r>
+        <w:rPr>
+          <w:rFonts w:ascii="Times New Roman" w:cs="Times New Roman" w:eastAsia="Times New Roman" w:hAnsi="Times New Roman"/>
+          <w:b w:val="false"/>
+          <w:bCs w:val="false"/>
+          <w:sz w:val="24"/>
+          <w:szCs w:val="24"/>
+        </w:rPr>
+        <w:tab/>
+        <w:t>)</w:t>
+      </w:r>
+    </w:p>
+    <w:p>
+      <w:pPr>
+        <w:tabs>
+          <w:tab w:pos="1080" w:val="left"/>
+          <w:tab w:pos="6480" w:val="right"/>
+          <w:tab w:pos="6768" w:val="left"/>
+        </w:tabs>
         <w:spacing w:line="240" w:lineRule="exact"/>
         <w:ind w:firstLine="720"/>
       </w:pPr>
@@ -1491,41 +1217,18 @@
           <w:sz w:val="24"/>
           <w:szCs w:val="24"/>
         </w:rPr>
-        <w:t xml:space="preserve">A Minor Child.</w:t>
-      </w:r>
-      <w:r>
-        <w:rPr>
-          <w:rFonts w:ascii="Times New Roman" w:cs="Times New Roman" w:eastAsia="Times New Roman" w:hAnsi="Times New Roman"/>
-          <w:sz w:val="24"/>
-          <w:szCs w:val="24"/>
-        </w:rPr>
-        <w:t xml:space="preserve">	</w:t>
-      </w:r>
-      <w:r>
-        <w:rPr>
-          <w:rFonts w:ascii="Times New Roman" w:cs="Times New Roman" w:eastAsia="Times New Roman" w:hAnsi="Times New Roman"/>
-          <w:sz w:val="24"/>
-          <w:szCs w:val="24"/>
-        </w:rPr>
-        <w:t xml:space="preserve">	</w:t>
-      </w:r>
-      <w:r>
-        <w:rPr>
-          <w:rFonts w:ascii="Times New Roman" w:cs="Times New Roman" w:eastAsia="Times New Roman" w:hAnsi="Times New Roman"/>
-          <w:sz w:val="24"/>
-          <w:szCs w:val="24"/>
-        </w:rPr>
-        <w:t xml:space="preserve">	</w:t>
-      </w:r>
-      <w:r>
-        <w:rPr>
-          <w:rFonts w:ascii="Times New Roman" w:cs="Times New Roman" w:eastAsia="Times New Roman" w:hAnsi="Times New Roman"/>
-          <w:b w:val="false"/>
-          <w:bCs w:val="false"/>
-          <w:sz w:val="24"/>
-          <w:szCs w:val="24"/>
-        </w:rPr>
-        <w:t xml:space="preserve">)</w:t>
+        <w:t>A Minor Child.</w:t>
+      </w:r>
+      <w:r>
+        <w:rPr>
+          <w:rFonts w:ascii="Times New Roman" w:cs="Times New Roman" w:eastAsia="Times New Roman" w:hAnsi="Times New Roman"/>
+          <w:b w:val="false"/>
+          <w:bCs w:val="false"/>
+          <w:sz w:val="24"/>
+          <w:szCs w:val="24"/>
+        </w:rPr>
+        <w:tab/>
+        <w:t>)</w:t>
       </w:r>
     </w:p>
     <w:p>
@@ -1813,159 +1516,99 @@
     </w:p>
     <w:p>
       <w:pPr>
-        <w:spacing w:line="240" w:lineRule="exact"/>
-      </w:pPr>
-      <w:r>
-        <w:rPr>
-          <w:rFonts w:ascii="Times New Roman" w:cs="Times New Roman" w:eastAsia="Times New Roman" w:hAnsi="Times New Roman"/>
-          <w:b w:val="false"/>
-          <w:bCs w:val="false"/>
-          <w:sz w:val="24"/>
-          <w:szCs w:val="24"/>
-        </w:rPr>
-        <w:t xml:space="preserve">In the Matter of the Adoption of</w:t>
-      </w:r>
-      <w:r>
-        <w:rPr>
-          <w:rFonts w:ascii="Times New Roman" w:cs="Times New Roman" w:eastAsia="Times New Roman" w:hAnsi="Times New Roman"/>
-          <w:sz w:val="24"/>
-          <w:szCs w:val="24"/>
-        </w:rPr>
-        <w:t xml:space="preserve">	</w:t>
-      </w:r>
-      <w:r>
-        <w:rPr>
-          <w:rFonts w:ascii="Times New Roman" w:cs="Times New Roman" w:eastAsia="Times New Roman" w:hAnsi="Times New Roman"/>
-          <w:b w:val="false"/>
-          <w:bCs w:val="false"/>
-          <w:sz w:val="24"/>
-          <w:szCs w:val="24"/>
-        </w:rPr>
-        <w:t xml:space="preserve">)</w:t>
-      </w:r>
-    </w:p>
-    <w:p>
-      <w:pPr>
-        <w:spacing w:line="240" w:lineRule="exact"/>
-      </w:pPr>
-      <w:r>
-        <w:rPr>
-          <w:rFonts w:ascii="Times New Roman" w:cs="Times New Roman" w:eastAsia="Times New Roman" w:hAnsi="Times New Roman"/>
-          <w:sz w:val="24"/>
-          <w:szCs w:val="24"/>
-        </w:rPr>
-        <w:t xml:space="preserve">	</w:t>
-      </w:r>
-      <w:r>
-        <w:rPr>
-          <w:rFonts w:ascii="Times New Roman" w:cs="Times New Roman" w:eastAsia="Times New Roman" w:hAnsi="Times New Roman"/>
-          <w:sz w:val="24"/>
-          <w:szCs w:val="24"/>
-        </w:rPr>
-        <w:t xml:space="preserve">	</w:t>
-      </w:r>
-      <w:r>
-        <w:rPr>
-          <w:rFonts w:ascii="Times New Roman" w:cs="Times New Roman" w:eastAsia="Times New Roman" w:hAnsi="Times New Roman"/>
-          <w:sz w:val="24"/>
-          <w:szCs w:val="24"/>
-        </w:rPr>
-        <w:t xml:space="preserve">	</w:t>
-      </w:r>
-      <w:r>
-        <w:rPr>
-          <w:rFonts w:ascii="Times New Roman" w:cs="Times New Roman" w:eastAsia="Times New Roman" w:hAnsi="Times New Roman"/>
-          <w:sz w:val="24"/>
-          <w:szCs w:val="24"/>
-        </w:rPr>
-        <w:t xml:space="preserve">	</w:t>
-      </w:r>
-      <w:r>
-        <w:rPr>
-          <w:rFonts w:ascii="Times New Roman" w:cs="Times New Roman" w:eastAsia="Times New Roman" w:hAnsi="Times New Roman"/>
-          <w:sz w:val="24"/>
-          <w:szCs w:val="24"/>
-        </w:rPr>
-        <w:t xml:space="preserve">	</w:t>
-      </w:r>
-      <w:r>
-        <w:rPr>
-          <w:rFonts w:ascii="Times New Roman" w:cs="Times New Roman" w:eastAsia="Times New Roman" w:hAnsi="Times New Roman"/>
-          <w:sz w:val="24"/>
-          <w:szCs w:val="24"/>
-        </w:rPr>
-        <w:t xml:space="preserve">	</w:t>
-      </w:r>
-      <w:r>
-        <w:rPr>
-          <w:rFonts w:ascii="Times New Roman" w:cs="Times New Roman" w:eastAsia="Times New Roman" w:hAnsi="Times New Roman"/>
-          <w:sz w:val="24"/>
-          <w:szCs w:val="24"/>
-        </w:rPr>
-        <w:t xml:space="preserve">	</w:t>
-      </w:r>
-      <w:r>
-        <w:rPr>
-          <w:rFonts w:ascii="Times New Roman" w:cs="Times New Roman" w:eastAsia="Times New Roman" w:hAnsi="Times New Roman"/>
-          <w:b w:val="false"/>
-          <w:bCs w:val="false"/>
-          <w:sz w:val="24"/>
-          <w:szCs w:val="24"/>
-        </w:rPr>
-        <w:t xml:space="preserve">)</w:t>
-      </w:r>
-    </w:p>
-    <w:p>
-      <w:pPr>
-        <w:spacing w:line="240" w:lineRule="exact"/>
-      </w:pPr>
-      <w:r>
-        <w:rPr>
-          <w:rFonts w:ascii="Times New Roman" w:cs="Times New Roman" w:eastAsia="Times New Roman" w:hAnsi="Times New Roman"/>
-          <w:b w:val="false"/>
-          <w:bCs w:val="false"/>
-          <w:sz w:val="24"/>
-          <w:szCs w:val="24"/>
-        </w:rPr>
-        <w:t xml:space="preserve">{{ child1_name_upper }}</w:t>
-      </w:r>
-      <w:r>
-        <w:rPr>
-          <w:rFonts w:ascii="Times New Roman" w:cs="Times New Roman" w:eastAsia="Times New Roman" w:hAnsi="Times New Roman"/>
-          <w:sz w:val="24"/>
-          <w:szCs w:val="24"/>
-        </w:rPr>
-        <w:t xml:space="preserve">	</w:t>
-      </w:r>
-      <w:r>
-        <w:rPr>
-          <w:rFonts w:ascii="Times New Roman" w:cs="Times New Roman" w:eastAsia="Times New Roman" w:hAnsi="Times New Roman"/>
-          <w:sz w:val="24"/>
-          <w:szCs w:val="24"/>
-        </w:rPr>
-        <w:t xml:space="preserve">	</w:t>
-      </w:r>
-      <w:r>
-        <w:rPr>
-          <w:rFonts w:ascii="Times New Roman" w:cs="Times New Roman" w:eastAsia="Times New Roman" w:hAnsi="Times New Roman"/>
-          <w:sz w:val="24"/>
-          <w:szCs w:val="24"/>
-        </w:rPr>
-        <w:t xml:space="preserve">	</w:t>
-      </w:r>
-      <w:r>
-        <w:rPr>
-          <w:rFonts w:ascii="Times New Roman" w:cs="Times New Roman" w:eastAsia="Times New Roman" w:hAnsi="Times New Roman"/>
-          <w:b w:val="false"/>
-          <w:bCs w:val="false"/>
-          <w:sz w:val="24"/>
-          <w:szCs w:val="24"/>
-        </w:rPr>
-        <w:t xml:space="preserve">) </w:t>
-      </w:r>
-    </w:p>
-    <w:p>
-      <w:pPr>
+        <w:tabs>
+          <w:tab w:pos="1080" w:val="left"/>
+          <w:tab w:pos="6480" w:val="right"/>
+          <w:tab w:pos="6768" w:val="left"/>
+        </w:tabs>
+        <w:spacing w:line="240" w:lineRule="exact"/>
+      </w:pPr>
+      <w:r>
+        <w:rPr>
+          <w:rFonts w:ascii="Times New Roman" w:cs="Times New Roman" w:eastAsia="Times New Roman" w:hAnsi="Times New Roman"/>
+          <w:b w:val="false"/>
+          <w:bCs w:val="false"/>
+          <w:sz w:val="24"/>
+          <w:szCs w:val="24"/>
+        </w:rPr>
+        <w:t>In the Matter of the Adoption of</w:t>
+      </w:r>
+      <w:r>
+        <w:rPr>
+          <w:rFonts w:ascii="Times New Roman" w:cs="Times New Roman" w:eastAsia="Times New Roman" w:hAnsi="Times New Roman"/>
+          <w:b w:val="false"/>
+          <w:bCs w:val="false"/>
+          <w:sz w:val="24"/>
+          <w:szCs w:val="24"/>
+        </w:rPr>
+        <w:tab/>
+        <w:t>)</w:t>
+      </w:r>
+    </w:p>
+    <w:p>
+      <w:pPr>
+        <w:tabs>
+          <w:tab w:pos="1080" w:val="left"/>
+          <w:tab w:pos="6480" w:val="right"/>
+          <w:tab w:pos="6768" w:val="left"/>
+        </w:tabs>
+        <w:spacing w:line="240" w:lineRule="exact"/>
+      </w:pPr>
+      <w:r>
+        <w:rPr>
+          <w:rFonts w:ascii="Times New Roman" w:cs="Times New Roman" w:eastAsia="Times New Roman" w:hAnsi="Times New Roman"/>
+          <w:sz w:val="24"/>
+          <w:szCs w:val="24"/>
+        </w:rPr>
+      </w:r>
+      <w:r>
+        <w:rPr>
+          <w:rFonts w:ascii="Times New Roman" w:cs="Times New Roman" w:eastAsia="Times New Roman" w:hAnsi="Times New Roman"/>
+          <w:sz w:val="24"/>
+          <w:szCs w:val="24"/>
+        </w:rPr>
+        <w:tab/>
+        <w:t>)</w:t>
+      </w:r>
+    </w:p>
+    <w:p>
+      <w:pPr>
+        <w:tabs>
+          <w:tab w:pos="1080" w:val="left"/>
+          <w:tab w:pos="6480" w:val="right"/>
+          <w:tab w:pos="6768" w:val="left"/>
+        </w:tabs>
+        <w:spacing w:line="240" w:lineRule="exact"/>
+      </w:pPr>
+      <w:r>
+        <w:rPr>
+          <w:rFonts w:ascii="Times New Roman" w:cs="Times New Roman" w:eastAsia="Times New Roman" w:hAnsi="Times New Roman"/>
+          <w:b w:val="false"/>
+          <w:bCs w:val="false"/>
+          <w:sz w:val="24"/>
+          <w:szCs w:val="24"/>
+        </w:rPr>
+        <w:t>{{ child1_name_upper }}</w:t>
+      </w:r>
+      <w:r>
+        <w:rPr>
+          <w:rFonts w:ascii="Times New Roman" w:cs="Times New Roman" w:eastAsia="Times New Roman" w:hAnsi="Times New Roman"/>
+          <w:b w:val="false"/>
+          <w:bCs w:val="false"/>
+          <w:sz w:val="24"/>
+          <w:szCs w:val="24"/>
+        </w:rPr>
+        <w:tab/>
+        <w:t>)</w:t>
+      </w:r>
+    </w:p>
+    <w:p>
+      <w:pPr>
+        <w:tabs>
+          <w:tab w:pos="1080" w:val="left"/>
+          <w:tab w:pos="6480" w:val="right"/>
+          <w:tab w:pos="6768" w:val="left"/>
+        </w:tabs>
         <w:spacing w:line="240" w:lineRule="exact"/>
       </w:pPr>
       <w:r>
@@ -1977,70 +1620,39 @@
           <w:szCs w:val="24"/>
         </w:rPr>
         <w:t xml:space="preserve">DOB:  </w:t>
-      </w:r>
-      <w:r>
-        <w:rPr>
-          <w:rFonts w:ascii="Times New Roman" w:cs="Times New Roman" w:eastAsia="Times New Roman" w:hAnsi="Times New Roman"/>
-          <w:sz w:val="24"/>
-          <w:szCs w:val="24"/>
-        </w:rPr>
-        <w:t xml:space="preserve">	</w:t>
-      </w:r>
-      <w:r>
-        <w:rPr>
-          <w:rFonts w:ascii="Times New Roman" w:cs="Times New Roman" w:eastAsia="Times New Roman" w:hAnsi="Times New Roman"/>
-          <w:b w:val="false"/>
-          <w:bCs w:val="false"/>
-          <w:sz w:val="24"/>
-          <w:szCs w:val="24"/>
-        </w:rPr>
-        <w:t xml:space="preserve">{{ child1_dob }},</w:t>
-      </w:r>
-      <w:r>
-        <w:rPr>
-          <w:rFonts w:ascii="Times New Roman" w:cs="Times New Roman" w:eastAsia="Times New Roman" w:hAnsi="Times New Roman"/>
-          <w:sz w:val="24"/>
-          <w:szCs w:val="24"/>
-        </w:rPr>
-        <w:t xml:space="preserve">	</w:t>
-      </w:r>
-      <w:r>
-        <w:rPr>
-          <w:rFonts w:ascii="Times New Roman" w:cs="Times New Roman" w:eastAsia="Times New Roman" w:hAnsi="Times New Roman"/>
-          <w:sz w:val="24"/>
-          <w:szCs w:val="24"/>
-        </w:rPr>
-        <w:t xml:space="preserve">	</w:t>
-      </w:r>
-      <w:r>
-        <w:rPr>
-          <w:rFonts w:ascii="Times New Roman" w:cs="Times New Roman" w:eastAsia="Times New Roman" w:hAnsi="Times New Roman"/>
-          <w:sz w:val="24"/>
-          <w:szCs w:val="24"/>
-        </w:rPr>
-        <w:t xml:space="preserve">	</w:t>
-      </w:r>
-      <w:r>
-        <w:rPr>
-          <w:rFonts w:ascii="Times New Roman" w:cs="Times New Roman" w:eastAsia="Times New Roman" w:hAnsi="Times New Roman"/>
-          <w:sz w:val="24"/>
-          <w:szCs w:val="24"/>
-        </w:rPr>
-        <w:t xml:space="preserve">	</w:t>
-      </w:r>
-      <w:r>
-        <w:rPr>
-          <w:rFonts w:ascii="Times New Roman" w:cs="Times New Roman" w:eastAsia="Times New Roman" w:hAnsi="Times New Roman"/>
-          <w:b w:val="false"/>
-          <w:bCs w:val="false"/>
-          <w:sz w:val="24"/>
-          <w:szCs w:val="24"/>
-        </w:rPr>
-        <w:t xml:space="preserve">) No. {{ case_number }}</w:t>
-      </w:r>
-    </w:p>
-    <w:p>
-      <w:pPr>
+        <w:tab/>
+        <w:t>{{ child1_dob }},</w:t>
+      </w:r>
+      <w:r>
+        <w:rPr>
+          <w:rFonts w:ascii="Times New Roman" w:cs="Times New Roman" w:eastAsia="Times New Roman" w:hAnsi="Times New Roman"/>
+          <w:b w:val="false"/>
+          <w:bCs w:val="false"/>
+          <w:sz w:val="24"/>
+          <w:szCs w:val="24"/>
+        </w:rPr>
+        <w:tab/>
+        <w:t>)</w:t>
+      </w:r>
+      <w:r>
+        <w:rPr>
+          <w:rFonts w:ascii="Times New Roman" w:cs="Times New Roman" w:eastAsia="Times New Roman" w:hAnsi="Times New Roman"/>
+          <w:b w:val="false"/>
+          <w:bCs w:val="false"/>
+          <w:sz w:val="24"/>
+          <w:szCs w:val="24"/>
+        </w:rPr>
+        <w:tab/>
+        <w:t>No. {{ case_number }}</w:t>
+      </w:r>
+    </w:p>
+    <w:p>
+      <w:pPr>
+        <w:tabs>
+          <w:tab w:pos="1080" w:val="left"/>
+          <w:tab w:pos="6480" w:val="right"/>
+          <w:tab w:pos="6768" w:val="left"/>
+        </w:tabs>
         <w:spacing w:line="240" w:lineRule="exact"/>
         <w:ind w:start="4320" w:firstLine="720"/>
       </w:pPr>
@@ -2052,11 +1664,26 @@
           <w:sz w:val="24"/>
           <w:szCs w:val="24"/>
         </w:rPr>
-        <w:t xml:space="preserve">)</w:t>
-      </w:r>
-    </w:p>
-    <w:p>
-      <w:pPr>
+      </w:r>
+      <w:r>
+        <w:rPr>
+          <w:rFonts w:ascii="Times New Roman" w:cs="Times New Roman" w:eastAsia="Times New Roman" w:hAnsi="Times New Roman"/>
+          <w:b w:val="false"/>
+          <w:bCs w:val="false"/>
+          <w:sz w:val="24"/>
+          <w:szCs w:val="24"/>
+        </w:rPr>
+        <w:tab/>
+        <w:t>)</w:t>
+      </w:r>
+    </w:p>
+    <w:p>
+      <w:pPr>
+        <w:tabs>
+          <w:tab w:pos="1080" w:val="left"/>
+          <w:tab w:pos="6480" w:val="right"/>
+          <w:tab w:pos="6768" w:val="left"/>
+        </w:tabs>
         <w:spacing w:line="240" w:lineRule="exact"/>
         <w:ind w:firstLine="720"/>
       </w:pPr>
@@ -2068,41 +1695,18 @@
           <w:sz w:val="24"/>
           <w:szCs w:val="24"/>
         </w:rPr>
-        <w:t xml:space="preserve">A Minor Child.</w:t>
-      </w:r>
-      <w:r>
-        <w:rPr>
-          <w:rFonts w:ascii="Times New Roman" w:cs="Times New Roman" w:eastAsia="Times New Roman" w:hAnsi="Times New Roman"/>
-          <w:sz w:val="24"/>
-          <w:szCs w:val="24"/>
-        </w:rPr>
-        <w:t xml:space="preserve">	</w:t>
-      </w:r>
-      <w:r>
-        <w:rPr>
-          <w:rFonts w:ascii="Times New Roman" w:cs="Times New Roman" w:eastAsia="Times New Roman" w:hAnsi="Times New Roman"/>
-          <w:sz w:val="24"/>
-          <w:szCs w:val="24"/>
-        </w:rPr>
-        <w:t xml:space="preserve">	</w:t>
-      </w:r>
-      <w:r>
-        <w:rPr>
-          <w:rFonts w:ascii="Times New Roman" w:cs="Times New Roman" w:eastAsia="Times New Roman" w:hAnsi="Times New Roman"/>
-          <w:sz w:val="24"/>
-          <w:szCs w:val="24"/>
-        </w:rPr>
-        <w:t xml:space="preserve">	</w:t>
-      </w:r>
-      <w:r>
-        <w:rPr>
-          <w:rFonts w:ascii="Times New Roman" w:cs="Times New Roman" w:eastAsia="Times New Roman" w:hAnsi="Times New Roman"/>
-          <w:b w:val="false"/>
-          <w:bCs w:val="false"/>
-          <w:sz w:val="24"/>
-          <w:szCs w:val="24"/>
-        </w:rPr>
-        <w:t xml:space="preserve">)</w:t>
+        <w:t>A Minor Child.</w:t>
+      </w:r>
+      <w:r>
+        <w:rPr>
+          <w:rFonts w:ascii="Times New Roman" w:cs="Times New Roman" w:eastAsia="Times New Roman" w:hAnsi="Times New Roman"/>
+          <w:b w:val="false"/>
+          <w:bCs w:val="false"/>
+          <w:sz w:val="24"/>
+          <w:szCs w:val="24"/>
+        </w:rPr>
+        <w:tab/>
+        <w:t>)</w:t>
       </w:r>
     </w:p>
     <w:p>
@@ -2465,159 +2069,99 @@
     </w:p>
     <w:p>
       <w:pPr>
-        <w:spacing w:line="240" w:lineRule="exact"/>
-      </w:pPr>
-      <w:r>
-        <w:rPr>
-          <w:rFonts w:ascii="Times New Roman" w:cs="Times New Roman" w:eastAsia="Times New Roman" w:hAnsi="Times New Roman"/>
-          <w:b w:val="false"/>
-          <w:bCs w:val="false"/>
-          <w:sz w:val="24"/>
-          <w:szCs w:val="24"/>
-        </w:rPr>
-        <w:t xml:space="preserve">In the Matter of the Adoption of</w:t>
-      </w:r>
-      <w:r>
-        <w:rPr>
-          <w:rFonts w:ascii="Times New Roman" w:cs="Times New Roman" w:eastAsia="Times New Roman" w:hAnsi="Times New Roman"/>
-          <w:sz w:val="24"/>
-          <w:szCs w:val="24"/>
-        </w:rPr>
-        <w:t xml:space="preserve">	</w:t>
-      </w:r>
-      <w:r>
-        <w:rPr>
-          <w:rFonts w:ascii="Times New Roman" w:cs="Times New Roman" w:eastAsia="Times New Roman" w:hAnsi="Times New Roman"/>
-          <w:b w:val="false"/>
-          <w:bCs w:val="false"/>
-          <w:sz w:val="24"/>
-          <w:szCs w:val="24"/>
-        </w:rPr>
-        <w:t xml:space="preserve">)</w:t>
-      </w:r>
-    </w:p>
-    <w:p>
-      <w:pPr>
-        <w:spacing w:line="240" w:lineRule="exact"/>
-      </w:pPr>
-      <w:r>
-        <w:rPr>
-          <w:rFonts w:ascii="Times New Roman" w:cs="Times New Roman" w:eastAsia="Times New Roman" w:hAnsi="Times New Roman"/>
-          <w:sz w:val="24"/>
-          <w:szCs w:val="24"/>
-        </w:rPr>
-        <w:t xml:space="preserve">	</w:t>
-      </w:r>
-      <w:r>
-        <w:rPr>
-          <w:rFonts w:ascii="Times New Roman" w:cs="Times New Roman" w:eastAsia="Times New Roman" w:hAnsi="Times New Roman"/>
-          <w:sz w:val="24"/>
-          <w:szCs w:val="24"/>
-        </w:rPr>
-        <w:t xml:space="preserve">	</w:t>
-      </w:r>
-      <w:r>
-        <w:rPr>
-          <w:rFonts w:ascii="Times New Roman" w:cs="Times New Roman" w:eastAsia="Times New Roman" w:hAnsi="Times New Roman"/>
-          <w:sz w:val="24"/>
-          <w:szCs w:val="24"/>
-        </w:rPr>
-        <w:t xml:space="preserve">	</w:t>
-      </w:r>
-      <w:r>
-        <w:rPr>
-          <w:rFonts w:ascii="Times New Roman" w:cs="Times New Roman" w:eastAsia="Times New Roman" w:hAnsi="Times New Roman"/>
-          <w:sz w:val="24"/>
-          <w:szCs w:val="24"/>
-        </w:rPr>
-        <w:t xml:space="preserve">	</w:t>
-      </w:r>
-      <w:r>
-        <w:rPr>
-          <w:rFonts w:ascii="Times New Roman" w:cs="Times New Roman" w:eastAsia="Times New Roman" w:hAnsi="Times New Roman"/>
-          <w:sz w:val="24"/>
-          <w:szCs w:val="24"/>
-        </w:rPr>
-        <w:t xml:space="preserve">	</w:t>
-      </w:r>
-      <w:r>
-        <w:rPr>
-          <w:rFonts w:ascii="Times New Roman" w:cs="Times New Roman" w:eastAsia="Times New Roman" w:hAnsi="Times New Roman"/>
-          <w:sz w:val="24"/>
-          <w:szCs w:val="24"/>
-        </w:rPr>
-        <w:t xml:space="preserve">	</w:t>
-      </w:r>
-      <w:r>
-        <w:rPr>
-          <w:rFonts w:ascii="Times New Roman" w:cs="Times New Roman" w:eastAsia="Times New Roman" w:hAnsi="Times New Roman"/>
-          <w:sz w:val="24"/>
-          <w:szCs w:val="24"/>
-        </w:rPr>
-        <w:t xml:space="preserve">	</w:t>
-      </w:r>
-      <w:r>
-        <w:rPr>
-          <w:rFonts w:ascii="Times New Roman" w:cs="Times New Roman" w:eastAsia="Times New Roman" w:hAnsi="Times New Roman"/>
-          <w:b w:val="false"/>
-          <w:bCs w:val="false"/>
-          <w:sz w:val="24"/>
-          <w:szCs w:val="24"/>
-        </w:rPr>
-        <w:t xml:space="preserve">)</w:t>
-      </w:r>
-    </w:p>
-    <w:p>
-      <w:pPr>
-        <w:spacing w:line="240" w:lineRule="exact"/>
-      </w:pPr>
-      <w:r>
-        <w:rPr>
-          <w:rFonts w:ascii="Times New Roman" w:cs="Times New Roman" w:eastAsia="Times New Roman" w:hAnsi="Times New Roman"/>
-          <w:b w:val="false"/>
-          <w:bCs w:val="false"/>
-          <w:sz w:val="24"/>
-          <w:szCs w:val="24"/>
-        </w:rPr>
-        <w:t xml:space="preserve">{{ child1_name_upper }}</w:t>
-      </w:r>
-      <w:r>
-        <w:rPr>
-          <w:rFonts w:ascii="Times New Roman" w:cs="Times New Roman" w:eastAsia="Times New Roman" w:hAnsi="Times New Roman"/>
-          <w:sz w:val="24"/>
-          <w:szCs w:val="24"/>
-        </w:rPr>
-        <w:t xml:space="preserve">	</w:t>
-      </w:r>
-      <w:r>
-        <w:rPr>
-          <w:rFonts w:ascii="Times New Roman" w:cs="Times New Roman" w:eastAsia="Times New Roman" w:hAnsi="Times New Roman"/>
-          <w:sz w:val="24"/>
-          <w:szCs w:val="24"/>
-        </w:rPr>
-        <w:t xml:space="preserve">	</w:t>
-      </w:r>
-      <w:r>
-        <w:rPr>
-          <w:rFonts w:ascii="Times New Roman" w:cs="Times New Roman" w:eastAsia="Times New Roman" w:hAnsi="Times New Roman"/>
-          <w:sz w:val="24"/>
-          <w:szCs w:val="24"/>
-        </w:rPr>
-        <w:t xml:space="preserve">	</w:t>
-      </w:r>
-      <w:r>
-        <w:rPr>
-          <w:rFonts w:ascii="Times New Roman" w:cs="Times New Roman" w:eastAsia="Times New Roman" w:hAnsi="Times New Roman"/>
-          <w:b w:val="false"/>
-          <w:bCs w:val="false"/>
-          <w:sz w:val="24"/>
-          <w:szCs w:val="24"/>
-        </w:rPr>
-        <w:t xml:space="preserve">) </w:t>
-      </w:r>
-    </w:p>
-    <w:p>
-      <w:pPr>
+        <w:tabs>
+          <w:tab w:pos="1080" w:val="left"/>
+          <w:tab w:pos="6480" w:val="right"/>
+          <w:tab w:pos="6768" w:val="left"/>
+        </w:tabs>
+        <w:spacing w:line="240" w:lineRule="exact"/>
+      </w:pPr>
+      <w:r>
+        <w:rPr>
+          <w:rFonts w:ascii="Times New Roman" w:cs="Times New Roman" w:eastAsia="Times New Roman" w:hAnsi="Times New Roman"/>
+          <w:b w:val="false"/>
+          <w:bCs w:val="false"/>
+          <w:sz w:val="24"/>
+          <w:szCs w:val="24"/>
+        </w:rPr>
+        <w:t>In the Matter of the Adoption of</w:t>
+      </w:r>
+      <w:r>
+        <w:rPr>
+          <w:rFonts w:ascii="Times New Roman" w:cs="Times New Roman" w:eastAsia="Times New Roman" w:hAnsi="Times New Roman"/>
+          <w:b w:val="false"/>
+          <w:bCs w:val="false"/>
+          <w:sz w:val="24"/>
+          <w:szCs w:val="24"/>
+        </w:rPr>
+        <w:tab/>
+        <w:t>)</w:t>
+      </w:r>
+    </w:p>
+    <w:p>
+      <w:pPr>
+        <w:tabs>
+          <w:tab w:pos="1080" w:val="left"/>
+          <w:tab w:pos="6480" w:val="right"/>
+          <w:tab w:pos="6768" w:val="left"/>
+        </w:tabs>
+        <w:spacing w:line="240" w:lineRule="exact"/>
+      </w:pPr>
+      <w:r>
+        <w:rPr>
+          <w:rFonts w:ascii="Times New Roman" w:cs="Times New Roman" w:eastAsia="Times New Roman" w:hAnsi="Times New Roman"/>
+          <w:sz w:val="24"/>
+          <w:szCs w:val="24"/>
+        </w:rPr>
+      </w:r>
+      <w:r>
+        <w:rPr>
+          <w:rFonts w:ascii="Times New Roman" w:cs="Times New Roman" w:eastAsia="Times New Roman" w:hAnsi="Times New Roman"/>
+          <w:sz w:val="24"/>
+          <w:szCs w:val="24"/>
+        </w:rPr>
+        <w:tab/>
+        <w:t>)</w:t>
+      </w:r>
+    </w:p>
+    <w:p>
+      <w:pPr>
+        <w:tabs>
+          <w:tab w:pos="1080" w:val="left"/>
+          <w:tab w:pos="6480" w:val="right"/>
+          <w:tab w:pos="6768" w:val="left"/>
+        </w:tabs>
+        <w:spacing w:line="240" w:lineRule="exact"/>
+      </w:pPr>
+      <w:r>
+        <w:rPr>
+          <w:rFonts w:ascii="Times New Roman" w:cs="Times New Roman" w:eastAsia="Times New Roman" w:hAnsi="Times New Roman"/>
+          <w:b w:val="false"/>
+          <w:bCs w:val="false"/>
+          <w:sz w:val="24"/>
+          <w:szCs w:val="24"/>
+        </w:rPr>
+        <w:t>{{ child1_name_upper }}</w:t>
+      </w:r>
+      <w:r>
+        <w:rPr>
+          <w:rFonts w:ascii="Times New Roman" w:cs="Times New Roman" w:eastAsia="Times New Roman" w:hAnsi="Times New Roman"/>
+          <w:b w:val="false"/>
+          <w:bCs w:val="false"/>
+          <w:sz w:val="24"/>
+          <w:szCs w:val="24"/>
+        </w:rPr>
+        <w:tab/>
+        <w:t>)</w:t>
+      </w:r>
+    </w:p>
+    <w:p>
+      <w:pPr>
+        <w:tabs>
+          <w:tab w:pos="1080" w:val="left"/>
+          <w:tab w:pos="6480" w:val="right"/>
+          <w:tab w:pos="6768" w:val="left"/>
+        </w:tabs>
         <w:spacing w:line="240" w:lineRule="exact"/>
       </w:pPr>
       <w:r>
@@ -2629,70 +2173,39 @@
           <w:szCs w:val="24"/>
         </w:rPr>
         <w:t xml:space="preserve">DOB:  </w:t>
-      </w:r>
-      <w:r>
-        <w:rPr>
-          <w:rFonts w:ascii="Times New Roman" w:cs="Times New Roman" w:eastAsia="Times New Roman" w:hAnsi="Times New Roman"/>
-          <w:sz w:val="24"/>
-          <w:szCs w:val="24"/>
-        </w:rPr>
-        <w:t xml:space="preserve">	</w:t>
-      </w:r>
-      <w:r>
-        <w:rPr>
-          <w:rFonts w:ascii="Times New Roman" w:cs="Times New Roman" w:eastAsia="Times New Roman" w:hAnsi="Times New Roman"/>
-          <w:b w:val="false"/>
-          <w:bCs w:val="false"/>
-          <w:sz w:val="24"/>
-          <w:szCs w:val="24"/>
-        </w:rPr>
-        <w:t xml:space="preserve">{{ child1_dob }},</w:t>
-      </w:r>
-      <w:r>
-        <w:rPr>
-          <w:rFonts w:ascii="Times New Roman" w:cs="Times New Roman" w:eastAsia="Times New Roman" w:hAnsi="Times New Roman"/>
-          <w:sz w:val="24"/>
-          <w:szCs w:val="24"/>
-        </w:rPr>
-        <w:t xml:space="preserve">	</w:t>
-      </w:r>
-      <w:r>
-        <w:rPr>
-          <w:rFonts w:ascii="Times New Roman" w:cs="Times New Roman" w:eastAsia="Times New Roman" w:hAnsi="Times New Roman"/>
-          <w:sz w:val="24"/>
-          <w:szCs w:val="24"/>
-        </w:rPr>
-        <w:t xml:space="preserve">	</w:t>
-      </w:r>
-      <w:r>
-        <w:rPr>
-          <w:rFonts w:ascii="Times New Roman" w:cs="Times New Roman" w:eastAsia="Times New Roman" w:hAnsi="Times New Roman"/>
-          <w:sz w:val="24"/>
-          <w:szCs w:val="24"/>
-        </w:rPr>
-        <w:t xml:space="preserve">	</w:t>
-      </w:r>
-      <w:r>
-        <w:rPr>
-          <w:rFonts w:ascii="Times New Roman" w:cs="Times New Roman" w:eastAsia="Times New Roman" w:hAnsi="Times New Roman"/>
-          <w:sz w:val="24"/>
-          <w:szCs w:val="24"/>
-        </w:rPr>
-        <w:t xml:space="preserve">	</w:t>
-      </w:r>
-      <w:r>
-        <w:rPr>
-          <w:rFonts w:ascii="Times New Roman" w:cs="Times New Roman" w:eastAsia="Times New Roman" w:hAnsi="Times New Roman"/>
-          <w:b w:val="false"/>
-          <w:bCs w:val="false"/>
-          <w:sz w:val="24"/>
-          <w:szCs w:val="24"/>
-        </w:rPr>
-        <w:t xml:space="preserve">) No. {{ case_number }}</w:t>
-      </w:r>
-    </w:p>
-    <w:p>
-      <w:pPr>
+        <w:tab/>
+        <w:t>{{ child1_dob }},</w:t>
+      </w:r>
+      <w:r>
+        <w:rPr>
+          <w:rFonts w:ascii="Times New Roman" w:cs="Times New Roman" w:eastAsia="Times New Roman" w:hAnsi="Times New Roman"/>
+          <w:b w:val="false"/>
+          <w:bCs w:val="false"/>
+          <w:sz w:val="24"/>
+          <w:szCs w:val="24"/>
+        </w:rPr>
+        <w:tab/>
+        <w:t>)</w:t>
+      </w:r>
+      <w:r>
+        <w:rPr>
+          <w:rFonts w:ascii="Times New Roman" w:cs="Times New Roman" w:eastAsia="Times New Roman" w:hAnsi="Times New Roman"/>
+          <w:b w:val="false"/>
+          <w:bCs w:val="false"/>
+          <w:sz w:val="24"/>
+          <w:szCs w:val="24"/>
+        </w:rPr>
+        <w:tab/>
+        <w:t>No. {{ case_number }}</w:t>
+      </w:r>
+    </w:p>
+    <w:p>
+      <w:pPr>
+        <w:tabs>
+          <w:tab w:pos="1080" w:val="left"/>
+          <w:tab w:pos="6480" w:val="right"/>
+          <w:tab w:pos="6768" w:val="left"/>
+        </w:tabs>
         <w:spacing w:line="240" w:lineRule="exact"/>
         <w:ind w:start="4320" w:firstLine="720"/>
       </w:pPr>
@@ -2704,11 +2217,26 @@
           <w:sz w:val="24"/>
           <w:szCs w:val="24"/>
         </w:rPr>
-        <w:t xml:space="preserve">)</w:t>
-      </w:r>
-    </w:p>
-    <w:p>
-      <w:pPr>
+      </w:r>
+      <w:r>
+        <w:rPr>
+          <w:rFonts w:ascii="Times New Roman" w:cs="Times New Roman" w:eastAsia="Times New Roman" w:hAnsi="Times New Roman"/>
+          <w:b w:val="false"/>
+          <w:bCs w:val="false"/>
+          <w:sz w:val="24"/>
+          <w:szCs w:val="24"/>
+        </w:rPr>
+        <w:tab/>
+        <w:t>)</w:t>
+      </w:r>
+    </w:p>
+    <w:p>
+      <w:pPr>
+        <w:tabs>
+          <w:tab w:pos="1080" w:val="left"/>
+          <w:tab w:pos="6480" w:val="right"/>
+          <w:tab w:pos="6768" w:val="left"/>
+        </w:tabs>
         <w:spacing w:line="240" w:lineRule="exact"/>
         <w:ind w:firstLine="720"/>
       </w:pPr>
@@ -2720,41 +2248,18 @@
           <w:sz w:val="24"/>
           <w:szCs w:val="24"/>
         </w:rPr>
-        <w:t xml:space="preserve">A Minor Child.</w:t>
-      </w:r>
-      <w:r>
-        <w:rPr>
-          <w:rFonts w:ascii="Times New Roman" w:cs="Times New Roman" w:eastAsia="Times New Roman" w:hAnsi="Times New Roman"/>
-          <w:sz w:val="24"/>
-          <w:szCs w:val="24"/>
-        </w:rPr>
-        <w:t xml:space="preserve">	</w:t>
-      </w:r>
-      <w:r>
-        <w:rPr>
-          <w:rFonts w:ascii="Times New Roman" w:cs="Times New Roman" w:eastAsia="Times New Roman" w:hAnsi="Times New Roman"/>
-          <w:sz w:val="24"/>
-          <w:szCs w:val="24"/>
-        </w:rPr>
-        <w:t xml:space="preserve">	</w:t>
-      </w:r>
-      <w:r>
-        <w:rPr>
-          <w:rFonts w:ascii="Times New Roman" w:cs="Times New Roman" w:eastAsia="Times New Roman" w:hAnsi="Times New Roman"/>
-          <w:sz w:val="24"/>
-          <w:szCs w:val="24"/>
-        </w:rPr>
-        <w:t xml:space="preserve">	</w:t>
-      </w:r>
-      <w:r>
-        <w:rPr>
-          <w:rFonts w:ascii="Times New Roman" w:cs="Times New Roman" w:eastAsia="Times New Roman" w:hAnsi="Times New Roman"/>
-          <w:b w:val="false"/>
-          <w:bCs w:val="false"/>
-          <w:sz w:val="24"/>
-          <w:szCs w:val="24"/>
-        </w:rPr>
-        <w:t xml:space="preserve">)</w:t>
+        <w:t>A Minor Child.</w:t>
+      </w:r>
+      <w:r>
+        <w:rPr>
+          <w:rFonts w:ascii="Times New Roman" w:cs="Times New Roman" w:eastAsia="Times New Roman" w:hAnsi="Times New Roman"/>
+          <w:b w:val="false"/>
+          <w:bCs w:val="false"/>
+          <w:sz w:val="24"/>
+          <w:szCs w:val="24"/>
+        </w:rPr>
+        <w:tab/>
+        <w:t>)</w:t>
       </w:r>
     </w:p>
     <w:p>
@@ -3077,159 +2582,99 @@
     </w:p>
     <w:p>
       <w:pPr>
-        <w:spacing w:line="240" w:lineRule="exact"/>
-      </w:pPr>
-      <w:r>
-        <w:rPr>
-          <w:rFonts w:ascii="Times New Roman" w:cs="Times New Roman" w:eastAsia="Times New Roman" w:hAnsi="Times New Roman"/>
-          <w:b w:val="false"/>
-          <w:bCs w:val="false"/>
-          <w:sz w:val="24"/>
-          <w:szCs w:val="24"/>
-        </w:rPr>
-        <w:t xml:space="preserve">In the Matter of the Adoption of</w:t>
-      </w:r>
-      <w:r>
-        <w:rPr>
-          <w:rFonts w:ascii="Times New Roman" w:cs="Times New Roman" w:eastAsia="Times New Roman" w:hAnsi="Times New Roman"/>
-          <w:sz w:val="24"/>
-          <w:szCs w:val="24"/>
-        </w:rPr>
-        <w:t xml:space="preserve">	</w:t>
-      </w:r>
-      <w:r>
-        <w:rPr>
-          <w:rFonts w:ascii="Times New Roman" w:cs="Times New Roman" w:eastAsia="Times New Roman" w:hAnsi="Times New Roman"/>
-          <w:b w:val="false"/>
-          <w:bCs w:val="false"/>
-          <w:sz w:val="24"/>
-          <w:szCs w:val="24"/>
-        </w:rPr>
-        <w:t xml:space="preserve">)</w:t>
-      </w:r>
-    </w:p>
-    <w:p>
-      <w:pPr>
-        <w:spacing w:line="240" w:lineRule="exact"/>
-      </w:pPr>
-      <w:r>
-        <w:rPr>
-          <w:rFonts w:ascii="Times New Roman" w:cs="Times New Roman" w:eastAsia="Times New Roman" w:hAnsi="Times New Roman"/>
-          <w:sz w:val="24"/>
-          <w:szCs w:val="24"/>
-        </w:rPr>
-        <w:t xml:space="preserve">	</w:t>
-      </w:r>
-      <w:r>
-        <w:rPr>
-          <w:rFonts w:ascii="Times New Roman" w:cs="Times New Roman" w:eastAsia="Times New Roman" w:hAnsi="Times New Roman"/>
-          <w:sz w:val="24"/>
-          <w:szCs w:val="24"/>
-        </w:rPr>
-        <w:t xml:space="preserve">	</w:t>
-      </w:r>
-      <w:r>
-        <w:rPr>
-          <w:rFonts w:ascii="Times New Roman" w:cs="Times New Roman" w:eastAsia="Times New Roman" w:hAnsi="Times New Roman"/>
-          <w:sz w:val="24"/>
-          <w:szCs w:val="24"/>
-        </w:rPr>
-        <w:t xml:space="preserve">	</w:t>
-      </w:r>
-      <w:r>
-        <w:rPr>
-          <w:rFonts w:ascii="Times New Roman" w:cs="Times New Roman" w:eastAsia="Times New Roman" w:hAnsi="Times New Roman"/>
-          <w:sz w:val="24"/>
-          <w:szCs w:val="24"/>
-        </w:rPr>
-        <w:t xml:space="preserve">	</w:t>
-      </w:r>
-      <w:r>
-        <w:rPr>
-          <w:rFonts w:ascii="Times New Roman" w:cs="Times New Roman" w:eastAsia="Times New Roman" w:hAnsi="Times New Roman"/>
-          <w:sz w:val="24"/>
-          <w:szCs w:val="24"/>
-        </w:rPr>
-        <w:t xml:space="preserve">	</w:t>
-      </w:r>
-      <w:r>
-        <w:rPr>
-          <w:rFonts w:ascii="Times New Roman" w:cs="Times New Roman" w:eastAsia="Times New Roman" w:hAnsi="Times New Roman"/>
-          <w:sz w:val="24"/>
-          <w:szCs w:val="24"/>
-        </w:rPr>
-        <w:t xml:space="preserve">	</w:t>
-      </w:r>
-      <w:r>
-        <w:rPr>
-          <w:rFonts w:ascii="Times New Roman" w:cs="Times New Roman" w:eastAsia="Times New Roman" w:hAnsi="Times New Roman"/>
-          <w:sz w:val="24"/>
-          <w:szCs w:val="24"/>
-        </w:rPr>
-        <w:t xml:space="preserve">	</w:t>
-      </w:r>
-      <w:r>
-        <w:rPr>
-          <w:rFonts w:ascii="Times New Roman" w:cs="Times New Roman" w:eastAsia="Times New Roman" w:hAnsi="Times New Roman"/>
-          <w:b w:val="false"/>
-          <w:bCs w:val="false"/>
-          <w:sz w:val="24"/>
-          <w:szCs w:val="24"/>
-        </w:rPr>
-        <w:t xml:space="preserve">)</w:t>
-      </w:r>
-    </w:p>
-    <w:p>
-      <w:pPr>
-        <w:spacing w:line="240" w:lineRule="exact"/>
-      </w:pPr>
-      <w:r>
-        <w:rPr>
-          <w:rFonts w:ascii="Times New Roman" w:cs="Times New Roman" w:eastAsia="Times New Roman" w:hAnsi="Times New Roman"/>
-          <w:b w:val="false"/>
-          <w:bCs w:val="false"/>
-          <w:sz w:val="24"/>
-          <w:szCs w:val="24"/>
-        </w:rPr>
-        <w:t xml:space="preserve">{{ child1_name_upper }}</w:t>
-      </w:r>
-      <w:r>
-        <w:rPr>
-          <w:rFonts w:ascii="Times New Roman" w:cs="Times New Roman" w:eastAsia="Times New Roman" w:hAnsi="Times New Roman"/>
-          <w:sz w:val="24"/>
-          <w:szCs w:val="24"/>
-        </w:rPr>
-        <w:t xml:space="preserve">	</w:t>
-      </w:r>
-      <w:r>
-        <w:rPr>
-          <w:rFonts w:ascii="Times New Roman" w:cs="Times New Roman" w:eastAsia="Times New Roman" w:hAnsi="Times New Roman"/>
-          <w:sz w:val="24"/>
-          <w:szCs w:val="24"/>
-        </w:rPr>
-        <w:t xml:space="preserve">	</w:t>
-      </w:r>
-      <w:r>
-        <w:rPr>
-          <w:rFonts w:ascii="Times New Roman" w:cs="Times New Roman" w:eastAsia="Times New Roman" w:hAnsi="Times New Roman"/>
-          <w:sz w:val="24"/>
-          <w:szCs w:val="24"/>
-        </w:rPr>
-        <w:t xml:space="preserve">	</w:t>
-      </w:r>
-      <w:r>
-        <w:rPr>
-          <w:rFonts w:ascii="Times New Roman" w:cs="Times New Roman" w:eastAsia="Times New Roman" w:hAnsi="Times New Roman"/>
-          <w:b w:val="false"/>
-          <w:bCs w:val="false"/>
-          <w:sz w:val="24"/>
-          <w:szCs w:val="24"/>
-        </w:rPr>
-        <w:t xml:space="preserve">) </w:t>
-      </w:r>
-    </w:p>
-    <w:p>
-      <w:pPr>
+        <w:tabs>
+          <w:tab w:pos="1080" w:val="left"/>
+          <w:tab w:pos="6480" w:val="right"/>
+          <w:tab w:pos="6768" w:val="left"/>
+        </w:tabs>
+        <w:spacing w:line="240" w:lineRule="exact"/>
+      </w:pPr>
+      <w:r>
+        <w:rPr>
+          <w:rFonts w:ascii="Times New Roman" w:cs="Times New Roman" w:eastAsia="Times New Roman" w:hAnsi="Times New Roman"/>
+          <w:b w:val="false"/>
+          <w:bCs w:val="false"/>
+          <w:sz w:val="24"/>
+          <w:szCs w:val="24"/>
+        </w:rPr>
+        <w:t>In the Matter of the Adoption of</w:t>
+      </w:r>
+      <w:r>
+        <w:rPr>
+          <w:rFonts w:ascii="Times New Roman" w:cs="Times New Roman" w:eastAsia="Times New Roman" w:hAnsi="Times New Roman"/>
+          <w:b w:val="false"/>
+          <w:bCs w:val="false"/>
+          <w:sz w:val="24"/>
+          <w:szCs w:val="24"/>
+        </w:rPr>
+        <w:tab/>
+        <w:t>)</w:t>
+      </w:r>
+    </w:p>
+    <w:p>
+      <w:pPr>
+        <w:tabs>
+          <w:tab w:pos="1080" w:val="left"/>
+          <w:tab w:pos="6480" w:val="right"/>
+          <w:tab w:pos="6768" w:val="left"/>
+        </w:tabs>
+        <w:spacing w:line="240" w:lineRule="exact"/>
+      </w:pPr>
+      <w:r>
+        <w:rPr>
+          <w:rFonts w:ascii="Times New Roman" w:cs="Times New Roman" w:eastAsia="Times New Roman" w:hAnsi="Times New Roman"/>
+          <w:sz w:val="24"/>
+          <w:szCs w:val="24"/>
+        </w:rPr>
+      </w:r>
+      <w:r>
+        <w:rPr>
+          <w:rFonts w:ascii="Times New Roman" w:cs="Times New Roman" w:eastAsia="Times New Roman" w:hAnsi="Times New Roman"/>
+          <w:sz w:val="24"/>
+          <w:szCs w:val="24"/>
+        </w:rPr>
+        <w:tab/>
+        <w:t>)</w:t>
+      </w:r>
+    </w:p>
+    <w:p>
+      <w:pPr>
+        <w:tabs>
+          <w:tab w:pos="1080" w:val="left"/>
+          <w:tab w:pos="6480" w:val="right"/>
+          <w:tab w:pos="6768" w:val="left"/>
+        </w:tabs>
+        <w:spacing w:line="240" w:lineRule="exact"/>
+      </w:pPr>
+      <w:r>
+        <w:rPr>
+          <w:rFonts w:ascii="Times New Roman" w:cs="Times New Roman" w:eastAsia="Times New Roman" w:hAnsi="Times New Roman"/>
+          <w:b w:val="false"/>
+          <w:bCs w:val="false"/>
+          <w:sz w:val="24"/>
+          <w:szCs w:val="24"/>
+        </w:rPr>
+        <w:t>{{ child1_name_upper }}</w:t>
+      </w:r>
+      <w:r>
+        <w:rPr>
+          <w:rFonts w:ascii="Times New Roman" w:cs="Times New Roman" w:eastAsia="Times New Roman" w:hAnsi="Times New Roman"/>
+          <w:b w:val="false"/>
+          <w:bCs w:val="false"/>
+          <w:sz w:val="24"/>
+          <w:szCs w:val="24"/>
+        </w:rPr>
+        <w:tab/>
+        <w:t>)</w:t>
+      </w:r>
+    </w:p>
+    <w:p>
+      <w:pPr>
+        <w:tabs>
+          <w:tab w:pos="1080" w:val="left"/>
+          <w:tab w:pos="6480" w:val="right"/>
+          <w:tab w:pos="6768" w:val="left"/>
+        </w:tabs>
         <w:spacing w:line="240" w:lineRule="exact"/>
       </w:pPr>
       <w:r>
@@ -3241,70 +2686,39 @@
           <w:szCs w:val="24"/>
         </w:rPr>
         <w:t xml:space="preserve">DOB:  </w:t>
-      </w:r>
-      <w:r>
-        <w:rPr>
-          <w:rFonts w:ascii="Times New Roman" w:cs="Times New Roman" w:eastAsia="Times New Roman" w:hAnsi="Times New Roman"/>
-          <w:sz w:val="24"/>
-          <w:szCs w:val="24"/>
-        </w:rPr>
-        <w:t xml:space="preserve">	</w:t>
-      </w:r>
-      <w:r>
-        <w:rPr>
-          <w:rFonts w:ascii="Times New Roman" w:cs="Times New Roman" w:eastAsia="Times New Roman" w:hAnsi="Times New Roman"/>
-          <w:b w:val="false"/>
-          <w:bCs w:val="false"/>
-          <w:sz w:val="24"/>
-          <w:szCs w:val="24"/>
-        </w:rPr>
-        <w:t xml:space="preserve">{{ child1_dob }},</w:t>
-      </w:r>
-      <w:r>
-        <w:rPr>
-          <w:rFonts w:ascii="Times New Roman" w:cs="Times New Roman" w:eastAsia="Times New Roman" w:hAnsi="Times New Roman"/>
-          <w:sz w:val="24"/>
-          <w:szCs w:val="24"/>
-        </w:rPr>
-        <w:t xml:space="preserve">	</w:t>
-      </w:r>
-      <w:r>
-        <w:rPr>
-          <w:rFonts w:ascii="Times New Roman" w:cs="Times New Roman" w:eastAsia="Times New Roman" w:hAnsi="Times New Roman"/>
-          <w:sz w:val="24"/>
-          <w:szCs w:val="24"/>
-        </w:rPr>
-        <w:t xml:space="preserve">	</w:t>
-      </w:r>
-      <w:r>
-        <w:rPr>
-          <w:rFonts w:ascii="Times New Roman" w:cs="Times New Roman" w:eastAsia="Times New Roman" w:hAnsi="Times New Roman"/>
-          <w:sz w:val="24"/>
-          <w:szCs w:val="24"/>
-        </w:rPr>
-        <w:t xml:space="preserve">	</w:t>
-      </w:r>
-      <w:r>
-        <w:rPr>
-          <w:rFonts w:ascii="Times New Roman" w:cs="Times New Roman" w:eastAsia="Times New Roman" w:hAnsi="Times New Roman"/>
-          <w:sz w:val="24"/>
-          <w:szCs w:val="24"/>
-        </w:rPr>
-        <w:t xml:space="preserve">	</w:t>
-      </w:r>
-      <w:r>
-        <w:rPr>
-          <w:rFonts w:ascii="Times New Roman" w:cs="Times New Roman" w:eastAsia="Times New Roman" w:hAnsi="Times New Roman"/>
-          <w:b w:val="false"/>
-          <w:bCs w:val="false"/>
-          <w:sz w:val="24"/>
-          <w:szCs w:val="24"/>
-        </w:rPr>
-        <w:t xml:space="preserve">) No. {{ case_number }}</w:t>
-      </w:r>
-    </w:p>
-    <w:p>
-      <w:pPr>
+        <w:tab/>
+        <w:t>{{ child1_dob }},</w:t>
+      </w:r>
+      <w:r>
+        <w:rPr>
+          <w:rFonts w:ascii="Times New Roman" w:cs="Times New Roman" w:eastAsia="Times New Roman" w:hAnsi="Times New Roman"/>
+          <w:b w:val="false"/>
+          <w:bCs w:val="false"/>
+          <w:sz w:val="24"/>
+          <w:szCs w:val="24"/>
+        </w:rPr>
+        <w:tab/>
+        <w:t>)</w:t>
+      </w:r>
+      <w:r>
+        <w:rPr>
+          <w:rFonts w:ascii="Times New Roman" w:cs="Times New Roman" w:eastAsia="Times New Roman" w:hAnsi="Times New Roman"/>
+          <w:b w:val="false"/>
+          <w:bCs w:val="false"/>
+          <w:sz w:val="24"/>
+          <w:szCs w:val="24"/>
+        </w:rPr>
+        <w:tab/>
+        <w:t>No. {{ case_number }}</w:t>
+      </w:r>
+    </w:p>
+    <w:p>
+      <w:pPr>
+        <w:tabs>
+          <w:tab w:pos="1080" w:val="left"/>
+          <w:tab w:pos="6480" w:val="right"/>
+          <w:tab w:pos="6768" w:val="left"/>
+        </w:tabs>
         <w:spacing w:line="240" w:lineRule="exact"/>
         <w:ind w:start="4320" w:firstLine="720"/>
       </w:pPr>
@@ -3316,11 +2730,26 @@
           <w:sz w:val="24"/>
           <w:szCs w:val="24"/>
         </w:rPr>
-        <w:t xml:space="preserve">)</w:t>
-      </w:r>
-    </w:p>
-    <w:p>
-      <w:pPr>
+      </w:r>
+      <w:r>
+        <w:rPr>
+          <w:rFonts w:ascii="Times New Roman" w:cs="Times New Roman" w:eastAsia="Times New Roman" w:hAnsi="Times New Roman"/>
+          <w:b w:val="false"/>
+          <w:bCs w:val="false"/>
+          <w:sz w:val="24"/>
+          <w:szCs w:val="24"/>
+        </w:rPr>
+        <w:tab/>
+        <w:t>)</w:t>
+      </w:r>
+    </w:p>
+    <w:p>
+      <w:pPr>
+        <w:tabs>
+          <w:tab w:pos="1080" w:val="left"/>
+          <w:tab w:pos="6480" w:val="right"/>
+          <w:tab w:pos="6768" w:val="left"/>
+        </w:tabs>
         <w:spacing w:line="240" w:lineRule="exact"/>
         <w:ind w:firstLine="720"/>
       </w:pPr>
@@ -3332,41 +2761,18 @@
           <w:sz w:val="24"/>
           <w:szCs w:val="24"/>
         </w:rPr>
-        <w:t xml:space="preserve">A Minor Child.</w:t>
-      </w:r>
-      <w:r>
-        <w:rPr>
-          <w:rFonts w:ascii="Times New Roman" w:cs="Times New Roman" w:eastAsia="Times New Roman" w:hAnsi="Times New Roman"/>
-          <w:sz w:val="24"/>
-          <w:szCs w:val="24"/>
-        </w:rPr>
-        <w:t xml:space="preserve">	</w:t>
-      </w:r>
-      <w:r>
-        <w:rPr>
-          <w:rFonts w:ascii="Times New Roman" w:cs="Times New Roman" w:eastAsia="Times New Roman" w:hAnsi="Times New Roman"/>
-          <w:sz w:val="24"/>
-          <w:szCs w:val="24"/>
-        </w:rPr>
-        <w:t xml:space="preserve">	</w:t>
-      </w:r>
-      <w:r>
-        <w:rPr>
-          <w:rFonts w:ascii="Times New Roman" w:cs="Times New Roman" w:eastAsia="Times New Roman" w:hAnsi="Times New Roman"/>
-          <w:sz w:val="24"/>
-          <w:szCs w:val="24"/>
-        </w:rPr>
-        <w:t xml:space="preserve">	</w:t>
-      </w:r>
-      <w:r>
-        <w:rPr>
-          <w:rFonts w:ascii="Times New Roman" w:cs="Times New Roman" w:eastAsia="Times New Roman" w:hAnsi="Times New Roman"/>
-          <w:b w:val="false"/>
-          <w:bCs w:val="false"/>
-          <w:sz w:val="24"/>
-          <w:szCs w:val="24"/>
-        </w:rPr>
-        <w:t xml:space="preserve">)</w:t>
+        <w:t>A Minor Child.</w:t>
+      </w:r>
+      <w:r>
+        <w:rPr>
+          <w:rFonts w:ascii="Times New Roman" w:cs="Times New Roman" w:eastAsia="Times New Roman" w:hAnsi="Times New Roman"/>
+          <w:b w:val="false"/>
+          <w:bCs w:val="false"/>
+          <w:sz w:val="24"/>
+          <w:szCs w:val="24"/>
+        </w:rPr>
+        <w:tab/>
+        <w:t>)</w:t>
       </w:r>
     </w:p>
     <w:p>
@@ -3672,159 +3078,99 @@
     </w:p>
     <w:p>
       <w:pPr>
-        <w:spacing w:line="240" w:lineRule="exact"/>
-      </w:pPr>
-      <w:r>
-        <w:rPr>
-          <w:rFonts w:ascii="Times New Roman" w:cs="Times New Roman" w:eastAsia="Times New Roman" w:hAnsi="Times New Roman"/>
-          <w:b w:val="false"/>
-          <w:bCs w:val="false"/>
-          <w:sz w:val="24"/>
-          <w:szCs w:val="24"/>
-        </w:rPr>
-        <w:t xml:space="preserve">In the Matter of the Adoption of</w:t>
-      </w:r>
-      <w:r>
-        <w:rPr>
-          <w:rFonts w:ascii="Times New Roman" w:cs="Times New Roman" w:eastAsia="Times New Roman" w:hAnsi="Times New Roman"/>
-          <w:sz w:val="24"/>
-          <w:szCs w:val="24"/>
-        </w:rPr>
-        <w:t xml:space="preserve">	</w:t>
-      </w:r>
-      <w:r>
-        <w:rPr>
-          <w:rFonts w:ascii="Times New Roman" w:cs="Times New Roman" w:eastAsia="Times New Roman" w:hAnsi="Times New Roman"/>
-          <w:b w:val="false"/>
-          <w:bCs w:val="false"/>
-          <w:sz w:val="24"/>
-          <w:szCs w:val="24"/>
-        </w:rPr>
-        <w:t xml:space="preserve">)</w:t>
-      </w:r>
-    </w:p>
-    <w:p>
-      <w:pPr>
-        <w:spacing w:line="240" w:lineRule="exact"/>
-      </w:pPr>
-      <w:r>
-        <w:rPr>
-          <w:rFonts w:ascii="Times New Roman" w:cs="Times New Roman" w:eastAsia="Times New Roman" w:hAnsi="Times New Roman"/>
-          <w:sz w:val="24"/>
-          <w:szCs w:val="24"/>
-        </w:rPr>
-        <w:t xml:space="preserve">	</w:t>
-      </w:r>
-      <w:r>
-        <w:rPr>
-          <w:rFonts w:ascii="Times New Roman" w:cs="Times New Roman" w:eastAsia="Times New Roman" w:hAnsi="Times New Roman"/>
-          <w:sz w:val="24"/>
-          <w:szCs w:val="24"/>
-        </w:rPr>
-        <w:t xml:space="preserve">	</w:t>
-      </w:r>
-      <w:r>
-        <w:rPr>
-          <w:rFonts w:ascii="Times New Roman" w:cs="Times New Roman" w:eastAsia="Times New Roman" w:hAnsi="Times New Roman"/>
-          <w:sz w:val="24"/>
-          <w:szCs w:val="24"/>
-        </w:rPr>
-        <w:t xml:space="preserve">	</w:t>
-      </w:r>
-      <w:r>
-        <w:rPr>
-          <w:rFonts w:ascii="Times New Roman" w:cs="Times New Roman" w:eastAsia="Times New Roman" w:hAnsi="Times New Roman"/>
-          <w:sz w:val="24"/>
-          <w:szCs w:val="24"/>
-        </w:rPr>
-        <w:t xml:space="preserve">	</w:t>
-      </w:r>
-      <w:r>
-        <w:rPr>
-          <w:rFonts w:ascii="Times New Roman" w:cs="Times New Roman" w:eastAsia="Times New Roman" w:hAnsi="Times New Roman"/>
-          <w:sz w:val="24"/>
-          <w:szCs w:val="24"/>
-        </w:rPr>
-        <w:t xml:space="preserve">	</w:t>
-      </w:r>
-      <w:r>
-        <w:rPr>
-          <w:rFonts w:ascii="Times New Roman" w:cs="Times New Roman" w:eastAsia="Times New Roman" w:hAnsi="Times New Roman"/>
-          <w:sz w:val="24"/>
-          <w:szCs w:val="24"/>
-        </w:rPr>
-        <w:t xml:space="preserve">	</w:t>
-      </w:r>
-      <w:r>
-        <w:rPr>
-          <w:rFonts w:ascii="Times New Roman" w:cs="Times New Roman" w:eastAsia="Times New Roman" w:hAnsi="Times New Roman"/>
-          <w:sz w:val="24"/>
-          <w:szCs w:val="24"/>
-        </w:rPr>
-        <w:t xml:space="preserve">	</w:t>
-      </w:r>
-      <w:r>
-        <w:rPr>
-          <w:rFonts w:ascii="Times New Roman" w:cs="Times New Roman" w:eastAsia="Times New Roman" w:hAnsi="Times New Roman"/>
-          <w:b w:val="false"/>
-          <w:bCs w:val="false"/>
-          <w:sz w:val="24"/>
-          <w:szCs w:val="24"/>
-        </w:rPr>
-        <w:t xml:space="preserve">)</w:t>
-      </w:r>
-    </w:p>
-    <w:p>
-      <w:pPr>
-        <w:spacing w:line="240" w:lineRule="exact"/>
-      </w:pPr>
-      <w:r>
-        <w:rPr>
-          <w:rFonts w:ascii="Times New Roman" w:cs="Times New Roman" w:eastAsia="Times New Roman" w:hAnsi="Times New Roman"/>
-          <w:b w:val="false"/>
-          <w:bCs w:val="false"/>
-          <w:sz w:val="24"/>
-          <w:szCs w:val="24"/>
-        </w:rPr>
-        <w:t xml:space="preserve">{{ child1_name_upper }}</w:t>
-      </w:r>
-      <w:r>
-        <w:rPr>
-          <w:rFonts w:ascii="Times New Roman" w:cs="Times New Roman" w:eastAsia="Times New Roman" w:hAnsi="Times New Roman"/>
-          <w:sz w:val="24"/>
-          <w:szCs w:val="24"/>
-        </w:rPr>
-        <w:t xml:space="preserve">	</w:t>
-      </w:r>
-      <w:r>
-        <w:rPr>
-          <w:rFonts w:ascii="Times New Roman" w:cs="Times New Roman" w:eastAsia="Times New Roman" w:hAnsi="Times New Roman"/>
-          <w:sz w:val="24"/>
-          <w:szCs w:val="24"/>
-        </w:rPr>
-        <w:t xml:space="preserve">	</w:t>
-      </w:r>
-      <w:r>
-        <w:rPr>
-          <w:rFonts w:ascii="Times New Roman" w:cs="Times New Roman" w:eastAsia="Times New Roman" w:hAnsi="Times New Roman"/>
-          <w:sz w:val="24"/>
-          <w:szCs w:val="24"/>
-        </w:rPr>
-        <w:t xml:space="preserve">	</w:t>
-      </w:r>
-      <w:r>
-        <w:rPr>
-          <w:rFonts w:ascii="Times New Roman" w:cs="Times New Roman" w:eastAsia="Times New Roman" w:hAnsi="Times New Roman"/>
-          <w:b w:val="false"/>
-          <w:bCs w:val="false"/>
-          <w:sz w:val="24"/>
-          <w:szCs w:val="24"/>
-        </w:rPr>
-        <w:t xml:space="preserve">) </w:t>
-      </w:r>
-    </w:p>
-    <w:p>
-      <w:pPr>
+        <w:tabs>
+          <w:tab w:pos="1080" w:val="left"/>
+          <w:tab w:pos="6480" w:val="right"/>
+          <w:tab w:pos="6768" w:val="left"/>
+        </w:tabs>
+        <w:spacing w:line="240" w:lineRule="exact"/>
+      </w:pPr>
+      <w:r>
+        <w:rPr>
+          <w:rFonts w:ascii="Times New Roman" w:cs="Times New Roman" w:eastAsia="Times New Roman" w:hAnsi="Times New Roman"/>
+          <w:b w:val="false"/>
+          <w:bCs w:val="false"/>
+          <w:sz w:val="24"/>
+          <w:szCs w:val="24"/>
+        </w:rPr>
+        <w:t>In the Matter of the Adoption of</w:t>
+      </w:r>
+      <w:r>
+        <w:rPr>
+          <w:rFonts w:ascii="Times New Roman" w:cs="Times New Roman" w:eastAsia="Times New Roman" w:hAnsi="Times New Roman"/>
+          <w:b w:val="false"/>
+          <w:bCs w:val="false"/>
+          <w:sz w:val="24"/>
+          <w:szCs w:val="24"/>
+        </w:rPr>
+        <w:tab/>
+        <w:t>)</w:t>
+      </w:r>
+    </w:p>
+    <w:p>
+      <w:pPr>
+        <w:tabs>
+          <w:tab w:pos="1080" w:val="left"/>
+          <w:tab w:pos="6480" w:val="right"/>
+          <w:tab w:pos="6768" w:val="left"/>
+        </w:tabs>
+        <w:spacing w:line="240" w:lineRule="exact"/>
+      </w:pPr>
+      <w:r>
+        <w:rPr>
+          <w:rFonts w:ascii="Times New Roman" w:cs="Times New Roman" w:eastAsia="Times New Roman" w:hAnsi="Times New Roman"/>
+          <w:sz w:val="24"/>
+          <w:szCs w:val="24"/>
+        </w:rPr>
+      </w:r>
+      <w:r>
+        <w:rPr>
+          <w:rFonts w:ascii="Times New Roman" w:cs="Times New Roman" w:eastAsia="Times New Roman" w:hAnsi="Times New Roman"/>
+          <w:sz w:val="24"/>
+          <w:szCs w:val="24"/>
+        </w:rPr>
+        <w:tab/>
+        <w:t>)</w:t>
+      </w:r>
+    </w:p>
+    <w:p>
+      <w:pPr>
+        <w:tabs>
+          <w:tab w:pos="1080" w:val="left"/>
+          <w:tab w:pos="6480" w:val="right"/>
+          <w:tab w:pos="6768" w:val="left"/>
+        </w:tabs>
+        <w:spacing w:line="240" w:lineRule="exact"/>
+      </w:pPr>
+      <w:r>
+        <w:rPr>
+          <w:rFonts w:ascii="Times New Roman" w:cs="Times New Roman" w:eastAsia="Times New Roman" w:hAnsi="Times New Roman"/>
+          <w:b w:val="false"/>
+          <w:bCs w:val="false"/>
+          <w:sz w:val="24"/>
+          <w:szCs w:val="24"/>
+        </w:rPr>
+        <w:t>{{ child1_name_upper }}</w:t>
+      </w:r>
+      <w:r>
+        <w:rPr>
+          <w:rFonts w:ascii="Times New Roman" w:cs="Times New Roman" w:eastAsia="Times New Roman" w:hAnsi="Times New Roman"/>
+          <w:b w:val="false"/>
+          <w:bCs w:val="false"/>
+          <w:sz w:val="24"/>
+          <w:szCs w:val="24"/>
+        </w:rPr>
+        <w:tab/>
+        <w:t>)</w:t>
+      </w:r>
+    </w:p>
+    <w:p>
+      <w:pPr>
+        <w:tabs>
+          <w:tab w:pos="1080" w:val="left"/>
+          <w:tab w:pos="6480" w:val="right"/>
+          <w:tab w:pos="6768" w:val="left"/>
+        </w:tabs>
         <w:spacing w:line="240" w:lineRule="exact"/>
       </w:pPr>
       <w:r>
@@ -3836,70 +3182,39 @@
           <w:szCs w:val="24"/>
         </w:rPr>
         <w:t xml:space="preserve">DOB:  </w:t>
-      </w:r>
-      <w:r>
-        <w:rPr>
-          <w:rFonts w:ascii="Times New Roman" w:cs="Times New Roman" w:eastAsia="Times New Roman" w:hAnsi="Times New Roman"/>
-          <w:sz w:val="24"/>
-          <w:szCs w:val="24"/>
-        </w:rPr>
-        <w:t xml:space="preserve">	</w:t>
-      </w:r>
-      <w:r>
-        <w:rPr>
-          <w:rFonts w:ascii="Times New Roman" w:cs="Times New Roman" w:eastAsia="Times New Roman" w:hAnsi="Times New Roman"/>
-          <w:b w:val="false"/>
-          <w:bCs w:val="false"/>
-          <w:sz w:val="24"/>
-          <w:szCs w:val="24"/>
-        </w:rPr>
-        <w:t xml:space="preserve">{{ child1_dob }},</w:t>
-      </w:r>
-      <w:r>
-        <w:rPr>
-          <w:rFonts w:ascii="Times New Roman" w:cs="Times New Roman" w:eastAsia="Times New Roman" w:hAnsi="Times New Roman"/>
-          <w:sz w:val="24"/>
-          <w:szCs w:val="24"/>
-        </w:rPr>
-        <w:t xml:space="preserve">	</w:t>
-      </w:r>
-      <w:r>
-        <w:rPr>
-          <w:rFonts w:ascii="Times New Roman" w:cs="Times New Roman" w:eastAsia="Times New Roman" w:hAnsi="Times New Roman"/>
-          <w:sz w:val="24"/>
-          <w:szCs w:val="24"/>
-        </w:rPr>
-        <w:t xml:space="preserve">	</w:t>
-      </w:r>
-      <w:r>
-        <w:rPr>
-          <w:rFonts w:ascii="Times New Roman" w:cs="Times New Roman" w:eastAsia="Times New Roman" w:hAnsi="Times New Roman"/>
-          <w:sz w:val="24"/>
-          <w:szCs w:val="24"/>
-        </w:rPr>
-        <w:t xml:space="preserve">	</w:t>
-      </w:r>
-      <w:r>
-        <w:rPr>
-          <w:rFonts w:ascii="Times New Roman" w:cs="Times New Roman" w:eastAsia="Times New Roman" w:hAnsi="Times New Roman"/>
-          <w:sz w:val="24"/>
-          <w:szCs w:val="24"/>
-        </w:rPr>
-        <w:t xml:space="preserve">	</w:t>
-      </w:r>
-      <w:r>
-        <w:rPr>
-          <w:rFonts w:ascii="Times New Roman" w:cs="Times New Roman" w:eastAsia="Times New Roman" w:hAnsi="Times New Roman"/>
-          <w:b w:val="false"/>
-          <w:bCs w:val="false"/>
-          <w:sz w:val="24"/>
-          <w:szCs w:val="24"/>
-        </w:rPr>
-        <w:t xml:space="preserve">) No. {{ case_number }}</w:t>
-      </w:r>
-    </w:p>
-    <w:p>
-      <w:pPr>
+        <w:tab/>
+        <w:t>{{ child1_dob }},</w:t>
+      </w:r>
+      <w:r>
+        <w:rPr>
+          <w:rFonts w:ascii="Times New Roman" w:cs="Times New Roman" w:eastAsia="Times New Roman" w:hAnsi="Times New Roman"/>
+          <w:b w:val="false"/>
+          <w:bCs w:val="false"/>
+          <w:sz w:val="24"/>
+          <w:szCs w:val="24"/>
+        </w:rPr>
+        <w:tab/>
+        <w:t>)</w:t>
+      </w:r>
+      <w:r>
+        <w:rPr>
+          <w:rFonts w:ascii="Times New Roman" w:cs="Times New Roman" w:eastAsia="Times New Roman" w:hAnsi="Times New Roman"/>
+          <w:b w:val="false"/>
+          <w:bCs w:val="false"/>
+          <w:sz w:val="24"/>
+          <w:szCs w:val="24"/>
+        </w:rPr>
+        <w:tab/>
+        <w:t>No. {{ case_number }}</w:t>
+      </w:r>
+    </w:p>
+    <w:p>
+      <w:pPr>
+        <w:tabs>
+          <w:tab w:pos="1080" w:val="left"/>
+          <w:tab w:pos="6480" w:val="right"/>
+          <w:tab w:pos="6768" w:val="left"/>
+        </w:tabs>
         <w:spacing w:line="240" w:lineRule="exact"/>
         <w:ind w:start="4320" w:firstLine="720"/>
       </w:pPr>
@@ -3911,11 +3226,26 @@
           <w:sz w:val="24"/>
           <w:szCs w:val="24"/>
         </w:rPr>
-        <w:t xml:space="preserve">)</w:t>
-      </w:r>
-    </w:p>
-    <w:p>
-      <w:pPr>
+      </w:r>
+      <w:r>
+        <w:rPr>
+          <w:rFonts w:ascii="Times New Roman" w:cs="Times New Roman" w:eastAsia="Times New Roman" w:hAnsi="Times New Roman"/>
+          <w:b w:val="false"/>
+          <w:bCs w:val="false"/>
+          <w:sz w:val="24"/>
+          <w:szCs w:val="24"/>
+        </w:rPr>
+        <w:tab/>
+        <w:t>)</w:t>
+      </w:r>
+    </w:p>
+    <w:p>
+      <w:pPr>
+        <w:tabs>
+          <w:tab w:pos="1080" w:val="left"/>
+          <w:tab w:pos="6480" w:val="right"/>
+          <w:tab w:pos="6768" w:val="left"/>
+        </w:tabs>
         <w:spacing w:line="240" w:lineRule="exact"/>
         <w:ind w:firstLine="720"/>
       </w:pPr>
@@ -3927,41 +3257,18 @@
           <w:sz w:val="24"/>
           <w:szCs w:val="24"/>
         </w:rPr>
-        <w:t xml:space="preserve">A Minor Child.</w:t>
-      </w:r>
-      <w:r>
-        <w:rPr>
-          <w:rFonts w:ascii="Times New Roman" w:cs="Times New Roman" w:eastAsia="Times New Roman" w:hAnsi="Times New Roman"/>
-          <w:sz w:val="24"/>
-          <w:szCs w:val="24"/>
-        </w:rPr>
-        <w:t xml:space="preserve">	</w:t>
-      </w:r>
-      <w:r>
-        <w:rPr>
-          <w:rFonts w:ascii="Times New Roman" w:cs="Times New Roman" w:eastAsia="Times New Roman" w:hAnsi="Times New Roman"/>
-          <w:sz w:val="24"/>
-          <w:szCs w:val="24"/>
-        </w:rPr>
-        <w:t xml:space="preserve">	</w:t>
-      </w:r>
-      <w:r>
-        <w:rPr>
-          <w:rFonts w:ascii="Times New Roman" w:cs="Times New Roman" w:eastAsia="Times New Roman" w:hAnsi="Times New Roman"/>
-          <w:sz w:val="24"/>
-          <w:szCs w:val="24"/>
-        </w:rPr>
-        <w:t xml:space="preserve">	</w:t>
-      </w:r>
-      <w:r>
-        <w:rPr>
-          <w:rFonts w:ascii="Times New Roman" w:cs="Times New Roman" w:eastAsia="Times New Roman" w:hAnsi="Times New Roman"/>
-          <w:b w:val="false"/>
-          <w:bCs w:val="false"/>
-          <w:sz w:val="24"/>
-          <w:szCs w:val="24"/>
-        </w:rPr>
-        <w:t xml:space="preserve">)</w:t>
+        <w:t>A Minor Child.</w:t>
+      </w:r>
+      <w:r>
+        <w:rPr>
+          <w:rFonts w:ascii="Times New Roman" w:cs="Times New Roman" w:eastAsia="Times New Roman" w:hAnsi="Times New Roman"/>
+          <w:b w:val="false"/>
+          <w:bCs w:val="false"/>
+          <w:sz w:val="24"/>
+          <w:szCs w:val="24"/>
+        </w:rPr>
+        <w:tab/>
+        <w:t>)</w:t>
       </w:r>
     </w:p>
     <w:p>
@@ -4233,159 +3540,99 @@
     </w:p>
     <w:p>
       <w:pPr>
-        <w:spacing w:line="240" w:lineRule="exact"/>
-      </w:pPr>
-      <w:r>
-        <w:rPr>
-          <w:rFonts w:ascii="Times New Roman" w:cs="Times New Roman" w:eastAsia="Times New Roman" w:hAnsi="Times New Roman"/>
-          <w:b w:val="false"/>
-          <w:bCs w:val="false"/>
-          <w:sz w:val="24"/>
-          <w:szCs w:val="24"/>
-        </w:rPr>
-        <w:t xml:space="preserve">In the Matter of the Adoption of</w:t>
-      </w:r>
-      <w:r>
-        <w:rPr>
-          <w:rFonts w:ascii="Times New Roman" w:cs="Times New Roman" w:eastAsia="Times New Roman" w:hAnsi="Times New Roman"/>
-          <w:sz w:val="24"/>
-          <w:szCs w:val="24"/>
-        </w:rPr>
-        <w:t xml:space="preserve">	</w:t>
-      </w:r>
-      <w:r>
-        <w:rPr>
-          <w:rFonts w:ascii="Times New Roman" w:cs="Times New Roman" w:eastAsia="Times New Roman" w:hAnsi="Times New Roman"/>
-          <w:b w:val="false"/>
-          <w:bCs w:val="false"/>
-          <w:sz w:val="24"/>
-          <w:szCs w:val="24"/>
-        </w:rPr>
-        <w:t xml:space="preserve">)</w:t>
-      </w:r>
-    </w:p>
-    <w:p>
-      <w:pPr>
-        <w:spacing w:line="240" w:lineRule="exact"/>
-      </w:pPr>
-      <w:r>
-        <w:rPr>
-          <w:rFonts w:ascii="Times New Roman" w:cs="Times New Roman" w:eastAsia="Times New Roman" w:hAnsi="Times New Roman"/>
-          <w:sz w:val="24"/>
-          <w:szCs w:val="24"/>
-        </w:rPr>
-        <w:t xml:space="preserve">	</w:t>
-      </w:r>
-      <w:r>
-        <w:rPr>
-          <w:rFonts w:ascii="Times New Roman" w:cs="Times New Roman" w:eastAsia="Times New Roman" w:hAnsi="Times New Roman"/>
-          <w:sz w:val="24"/>
-          <w:szCs w:val="24"/>
-        </w:rPr>
-        <w:t xml:space="preserve">	</w:t>
-      </w:r>
-      <w:r>
-        <w:rPr>
-          <w:rFonts w:ascii="Times New Roman" w:cs="Times New Roman" w:eastAsia="Times New Roman" w:hAnsi="Times New Roman"/>
-          <w:sz w:val="24"/>
-          <w:szCs w:val="24"/>
-        </w:rPr>
-        <w:t xml:space="preserve">	</w:t>
-      </w:r>
-      <w:r>
-        <w:rPr>
-          <w:rFonts w:ascii="Times New Roman" w:cs="Times New Roman" w:eastAsia="Times New Roman" w:hAnsi="Times New Roman"/>
-          <w:sz w:val="24"/>
-          <w:szCs w:val="24"/>
-        </w:rPr>
-        <w:t xml:space="preserve">	</w:t>
-      </w:r>
-      <w:r>
-        <w:rPr>
-          <w:rFonts w:ascii="Times New Roman" w:cs="Times New Roman" w:eastAsia="Times New Roman" w:hAnsi="Times New Roman"/>
-          <w:sz w:val="24"/>
-          <w:szCs w:val="24"/>
-        </w:rPr>
-        <w:t xml:space="preserve">	</w:t>
-      </w:r>
-      <w:r>
-        <w:rPr>
-          <w:rFonts w:ascii="Times New Roman" w:cs="Times New Roman" w:eastAsia="Times New Roman" w:hAnsi="Times New Roman"/>
-          <w:sz w:val="24"/>
-          <w:szCs w:val="24"/>
-        </w:rPr>
-        <w:t xml:space="preserve">	</w:t>
-      </w:r>
-      <w:r>
-        <w:rPr>
-          <w:rFonts w:ascii="Times New Roman" w:cs="Times New Roman" w:eastAsia="Times New Roman" w:hAnsi="Times New Roman"/>
-          <w:sz w:val="24"/>
-          <w:szCs w:val="24"/>
-        </w:rPr>
-        <w:t xml:space="preserve">	</w:t>
-      </w:r>
-      <w:r>
-        <w:rPr>
-          <w:rFonts w:ascii="Times New Roman" w:cs="Times New Roman" w:eastAsia="Times New Roman" w:hAnsi="Times New Roman"/>
-          <w:b w:val="false"/>
-          <w:bCs w:val="false"/>
-          <w:sz w:val="24"/>
-          <w:szCs w:val="24"/>
-        </w:rPr>
-        <w:t xml:space="preserve">)</w:t>
-      </w:r>
-    </w:p>
-    <w:p>
-      <w:pPr>
-        <w:spacing w:line="240" w:lineRule="exact"/>
-      </w:pPr>
-      <w:r>
-        <w:rPr>
-          <w:rFonts w:ascii="Times New Roman" w:cs="Times New Roman" w:eastAsia="Times New Roman" w:hAnsi="Times New Roman"/>
-          <w:b w:val="false"/>
-          <w:bCs w:val="false"/>
-          <w:sz w:val="24"/>
-          <w:szCs w:val="24"/>
-        </w:rPr>
-        <w:t xml:space="preserve">{{ child1_name_upper }}</w:t>
-      </w:r>
-      <w:r>
-        <w:rPr>
-          <w:rFonts w:ascii="Times New Roman" w:cs="Times New Roman" w:eastAsia="Times New Roman" w:hAnsi="Times New Roman"/>
-          <w:sz w:val="24"/>
-          <w:szCs w:val="24"/>
-        </w:rPr>
-        <w:t xml:space="preserve">	</w:t>
-      </w:r>
-      <w:r>
-        <w:rPr>
-          <w:rFonts w:ascii="Times New Roman" w:cs="Times New Roman" w:eastAsia="Times New Roman" w:hAnsi="Times New Roman"/>
-          <w:sz w:val="24"/>
-          <w:szCs w:val="24"/>
-        </w:rPr>
-        <w:t xml:space="preserve">	</w:t>
-      </w:r>
-      <w:r>
-        <w:rPr>
-          <w:rFonts w:ascii="Times New Roman" w:cs="Times New Roman" w:eastAsia="Times New Roman" w:hAnsi="Times New Roman"/>
-          <w:sz w:val="24"/>
-          <w:szCs w:val="24"/>
-        </w:rPr>
-        <w:t xml:space="preserve">	</w:t>
-      </w:r>
-      <w:r>
-        <w:rPr>
-          <w:rFonts w:ascii="Times New Roman" w:cs="Times New Roman" w:eastAsia="Times New Roman" w:hAnsi="Times New Roman"/>
-          <w:b w:val="false"/>
-          <w:bCs w:val="false"/>
-          <w:sz w:val="24"/>
-          <w:szCs w:val="24"/>
-        </w:rPr>
-        <w:t xml:space="preserve">) </w:t>
-      </w:r>
-    </w:p>
-    <w:p>
-      <w:pPr>
+        <w:tabs>
+          <w:tab w:pos="1080" w:val="left"/>
+          <w:tab w:pos="6480" w:val="right"/>
+          <w:tab w:pos="6768" w:val="left"/>
+        </w:tabs>
+        <w:spacing w:line="240" w:lineRule="exact"/>
+      </w:pPr>
+      <w:r>
+        <w:rPr>
+          <w:rFonts w:ascii="Times New Roman" w:cs="Times New Roman" w:eastAsia="Times New Roman" w:hAnsi="Times New Roman"/>
+          <w:b w:val="false"/>
+          <w:bCs w:val="false"/>
+          <w:sz w:val="24"/>
+          <w:szCs w:val="24"/>
+        </w:rPr>
+        <w:t>In the Matter of the Adoption of</w:t>
+      </w:r>
+      <w:r>
+        <w:rPr>
+          <w:rFonts w:ascii="Times New Roman" w:cs="Times New Roman" w:eastAsia="Times New Roman" w:hAnsi="Times New Roman"/>
+          <w:b w:val="false"/>
+          <w:bCs w:val="false"/>
+          <w:sz w:val="24"/>
+          <w:szCs w:val="24"/>
+        </w:rPr>
+        <w:tab/>
+        <w:t>)</w:t>
+      </w:r>
+    </w:p>
+    <w:p>
+      <w:pPr>
+        <w:tabs>
+          <w:tab w:pos="1080" w:val="left"/>
+          <w:tab w:pos="6480" w:val="right"/>
+          <w:tab w:pos="6768" w:val="left"/>
+        </w:tabs>
+        <w:spacing w:line="240" w:lineRule="exact"/>
+      </w:pPr>
+      <w:r>
+        <w:rPr>
+          <w:rFonts w:ascii="Times New Roman" w:cs="Times New Roman" w:eastAsia="Times New Roman" w:hAnsi="Times New Roman"/>
+          <w:sz w:val="24"/>
+          <w:szCs w:val="24"/>
+        </w:rPr>
+      </w:r>
+      <w:r>
+        <w:rPr>
+          <w:rFonts w:ascii="Times New Roman" w:cs="Times New Roman" w:eastAsia="Times New Roman" w:hAnsi="Times New Roman"/>
+          <w:sz w:val="24"/>
+          <w:szCs w:val="24"/>
+        </w:rPr>
+        <w:tab/>
+        <w:t>)</w:t>
+      </w:r>
+    </w:p>
+    <w:p>
+      <w:pPr>
+        <w:tabs>
+          <w:tab w:pos="1080" w:val="left"/>
+          <w:tab w:pos="6480" w:val="right"/>
+          <w:tab w:pos="6768" w:val="left"/>
+        </w:tabs>
+        <w:spacing w:line="240" w:lineRule="exact"/>
+      </w:pPr>
+      <w:r>
+        <w:rPr>
+          <w:rFonts w:ascii="Times New Roman" w:cs="Times New Roman" w:eastAsia="Times New Roman" w:hAnsi="Times New Roman"/>
+          <w:b w:val="false"/>
+          <w:bCs w:val="false"/>
+          <w:sz w:val="24"/>
+          <w:szCs w:val="24"/>
+        </w:rPr>
+        <w:t>{{ child1_name_upper }}</w:t>
+      </w:r>
+      <w:r>
+        <w:rPr>
+          <w:rFonts w:ascii="Times New Roman" w:cs="Times New Roman" w:eastAsia="Times New Roman" w:hAnsi="Times New Roman"/>
+          <w:b w:val="false"/>
+          <w:bCs w:val="false"/>
+          <w:sz w:val="24"/>
+          <w:szCs w:val="24"/>
+        </w:rPr>
+        <w:tab/>
+        <w:t>)</w:t>
+      </w:r>
+    </w:p>
+    <w:p>
+      <w:pPr>
+        <w:tabs>
+          <w:tab w:pos="1080" w:val="left"/>
+          <w:tab w:pos="6480" w:val="right"/>
+          <w:tab w:pos="6768" w:val="left"/>
+        </w:tabs>
         <w:spacing w:line="240" w:lineRule="exact"/>
       </w:pPr>
       <w:r>
@@ -4397,70 +3644,39 @@
           <w:szCs w:val="24"/>
         </w:rPr>
         <w:t xml:space="preserve">DOB:  </w:t>
-      </w:r>
-      <w:r>
-        <w:rPr>
-          <w:rFonts w:ascii="Times New Roman" w:cs="Times New Roman" w:eastAsia="Times New Roman" w:hAnsi="Times New Roman"/>
-          <w:sz w:val="24"/>
-          <w:szCs w:val="24"/>
-        </w:rPr>
-        <w:t xml:space="preserve">	</w:t>
-      </w:r>
-      <w:r>
-        <w:rPr>
-          <w:rFonts w:ascii="Times New Roman" w:cs="Times New Roman" w:eastAsia="Times New Roman" w:hAnsi="Times New Roman"/>
-          <w:b w:val="false"/>
-          <w:bCs w:val="false"/>
-          <w:sz w:val="24"/>
-          <w:szCs w:val="24"/>
-        </w:rPr>
-        <w:t xml:space="preserve">{{ child1_dob }},</w:t>
-      </w:r>
-      <w:r>
-        <w:rPr>
-          <w:rFonts w:ascii="Times New Roman" w:cs="Times New Roman" w:eastAsia="Times New Roman" w:hAnsi="Times New Roman"/>
-          <w:sz w:val="24"/>
-          <w:szCs w:val="24"/>
-        </w:rPr>
-        <w:t xml:space="preserve">	</w:t>
-      </w:r>
-      <w:r>
-        <w:rPr>
-          <w:rFonts w:ascii="Times New Roman" w:cs="Times New Roman" w:eastAsia="Times New Roman" w:hAnsi="Times New Roman"/>
-          <w:sz w:val="24"/>
-          <w:szCs w:val="24"/>
-        </w:rPr>
-        <w:t xml:space="preserve">	</w:t>
-      </w:r>
-      <w:r>
-        <w:rPr>
-          <w:rFonts w:ascii="Times New Roman" w:cs="Times New Roman" w:eastAsia="Times New Roman" w:hAnsi="Times New Roman"/>
-          <w:sz w:val="24"/>
-          <w:szCs w:val="24"/>
-        </w:rPr>
-        <w:t xml:space="preserve">	</w:t>
-      </w:r>
-      <w:r>
-        <w:rPr>
-          <w:rFonts w:ascii="Times New Roman" w:cs="Times New Roman" w:eastAsia="Times New Roman" w:hAnsi="Times New Roman"/>
-          <w:sz w:val="24"/>
-          <w:szCs w:val="24"/>
-        </w:rPr>
-        <w:t xml:space="preserve">	</w:t>
-      </w:r>
-      <w:r>
-        <w:rPr>
-          <w:rFonts w:ascii="Times New Roman" w:cs="Times New Roman" w:eastAsia="Times New Roman" w:hAnsi="Times New Roman"/>
-          <w:b w:val="false"/>
-          <w:bCs w:val="false"/>
-          <w:sz w:val="24"/>
-          <w:szCs w:val="24"/>
-        </w:rPr>
-        <w:t xml:space="preserve">) No. {{ case_number }}</w:t>
-      </w:r>
-    </w:p>
-    <w:p>
-      <w:pPr>
+        <w:tab/>
+        <w:t>{{ child1_dob }},</w:t>
+      </w:r>
+      <w:r>
+        <w:rPr>
+          <w:rFonts w:ascii="Times New Roman" w:cs="Times New Roman" w:eastAsia="Times New Roman" w:hAnsi="Times New Roman"/>
+          <w:b w:val="false"/>
+          <w:bCs w:val="false"/>
+          <w:sz w:val="24"/>
+          <w:szCs w:val="24"/>
+        </w:rPr>
+        <w:tab/>
+        <w:t>)</w:t>
+      </w:r>
+      <w:r>
+        <w:rPr>
+          <w:rFonts w:ascii="Times New Roman" w:cs="Times New Roman" w:eastAsia="Times New Roman" w:hAnsi="Times New Roman"/>
+          <w:b w:val="false"/>
+          <w:bCs w:val="false"/>
+          <w:sz w:val="24"/>
+          <w:szCs w:val="24"/>
+        </w:rPr>
+        <w:tab/>
+        <w:t>No. {{ case_number }}</w:t>
+      </w:r>
+    </w:p>
+    <w:p>
+      <w:pPr>
+        <w:tabs>
+          <w:tab w:pos="1080" w:val="left"/>
+          <w:tab w:pos="6480" w:val="right"/>
+          <w:tab w:pos="6768" w:val="left"/>
+        </w:tabs>
         <w:spacing w:line="240" w:lineRule="exact"/>
         <w:ind w:start="4320" w:firstLine="720"/>
       </w:pPr>
@@ -4472,11 +3688,26 @@
           <w:sz w:val="24"/>
           <w:szCs w:val="24"/>
         </w:rPr>
-        <w:t xml:space="preserve">)</w:t>
-      </w:r>
-    </w:p>
-    <w:p>
-      <w:pPr>
+      </w:r>
+      <w:r>
+        <w:rPr>
+          <w:rFonts w:ascii="Times New Roman" w:cs="Times New Roman" w:eastAsia="Times New Roman" w:hAnsi="Times New Roman"/>
+          <w:b w:val="false"/>
+          <w:bCs w:val="false"/>
+          <w:sz w:val="24"/>
+          <w:szCs w:val="24"/>
+        </w:rPr>
+        <w:tab/>
+        <w:t>)</w:t>
+      </w:r>
+    </w:p>
+    <w:p>
+      <w:pPr>
+        <w:tabs>
+          <w:tab w:pos="1080" w:val="left"/>
+          <w:tab w:pos="6480" w:val="right"/>
+          <w:tab w:pos="6768" w:val="left"/>
+        </w:tabs>
         <w:spacing w:line="240" w:lineRule="exact"/>
         <w:ind w:firstLine="720"/>
       </w:pPr>
@@ -4488,41 +3719,18 @@
           <w:sz w:val="24"/>
           <w:szCs w:val="24"/>
         </w:rPr>
-        <w:t xml:space="preserve">A Minor Child.</w:t>
-      </w:r>
-      <w:r>
-        <w:rPr>
-          <w:rFonts w:ascii="Times New Roman" w:cs="Times New Roman" w:eastAsia="Times New Roman" w:hAnsi="Times New Roman"/>
-          <w:sz w:val="24"/>
-          <w:szCs w:val="24"/>
-        </w:rPr>
-        <w:t xml:space="preserve">	</w:t>
-      </w:r>
-      <w:r>
-        <w:rPr>
-          <w:rFonts w:ascii="Times New Roman" w:cs="Times New Roman" w:eastAsia="Times New Roman" w:hAnsi="Times New Roman"/>
-          <w:sz w:val="24"/>
-          <w:szCs w:val="24"/>
-        </w:rPr>
-        <w:t xml:space="preserve">	</w:t>
-      </w:r>
-      <w:r>
-        <w:rPr>
-          <w:rFonts w:ascii="Times New Roman" w:cs="Times New Roman" w:eastAsia="Times New Roman" w:hAnsi="Times New Roman"/>
-          <w:sz w:val="24"/>
-          <w:szCs w:val="24"/>
-        </w:rPr>
-        <w:t xml:space="preserve">	</w:t>
-      </w:r>
-      <w:r>
-        <w:rPr>
-          <w:rFonts w:ascii="Times New Roman" w:cs="Times New Roman" w:eastAsia="Times New Roman" w:hAnsi="Times New Roman"/>
-          <w:b w:val="false"/>
-          <w:bCs w:val="false"/>
-          <w:sz w:val="24"/>
-          <w:szCs w:val="24"/>
-        </w:rPr>
-        <w:t xml:space="preserve">)</w:t>
+        <w:t>A Minor Child.</w:t>
+      </w:r>
+      <w:r>
+        <w:rPr>
+          <w:rFonts w:ascii="Times New Roman" w:cs="Times New Roman" w:eastAsia="Times New Roman" w:hAnsi="Times New Roman"/>
+          <w:b w:val="false"/>
+          <w:bCs w:val="false"/>
+          <w:sz w:val="24"/>
+          <w:szCs w:val="24"/>
+        </w:rPr>
+        <w:tab/>
+        <w:t>)</w:t>
       </w:r>
     </w:p>
     <w:p>

--- a/templates/dhs/dhs_packet.docx
+++ b/templates/dhs/dhs_packet.docx
@@ -2346,7 +2346,6 @@
     <w:p>
       <w:pPr>
         <w:spacing w:line="480" w:lineRule="auto"/>
-        <w:ind w:firstLine="1440"/>
         <w:jc w:val="both"/>
       </w:pPr>
       <w:r>
@@ -2363,7 +2362,6 @@
     <w:p>
       <w:pPr>
         <w:spacing w:line="480" w:lineRule="auto"/>
-        <w:ind w:firstLine="1440"/>
         <w:jc w:val="both"/>
       </w:pPr>
       <w:r>

--- a/templates/dhs/dhs_packet.docx
+++ b/templates/dhs/dhs_packet.docx
@@ -64,201 +64,245 @@
         <w:t xml:space="preserve"/>
       </w:r>
     </w:p>
-    <w:p>
-      <w:pPr>
-        <w:tabs>
-          <w:tab w:pos="1080" w:val="left"/>
-          <w:tab w:pos="6480" w:val="right"/>
-          <w:tab w:pos="6768" w:val="left"/>
-        </w:tabs>
-        <w:spacing w:line="240" w:lineRule="exact"/>
-      </w:pPr>
-      <w:r>
-        <w:rPr>
-          <w:rFonts w:ascii="Times New Roman" w:cs="Times New Roman" w:eastAsia="Times New Roman" w:hAnsi="Times New Roman"/>
-          <w:b w:val="false"/>
-          <w:bCs w:val="false"/>
-          <w:sz w:val="24"/>
-          <w:szCs w:val="24"/>
-        </w:rPr>
-        <w:t>In the Matter of the Adoption of</w:t>
-      </w:r>
-      <w:r>
-        <w:rPr>
-          <w:rFonts w:ascii="Times New Roman" w:cs="Times New Roman" w:eastAsia="Times New Roman" w:hAnsi="Times New Roman"/>
-          <w:b w:val="false"/>
-          <w:bCs w:val="false"/>
-          <w:sz w:val="24"/>
-          <w:szCs w:val="24"/>
-        </w:rPr>
-        <w:tab/>
-        <w:t>)</w:t>
-      </w:r>
-    </w:p>
-    <w:p>
-      <w:pPr>
-        <w:tabs>
-          <w:tab w:pos="1080" w:val="left"/>
-          <w:tab w:pos="6480" w:val="right"/>
-          <w:tab w:pos="6768" w:val="left"/>
-        </w:tabs>
-        <w:spacing w:line="240" w:lineRule="exact"/>
-      </w:pPr>
-      <w:r>
-        <w:rPr>
-          <w:rFonts w:ascii="Times New Roman" w:cs="Times New Roman" w:eastAsia="Times New Roman" w:hAnsi="Times New Roman"/>
-          <w:sz w:val="24"/>
-          <w:szCs w:val="24"/>
-        </w:rPr>
-      </w:r>
-      <w:r>
-        <w:rPr>
-          <w:rFonts w:ascii="Times New Roman" w:cs="Times New Roman" w:eastAsia="Times New Roman" w:hAnsi="Times New Roman"/>
-          <w:sz w:val="24"/>
-          <w:szCs w:val="24"/>
-        </w:rPr>
-        <w:tab/>
-        <w:t>)</w:t>
-      </w:r>
-    </w:p>
-    <w:p>
-      <w:pPr>
-        <w:tabs>
-          <w:tab w:pos="1080" w:val="left"/>
-          <w:tab w:pos="6480" w:val="right"/>
-          <w:tab w:pos="6768" w:val="left"/>
-        </w:tabs>
-        <w:spacing w:line="240" w:lineRule="exact"/>
-      </w:pPr>
-      <w:r>
-        <w:rPr>
-          <w:rFonts w:ascii="Times New Roman" w:cs="Times New Roman" w:eastAsia="Times New Roman" w:hAnsi="Times New Roman"/>
-          <w:b w:val="false"/>
-          <w:bCs w:val="false"/>
-          <w:sz w:val="24"/>
-          <w:szCs w:val="24"/>
-        </w:rPr>
-        <w:t>{{ child1_name_upper }}</w:t>
-      </w:r>
-      <w:r>
-        <w:rPr>
-          <w:rFonts w:ascii="Times New Roman" w:cs="Times New Roman" w:eastAsia="Times New Roman" w:hAnsi="Times New Roman"/>
-          <w:b w:val="false"/>
-          <w:bCs w:val="false"/>
-          <w:sz w:val="24"/>
-          <w:szCs w:val="24"/>
-        </w:rPr>
-        <w:tab/>
-        <w:t>)</w:t>
-      </w:r>
-    </w:p>
-    <w:p>
-      <w:pPr>
-        <w:tabs>
-          <w:tab w:pos="1080" w:val="left"/>
-          <w:tab w:pos="6480" w:val="right"/>
-          <w:tab w:pos="6768" w:val="left"/>
-        </w:tabs>
-        <w:spacing w:line="240" w:lineRule="exact"/>
-      </w:pPr>
-      <w:r>
-        <w:rPr>
-          <w:rFonts w:ascii="Times New Roman" w:cs="Times New Roman" w:eastAsia="Times New Roman" w:hAnsi="Times New Roman"/>
-          <w:b w:val="false"/>
-          <w:bCs w:val="false"/>
-          <w:sz w:val="24"/>
-          <w:szCs w:val="24"/>
-        </w:rPr>
-        <w:t xml:space="preserve">DOB:  </w:t>
-        <w:tab/>
-        <w:t>{{ child1_dob }},</w:t>
-      </w:r>
-      <w:r>
-        <w:rPr>
-          <w:rFonts w:ascii="Times New Roman" w:cs="Times New Roman" w:eastAsia="Times New Roman" w:hAnsi="Times New Roman"/>
-          <w:b w:val="false"/>
-          <w:bCs w:val="false"/>
-          <w:sz w:val="24"/>
-          <w:szCs w:val="24"/>
-        </w:rPr>
-        <w:tab/>
-        <w:t>)</w:t>
-      </w:r>
-      <w:r>
-        <w:rPr>
-          <w:rFonts w:ascii="Times New Roman" w:cs="Times New Roman" w:eastAsia="Times New Roman" w:hAnsi="Times New Roman"/>
-          <w:b w:val="false"/>
-          <w:bCs w:val="false"/>
-          <w:sz w:val="24"/>
-          <w:szCs w:val="24"/>
-        </w:rPr>
-        <w:tab/>
-        <w:t>No. {{ case_number }}</w:t>
-      </w:r>
-    </w:p>
-    <w:p>
-      <w:pPr>
-        <w:tabs>
-          <w:tab w:pos="1080" w:val="left"/>
-          <w:tab w:pos="6480" w:val="right"/>
-          <w:tab w:pos="6768" w:val="left"/>
-        </w:tabs>
-        <w:spacing w:line="240" w:lineRule="exact"/>
-        <w:ind w:start="4320" w:firstLine="720"/>
-      </w:pPr>
-      <w:r>
-        <w:rPr>
-          <w:rFonts w:ascii="Times New Roman" w:cs="Times New Roman" w:eastAsia="Times New Roman" w:hAnsi="Times New Roman"/>
-          <w:b w:val="false"/>
-          <w:bCs w:val="false"/>
-          <w:sz w:val="24"/>
-          <w:szCs w:val="24"/>
-        </w:rPr>
-      </w:r>
-      <w:r>
-        <w:rPr>
-          <w:rFonts w:ascii="Times New Roman" w:cs="Times New Roman" w:eastAsia="Times New Roman" w:hAnsi="Times New Roman"/>
-          <w:b w:val="false"/>
-          <w:bCs w:val="false"/>
-          <w:sz w:val="24"/>
-          <w:szCs w:val="24"/>
-        </w:rPr>
-        <w:tab/>
-        <w:t>)</w:t>
-      </w:r>
-    </w:p>
-    <w:p>
-      <w:pPr>
-        <w:tabs>
-          <w:tab w:pos="1080" w:val="left"/>
-          <w:tab w:pos="6480" w:val="right"/>
-          <w:tab w:pos="6768" w:val="left"/>
-        </w:tabs>
-        <w:spacing w:line="240" w:lineRule="exact"/>
-        <w:ind w:firstLine="720"/>
-      </w:pPr>
-      <w:r>
-        <w:rPr>
-          <w:rFonts w:ascii="Times New Roman" w:cs="Times New Roman" w:eastAsia="Times New Roman" w:hAnsi="Times New Roman"/>
-          <w:b w:val="false"/>
-          <w:bCs w:val="false"/>
-          <w:sz w:val="24"/>
-          <w:szCs w:val="24"/>
-        </w:rPr>
-        <w:t>A Minor Child.</w:t>
-      </w:r>
-      <w:r>
-        <w:rPr>
-          <w:rFonts w:ascii="Times New Roman" w:cs="Times New Roman" w:eastAsia="Times New Roman" w:hAnsi="Times New Roman"/>
-          <w:b w:val="false"/>
-          <w:bCs w:val="false"/>
-          <w:sz w:val="24"/>
-          <w:szCs w:val="24"/>
-        </w:rPr>
-        <w:tab/>
-        <w:t>)</w:t>
-      </w:r>
-    </w:p>
+    <w:tbl>
+      <w:tblPr>
+        <w:tblW w:w="9360" w:type="dxa"/>
+        <w:tblBorders>
+          <w:top w:val="none" w:sz="0" w:space="0" w:color="auto"/>
+          <w:left w:val="none" w:sz="0" w:space="0" w:color="auto"/>
+          <w:bottom w:val="none" w:sz="0" w:space="0" w:color="auto"/>
+          <w:right w:val="none" w:sz="0" w:space="0" w:color="auto"/>
+          <w:insideH w:val="none" w:sz="0" w:space="0" w:color="auto"/>
+          <w:insideV w:val="none" w:sz="0" w:space="0" w:color="auto"/>
+        </w:tblBorders>
+        <w:tblLayout w:type="fixed"/>
+        <w:tblCellMar>
+          <w:top w:w="0" w:type="dxa"/>
+          <w:left w:w="0" w:type="dxa"/>
+          <w:bottom w:w="0" w:type="dxa"/>
+          <w:right w:w="0" w:type="dxa"/>
+        </w:tblCellMar>
+        <w:tblLook w:val="0000" w:firstRow="0" w:lastRow="0" w:firstColumn="0" w:lastColumn="0" w:noHBand="0" w:noVBand="0"/>
+      </w:tblPr>
+      <w:tblGrid>
+        <w:gridCol w:w="6192"/>
+        <w:gridCol w:w="288"/>
+        <w:gridCol w:w="2880"/>
+      </w:tblGrid>
+      <w:tr>
+        <w:tc>
+          <w:tcPr>
+            <w:tcW w:w="6192" w:type="dxa"/>
+          </w:tcPr>
+          <w:p>
+            <w:pPr>
+              <w:spacing w:after="0" w:line="240" w:lineRule="auto"/>
+            </w:pPr>
+            <w:r>
+              <w:rPr>
+                <w:rFonts w:ascii="Times New Roman" w:cs="Times New Roman" w:eastAsia="Times New Roman" w:hAnsi="Times New Roman"/>
+                <w:b w:val="false"/>
+                <w:bCs w:val="false"/>
+                <w:sz w:val="24"/>
+                <w:szCs w:val="24"/>
+              </w:rPr>
+              <w:t xml:space="preserve">In the Matter of the Adoption of</w:t>
+            </w:r>
+          </w:p>
+          <w:p>
+            <w:pPr>
+              <w:spacing w:after="0" w:line="240" w:lineRule="auto"/>
+            </w:pPr>
+          </w:p>
+          <w:p>
+            <w:pPr>
+              <w:spacing w:after="0" w:line="240" w:lineRule="auto"/>
+            </w:pPr>
+            <w:r>
+              <w:rPr>
+                <w:rFonts w:ascii="Times New Roman" w:cs="Times New Roman" w:eastAsia="Times New Roman" w:hAnsi="Times New Roman"/>
+                <w:b w:val="false"/>
+                <w:bCs w:val="false"/>
+                <w:sz w:val="24"/>
+                <w:szCs w:val="24"/>
+              </w:rPr>
+              <w:t xml:space="preserve">{{ child1_name_upper }}</w:t>
+            </w:r>
+          </w:p>
+          <w:p>
+            <w:pPr>
+              <w:tabs>
+                <w:tab w:val="left" w:pos="1080"/>
+              </w:tabs>
+              <w:spacing w:after="0" w:line="240" w:lineRule="auto"/>
+            </w:pPr>
+            <w:r>
+              <w:rPr>
+                <w:rFonts w:ascii="Times New Roman" w:cs="Times New Roman" w:eastAsia="Times New Roman" w:hAnsi="Times New Roman"/>
+                <w:b w:val="false"/>
+                <w:bCs w:val="false"/>
+                <w:sz w:val="24"/>
+                <w:szCs w:val="24"/>
+              </w:rPr>
+              <w:t xml:space="preserve">DOB:  </w:t>
+              <w:tab/>
+              <w:t xml:space="preserve">{{ child1_dob }},</w:t>
+            </w:r>
+          </w:p>
+          <w:p>
+            <w:pPr>
+              <w:spacing w:after="0" w:line="240" w:lineRule="auto"/>
+            </w:pPr>
+          </w:p>
+          <w:p>
+            <w:pPr>
+              <w:spacing w:after="0" w:line="240" w:lineRule="auto"/>
+              <w:ind w:firstLine="720"/>
+            </w:pPr>
+            <w:r>
+              <w:rPr>
+                <w:rFonts w:ascii="Times New Roman" w:cs="Times New Roman" w:eastAsia="Times New Roman" w:hAnsi="Times New Roman"/>
+                <w:b w:val="false"/>
+                <w:bCs w:val="false"/>
+                <w:sz w:val="24"/>
+                <w:szCs w:val="24"/>
+              </w:rPr>
+              <w:t xml:space="preserve">A Minor Child.</w:t>
+            </w:r>
+          </w:p>
+        </w:tc>
+        <w:tc>
+          <w:tcPr>
+            <w:tcW w:w="288" w:type="dxa"/>
+          </w:tcPr>
+          <w:p>
+            <w:pPr>
+              <w:spacing w:after="0" w:line="240" w:lineRule="auto"/>
+            </w:pPr>
+            <w:r>
+              <w:rPr>
+                <w:rFonts w:ascii="Times New Roman" w:cs="Times New Roman" w:eastAsia="Times New Roman" w:hAnsi="Times New Roman"/>
+                <w:b w:val="false"/>
+                <w:bCs w:val="false"/>
+                <w:sz w:val="24"/>
+                <w:szCs w:val="24"/>
+              </w:rPr>
+              <w:t xml:space="preserve">)</w:t>
+            </w:r>
+          </w:p>
+          <w:p>
+            <w:pPr>
+              <w:spacing w:after="0" w:line="240" w:lineRule="auto"/>
+            </w:pPr>
+            <w:r>
+              <w:rPr>
+                <w:rFonts w:ascii="Times New Roman" w:cs="Times New Roman" w:eastAsia="Times New Roman" w:hAnsi="Times New Roman"/>
+                <w:b w:val="false"/>
+                <w:bCs w:val="false"/>
+                <w:sz w:val="24"/>
+                <w:szCs w:val="24"/>
+              </w:rPr>
+              <w:t xml:space="preserve">)</w:t>
+            </w:r>
+          </w:p>
+          <w:p>
+            <w:pPr>
+              <w:spacing w:after="0" w:line="240" w:lineRule="auto"/>
+            </w:pPr>
+            <w:r>
+              <w:rPr>
+                <w:rFonts w:ascii="Times New Roman" w:cs="Times New Roman" w:eastAsia="Times New Roman" w:hAnsi="Times New Roman"/>
+                <w:b w:val="false"/>
+                <w:bCs w:val="false"/>
+                <w:sz w:val="24"/>
+                <w:szCs w:val="24"/>
+              </w:rPr>
+              <w:t xml:space="preserve">)</w:t>
+            </w:r>
+          </w:p>
+          <w:p>
+            <w:pPr>
+              <w:spacing w:after="0" w:line="240" w:lineRule="auto"/>
+            </w:pPr>
+            <w:r>
+              <w:rPr>
+                <w:rFonts w:ascii="Times New Roman" w:cs="Times New Roman" w:eastAsia="Times New Roman" w:hAnsi="Times New Roman"/>
+                <w:b w:val="false"/>
+                <w:bCs w:val="false"/>
+                <w:sz w:val="24"/>
+                <w:szCs w:val="24"/>
+              </w:rPr>
+              <w:t xml:space="preserve">)</w:t>
+            </w:r>
+          </w:p>
+          <w:p>
+            <w:pPr>
+              <w:spacing w:after="0" w:line="240" w:lineRule="auto"/>
+            </w:pPr>
+            <w:r>
+              <w:rPr>
+                <w:rFonts w:ascii="Times New Roman" w:cs="Times New Roman" w:eastAsia="Times New Roman" w:hAnsi="Times New Roman"/>
+                <w:b w:val="false"/>
+                <w:bCs w:val="false"/>
+                <w:sz w:val="24"/>
+                <w:szCs w:val="24"/>
+              </w:rPr>
+              <w:t xml:space="preserve">)</w:t>
+            </w:r>
+          </w:p>
+          <w:p>
+            <w:pPr>
+              <w:spacing w:after="0" w:line="240" w:lineRule="auto"/>
+            </w:pPr>
+            <w:r>
+              <w:rPr>
+                <w:rFonts w:ascii="Times New Roman" w:cs="Times New Roman" w:eastAsia="Times New Roman" w:hAnsi="Times New Roman"/>
+                <w:b w:val="false"/>
+                <w:bCs w:val="false"/>
+                <w:sz w:val="24"/>
+                <w:szCs w:val="24"/>
+              </w:rPr>
+              <w:t xml:space="preserve">)</w:t>
+            </w:r>
+          </w:p>
+        </w:tc>
+        <w:tc>
+          <w:tcPr>
+            <w:tcW w:w="2880" w:type="dxa"/>
+          </w:tcPr>
+          <w:p>
+            <w:pPr>
+              <w:spacing w:after="0" w:line="240" w:lineRule="auto"/>
+            </w:pPr>
+          </w:p>
+          <w:p>
+            <w:pPr>
+              <w:spacing w:after="0" w:line="240" w:lineRule="auto"/>
+            </w:pPr>
+          </w:p>
+          <w:p>
+            <w:pPr>
+              <w:spacing w:after="0" w:line="240" w:lineRule="auto"/>
+            </w:pPr>
+          </w:p>
+          <w:p>
+            <w:pPr>
+              <w:spacing w:after="0" w:line="240" w:lineRule="auto"/>
+            </w:pPr>
+            <w:r>
+              <w:rPr>
+                <w:rFonts w:ascii="Times New Roman" w:cs="Times New Roman" w:eastAsia="Times New Roman" w:hAnsi="Times New Roman"/>
+                <w:b w:val="false"/>
+                <w:bCs w:val="false"/>
+                <w:sz w:val="24"/>
+                <w:szCs w:val="24"/>
+              </w:rPr>
+              <w:t xml:space="preserve">No. {{ case_number }}</w:t>
+            </w:r>
+          </w:p>
+        </w:tc>
+      </w:tr>
+    </w:tbl>
     <w:p>
       <w:pPr>
         <w:spacing w:line="240" w:lineRule="exact"/>
@@ -381,7 +425,7 @@
           <w:sz w:val="24"/>
           <w:szCs w:val="24"/>
         </w:rPr>
-        <w:t xml:space="preserve">By:</w:t>
+        <w:t xml:space="preserve">By:{% if attorney_signature %}  {{ attorney_signature }}{% endif %}</w:t>
       </w:r>
     </w:p>
     <w:p>
@@ -533,201 +577,245 @@
         <w:t xml:space="preserve"/>
       </w:r>
     </w:p>
-    <w:p>
-      <w:pPr>
-        <w:tabs>
-          <w:tab w:pos="1080" w:val="left"/>
-          <w:tab w:pos="6480" w:val="right"/>
-          <w:tab w:pos="6768" w:val="left"/>
-        </w:tabs>
-        <w:spacing w:line="240" w:lineRule="exact"/>
-      </w:pPr>
-      <w:r>
-        <w:rPr>
-          <w:rFonts w:ascii="Times New Roman" w:cs="Times New Roman" w:eastAsia="Times New Roman" w:hAnsi="Times New Roman"/>
-          <w:b w:val="false"/>
-          <w:bCs w:val="false"/>
-          <w:sz w:val="24"/>
-          <w:szCs w:val="24"/>
-        </w:rPr>
-        <w:t>In the Matter of the Adoption of</w:t>
-      </w:r>
-      <w:r>
-        <w:rPr>
-          <w:rFonts w:ascii="Times New Roman" w:cs="Times New Roman" w:eastAsia="Times New Roman" w:hAnsi="Times New Roman"/>
-          <w:b w:val="false"/>
-          <w:bCs w:val="false"/>
-          <w:sz w:val="24"/>
-          <w:szCs w:val="24"/>
-        </w:rPr>
-        <w:tab/>
-        <w:t>)</w:t>
-      </w:r>
-    </w:p>
-    <w:p>
-      <w:pPr>
-        <w:tabs>
-          <w:tab w:pos="1080" w:val="left"/>
-          <w:tab w:pos="6480" w:val="right"/>
-          <w:tab w:pos="6768" w:val="left"/>
-        </w:tabs>
-        <w:spacing w:line="240" w:lineRule="exact"/>
-      </w:pPr>
-      <w:r>
-        <w:rPr>
-          <w:rFonts w:ascii="Times New Roman" w:cs="Times New Roman" w:eastAsia="Times New Roman" w:hAnsi="Times New Roman"/>
-          <w:sz w:val="24"/>
-          <w:szCs w:val="24"/>
-        </w:rPr>
-      </w:r>
-      <w:r>
-        <w:rPr>
-          <w:rFonts w:ascii="Times New Roman" w:cs="Times New Roman" w:eastAsia="Times New Roman" w:hAnsi="Times New Roman"/>
-          <w:sz w:val="24"/>
-          <w:szCs w:val="24"/>
-        </w:rPr>
-        <w:tab/>
-        <w:t>)</w:t>
-      </w:r>
-    </w:p>
-    <w:p>
-      <w:pPr>
-        <w:tabs>
-          <w:tab w:pos="1080" w:val="left"/>
-          <w:tab w:pos="6480" w:val="right"/>
-          <w:tab w:pos="6768" w:val="left"/>
-        </w:tabs>
-        <w:spacing w:line="240" w:lineRule="exact"/>
-      </w:pPr>
-      <w:r>
-        <w:rPr>
-          <w:rFonts w:ascii="Times New Roman" w:cs="Times New Roman" w:eastAsia="Times New Roman" w:hAnsi="Times New Roman"/>
-          <w:b w:val="false"/>
-          <w:bCs w:val="false"/>
-          <w:sz w:val="24"/>
-          <w:szCs w:val="24"/>
-        </w:rPr>
-        <w:t>{{ child1_name_upper }}</w:t>
-      </w:r>
-      <w:r>
-        <w:rPr>
-          <w:rFonts w:ascii="Times New Roman" w:cs="Times New Roman" w:eastAsia="Times New Roman" w:hAnsi="Times New Roman"/>
-          <w:b w:val="false"/>
-          <w:bCs w:val="false"/>
-          <w:sz w:val="24"/>
-          <w:szCs w:val="24"/>
-        </w:rPr>
-        <w:tab/>
-        <w:t>)</w:t>
-      </w:r>
-    </w:p>
-    <w:p>
-      <w:pPr>
-        <w:tabs>
-          <w:tab w:pos="1080" w:val="left"/>
-          <w:tab w:pos="6480" w:val="right"/>
-          <w:tab w:pos="6768" w:val="left"/>
-        </w:tabs>
-        <w:spacing w:line="240" w:lineRule="exact"/>
-      </w:pPr>
-      <w:r>
-        <w:rPr>
-          <w:rFonts w:ascii="Times New Roman" w:cs="Times New Roman" w:eastAsia="Times New Roman" w:hAnsi="Times New Roman"/>
-          <w:b w:val="false"/>
-          <w:bCs w:val="false"/>
-          <w:sz w:val="24"/>
-          <w:szCs w:val="24"/>
-        </w:rPr>
-        <w:t xml:space="preserve">DOB:  </w:t>
-        <w:tab/>
-        <w:t>{{ child1_dob }},</w:t>
-      </w:r>
-      <w:r>
-        <w:rPr>
-          <w:rFonts w:ascii="Times New Roman" w:cs="Times New Roman" w:eastAsia="Times New Roman" w:hAnsi="Times New Roman"/>
-          <w:b w:val="false"/>
-          <w:bCs w:val="false"/>
-          <w:sz w:val="24"/>
-          <w:szCs w:val="24"/>
-        </w:rPr>
-        <w:tab/>
-        <w:t>)</w:t>
-      </w:r>
-      <w:r>
-        <w:rPr>
-          <w:rFonts w:ascii="Times New Roman" w:cs="Times New Roman" w:eastAsia="Times New Roman" w:hAnsi="Times New Roman"/>
-          <w:b w:val="false"/>
-          <w:bCs w:val="false"/>
-          <w:sz w:val="24"/>
-          <w:szCs w:val="24"/>
-        </w:rPr>
-        <w:tab/>
-        <w:t>No. {{ case_number }}</w:t>
-      </w:r>
-    </w:p>
-    <w:p>
-      <w:pPr>
-        <w:tabs>
-          <w:tab w:pos="1080" w:val="left"/>
-          <w:tab w:pos="6480" w:val="right"/>
-          <w:tab w:pos="6768" w:val="left"/>
-        </w:tabs>
-        <w:spacing w:line="240" w:lineRule="exact"/>
-        <w:ind w:start="4320" w:firstLine="720"/>
-      </w:pPr>
-      <w:r>
-        <w:rPr>
-          <w:rFonts w:ascii="Times New Roman" w:cs="Times New Roman" w:eastAsia="Times New Roman" w:hAnsi="Times New Roman"/>
-          <w:b w:val="false"/>
-          <w:bCs w:val="false"/>
-          <w:sz w:val="24"/>
-          <w:szCs w:val="24"/>
-        </w:rPr>
-      </w:r>
-      <w:r>
-        <w:rPr>
-          <w:rFonts w:ascii="Times New Roman" w:cs="Times New Roman" w:eastAsia="Times New Roman" w:hAnsi="Times New Roman"/>
-          <w:b w:val="false"/>
-          <w:bCs w:val="false"/>
-          <w:sz w:val="24"/>
-          <w:szCs w:val="24"/>
-        </w:rPr>
-        <w:tab/>
-        <w:t>)</w:t>
-      </w:r>
-    </w:p>
-    <w:p>
-      <w:pPr>
-        <w:tabs>
-          <w:tab w:pos="1080" w:val="left"/>
-          <w:tab w:pos="6480" w:val="right"/>
-          <w:tab w:pos="6768" w:val="left"/>
-        </w:tabs>
-        <w:spacing w:line="240" w:lineRule="exact"/>
-        <w:ind w:firstLine="720"/>
-      </w:pPr>
-      <w:r>
-        <w:rPr>
-          <w:rFonts w:ascii="Times New Roman" w:cs="Times New Roman" w:eastAsia="Times New Roman" w:hAnsi="Times New Roman"/>
-          <w:b w:val="false"/>
-          <w:bCs w:val="false"/>
-          <w:sz w:val="24"/>
-          <w:szCs w:val="24"/>
-        </w:rPr>
-        <w:t>A Minor Child.</w:t>
-      </w:r>
-      <w:r>
-        <w:rPr>
-          <w:rFonts w:ascii="Times New Roman" w:cs="Times New Roman" w:eastAsia="Times New Roman" w:hAnsi="Times New Roman"/>
-          <w:b w:val="false"/>
-          <w:bCs w:val="false"/>
-          <w:sz w:val="24"/>
-          <w:szCs w:val="24"/>
-        </w:rPr>
-        <w:tab/>
-        <w:t>)</w:t>
-      </w:r>
-    </w:p>
+    <w:tbl>
+      <w:tblPr>
+        <w:tblW w:w="9360" w:type="dxa"/>
+        <w:tblBorders>
+          <w:top w:val="none" w:sz="0" w:space="0" w:color="auto"/>
+          <w:left w:val="none" w:sz="0" w:space="0" w:color="auto"/>
+          <w:bottom w:val="none" w:sz="0" w:space="0" w:color="auto"/>
+          <w:right w:val="none" w:sz="0" w:space="0" w:color="auto"/>
+          <w:insideH w:val="none" w:sz="0" w:space="0" w:color="auto"/>
+          <w:insideV w:val="none" w:sz="0" w:space="0" w:color="auto"/>
+        </w:tblBorders>
+        <w:tblLayout w:type="fixed"/>
+        <w:tblCellMar>
+          <w:top w:w="0" w:type="dxa"/>
+          <w:left w:w="0" w:type="dxa"/>
+          <w:bottom w:w="0" w:type="dxa"/>
+          <w:right w:w="0" w:type="dxa"/>
+        </w:tblCellMar>
+        <w:tblLook w:val="0000" w:firstRow="0" w:lastRow="0" w:firstColumn="0" w:lastColumn="0" w:noHBand="0" w:noVBand="0"/>
+      </w:tblPr>
+      <w:tblGrid>
+        <w:gridCol w:w="6192"/>
+        <w:gridCol w:w="288"/>
+        <w:gridCol w:w="2880"/>
+      </w:tblGrid>
+      <w:tr>
+        <w:tc>
+          <w:tcPr>
+            <w:tcW w:w="6192" w:type="dxa"/>
+          </w:tcPr>
+          <w:p>
+            <w:pPr>
+              <w:spacing w:after="0" w:line="240" w:lineRule="auto"/>
+            </w:pPr>
+            <w:r>
+              <w:rPr>
+                <w:rFonts w:ascii="Times New Roman" w:cs="Times New Roman" w:eastAsia="Times New Roman" w:hAnsi="Times New Roman"/>
+                <w:b w:val="false"/>
+                <w:bCs w:val="false"/>
+                <w:sz w:val="24"/>
+                <w:szCs w:val="24"/>
+              </w:rPr>
+              <w:t xml:space="preserve">In the Matter of the Adoption of</w:t>
+            </w:r>
+          </w:p>
+          <w:p>
+            <w:pPr>
+              <w:spacing w:after="0" w:line="240" w:lineRule="auto"/>
+            </w:pPr>
+          </w:p>
+          <w:p>
+            <w:pPr>
+              <w:spacing w:after="0" w:line="240" w:lineRule="auto"/>
+            </w:pPr>
+            <w:r>
+              <w:rPr>
+                <w:rFonts w:ascii="Times New Roman" w:cs="Times New Roman" w:eastAsia="Times New Roman" w:hAnsi="Times New Roman"/>
+                <w:b w:val="false"/>
+                <w:bCs w:val="false"/>
+                <w:sz w:val="24"/>
+                <w:szCs w:val="24"/>
+              </w:rPr>
+              <w:t xml:space="preserve">{{ child1_name_upper }}</w:t>
+            </w:r>
+          </w:p>
+          <w:p>
+            <w:pPr>
+              <w:tabs>
+                <w:tab w:val="left" w:pos="1080"/>
+              </w:tabs>
+              <w:spacing w:after="0" w:line="240" w:lineRule="auto"/>
+            </w:pPr>
+            <w:r>
+              <w:rPr>
+                <w:rFonts w:ascii="Times New Roman" w:cs="Times New Roman" w:eastAsia="Times New Roman" w:hAnsi="Times New Roman"/>
+                <w:b w:val="false"/>
+                <w:bCs w:val="false"/>
+                <w:sz w:val="24"/>
+                <w:szCs w:val="24"/>
+              </w:rPr>
+              <w:t xml:space="preserve">DOB:  </w:t>
+              <w:tab/>
+              <w:t xml:space="preserve">{{ child1_dob }},</w:t>
+            </w:r>
+          </w:p>
+          <w:p>
+            <w:pPr>
+              <w:spacing w:after="0" w:line="240" w:lineRule="auto"/>
+            </w:pPr>
+          </w:p>
+          <w:p>
+            <w:pPr>
+              <w:spacing w:after="0" w:line="240" w:lineRule="auto"/>
+              <w:ind w:firstLine="720"/>
+            </w:pPr>
+            <w:r>
+              <w:rPr>
+                <w:rFonts w:ascii="Times New Roman" w:cs="Times New Roman" w:eastAsia="Times New Roman" w:hAnsi="Times New Roman"/>
+                <w:b w:val="false"/>
+                <w:bCs w:val="false"/>
+                <w:sz w:val="24"/>
+                <w:szCs w:val="24"/>
+              </w:rPr>
+              <w:t xml:space="preserve">A Minor Child.</w:t>
+            </w:r>
+          </w:p>
+        </w:tc>
+        <w:tc>
+          <w:tcPr>
+            <w:tcW w:w="288" w:type="dxa"/>
+          </w:tcPr>
+          <w:p>
+            <w:pPr>
+              <w:spacing w:after="0" w:line="240" w:lineRule="auto"/>
+            </w:pPr>
+            <w:r>
+              <w:rPr>
+                <w:rFonts w:ascii="Times New Roman" w:cs="Times New Roman" w:eastAsia="Times New Roman" w:hAnsi="Times New Roman"/>
+                <w:b w:val="false"/>
+                <w:bCs w:val="false"/>
+                <w:sz w:val="24"/>
+                <w:szCs w:val="24"/>
+              </w:rPr>
+              <w:t xml:space="preserve">)</w:t>
+            </w:r>
+          </w:p>
+          <w:p>
+            <w:pPr>
+              <w:spacing w:after="0" w:line="240" w:lineRule="auto"/>
+            </w:pPr>
+            <w:r>
+              <w:rPr>
+                <w:rFonts w:ascii="Times New Roman" w:cs="Times New Roman" w:eastAsia="Times New Roman" w:hAnsi="Times New Roman"/>
+                <w:b w:val="false"/>
+                <w:bCs w:val="false"/>
+                <w:sz w:val="24"/>
+                <w:szCs w:val="24"/>
+              </w:rPr>
+              <w:t xml:space="preserve">)</w:t>
+            </w:r>
+          </w:p>
+          <w:p>
+            <w:pPr>
+              <w:spacing w:after="0" w:line="240" w:lineRule="auto"/>
+            </w:pPr>
+            <w:r>
+              <w:rPr>
+                <w:rFonts w:ascii="Times New Roman" w:cs="Times New Roman" w:eastAsia="Times New Roman" w:hAnsi="Times New Roman"/>
+                <w:b w:val="false"/>
+                <w:bCs w:val="false"/>
+                <w:sz w:val="24"/>
+                <w:szCs w:val="24"/>
+              </w:rPr>
+              <w:t xml:space="preserve">)</w:t>
+            </w:r>
+          </w:p>
+          <w:p>
+            <w:pPr>
+              <w:spacing w:after="0" w:line="240" w:lineRule="auto"/>
+            </w:pPr>
+            <w:r>
+              <w:rPr>
+                <w:rFonts w:ascii="Times New Roman" w:cs="Times New Roman" w:eastAsia="Times New Roman" w:hAnsi="Times New Roman"/>
+                <w:b w:val="false"/>
+                <w:bCs w:val="false"/>
+                <w:sz w:val="24"/>
+                <w:szCs w:val="24"/>
+              </w:rPr>
+              <w:t xml:space="preserve">)</w:t>
+            </w:r>
+          </w:p>
+          <w:p>
+            <w:pPr>
+              <w:spacing w:after="0" w:line="240" w:lineRule="auto"/>
+            </w:pPr>
+            <w:r>
+              <w:rPr>
+                <w:rFonts w:ascii="Times New Roman" w:cs="Times New Roman" w:eastAsia="Times New Roman" w:hAnsi="Times New Roman"/>
+                <w:b w:val="false"/>
+                <w:bCs w:val="false"/>
+                <w:sz w:val="24"/>
+                <w:szCs w:val="24"/>
+              </w:rPr>
+              <w:t xml:space="preserve">)</w:t>
+            </w:r>
+          </w:p>
+          <w:p>
+            <w:pPr>
+              <w:spacing w:after="0" w:line="240" w:lineRule="auto"/>
+            </w:pPr>
+            <w:r>
+              <w:rPr>
+                <w:rFonts w:ascii="Times New Roman" w:cs="Times New Roman" w:eastAsia="Times New Roman" w:hAnsi="Times New Roman"/>
+                <w:b w:val="false"/>
+                <w:bCs w:val="false"/>
+                <w:sz w:val="24"/>
+                <w:szCs w:val="24"/>
+              </w:rPr>
+              <w:t xml:space="preserve">)</w:t>
+            </w:r>
+          </w:p>
+        </w:tc>
+        <w:tc>
+          <w:tcPr>
+            <w:tcW w:w="2880" w:type="dxa"/>
+          </w:tcPr>
+          <w:p>
+            <w:pPr>
+              <w:spacing w:after="0" w:line="240" w:lineRule="auto"/>
+            </w:pPr>
+          </w:p>
+          <w:p>
+            <w:pPr>
+              <w:spacing w:after="0" w:line="240" w:lineRule="auto"/>
+            </w:pPr>
+          </w:p>
+          <w:p>
+            <w:pPr>
+              <w:spacing w:after="0" w:line="240" w:lineRule="auto"/>
+            </w:pPr>
+          </w:p>
+          <w:p>
+            <w:pPr>
+              <w:spacing w:after="0" w:line="240" w:lineRule="auto"/>
+            </w:pPr>
+            <w:r>
+              <w:rPr>
+                <w:rFonts w:ascii="Times New Roman" w:cs="Times New Roman" w:eastAsia="Times New Roman" w:hAnsi="Times New Roman"/>
+                <w:b w:val="false"/>
+                <w:bCs w:val="false"/>
+                <w:sz w:val="24"/>
+                <w:szCs w:val="24"/>
+              </w:rPr>
+              <w:t xml:space="preserve">No. {{ case_number }}</w:t>
+            </w:r>
+          </w:p>
+        </w:tc>
+      </w:tr>
+    </w:tbl>
     <w:p>
       <w:pPr>
         <w:spacing w:line="240" w:lineRule="exact"/>
@@ -884,7 +972,7 @@
           <w:sz w:val="24"/>
           <w:szCs w:val="24"/>
         </w:rPr>
-        <w:t xml:space="preserve">By:</w:t>
+        <w:t xml:space="preserve">By:{% if attorney_signature %}  {{ attorney_signature }}{% endif %}</w:t>
       </w:r>
     </w:p>
     <w:p>
@@ -1036,201 +1124,245 @@
         <w:t xml:space="preserve"/>
       </w:r>
     </w:p>
-    <w:p>
-      <w:pPr>
-        <w:tabs>
-          <w:tab w:pos="1080" w:val="left"/>
-          <w:tab w:pos="6480" w:val="right"/>
-          <w:tab w:pos="6768" w:val="left"/>
-        </w:tabs>
-        <w:spacing w:line="240" w:lineRule="exact"/>
-      </w:pPr>
-      <w:r>
-        <w:rPr>
-          <w:rFonts w:ascii="Times New Roman" w:cs="Times New Roman" w:eastAsia="Times New Roman" w:hAnsi="Times New Roman"/>
-          <w:b w:val="false"/>
-          <w:bCs w:val="false"/>
-          <w:sz w:val="24"/>
-          <w:szCs w:val="24"/>
-        </w:rPr>
-        <w:t>In the Matter of the Adoption of</w:t>
-      </w:r>
-      <w:r>
-        <w:rPr>
-          <w:rFonts w:ascii="Times New Roman" w:cs="Times New Roman" w:eastAsia="Times New Roman" w:hAnsi="Times New Roman"/>
-          <w:b w:val="false"/>
-          <w:bCs w:val="false"/>
-          <w:sz w:val="24"/>
-          <w:szCs w:val="24"/>
-        </w:rPr>
-        <w:tab/>
-        <w:t>)</w:t>
-      </w:r>
-    </w:p>
-    <w:p>
-      <w:pPr>
-        <w:tabs>
-          <w:tab w:pos="1080" w:val="left"/>
-          <w:tab w:pos="6480" w:val="right"/>
-          <w:tab w:pos="6768" w:val="left"/>
-        </w:tabs>
-        <w:spacing w:line="240" w:lineRule="exact"/>
-      </w:pPr>
-      <w:r>
-        <w:rPr>
-          <w:rFonts w:ascii="Times New Roman" w:cs="Times New Roman" w:eastAsia="Times New Roman" w:hAnsi="Times New Roman"/>
-          <w:sz w:val="24"/>
-          <w:szCs w:val="24"/>
-        </w:rPr>
-      </w:r>
-      <w:r>
-        <w:rPr>
-          <w:rFonts w:ascii="Times New Roman" w:cs="Times New Roman" w:eastAsia="Times New Roman" w:hAnsi="Times New Roman"/>
-          <w:sz w:val="24"/>
-          <w:szCs w:val="24"/>
-        </w:rPr>
-        <w:tab/>
-        <w:t>)</w:t>
-      </w:r>
-    </w:p>
-    <w:p>
-      <w:pPr>
-        <w:tabs>
-          <w:tab w:pos="1080" w:val="left"/>
-          <w:tab w:pos="6480" w:val="right"/>
-          <w:tab w:pos="6768" w:val="left"/>
-        </w:tabs>
-        <w:spacing w:line="240" w:lineRule="exact"/>
-      </w:pPr>
-      <w:r>
-        <w:rPr>
-          <w:rFonts w:ascii="Times New Roman" w:cs="Times New Roman" w:eastAsia="Times New Roman" w:hAnsi="Times New Roman"/>
-          <w:b w:val="false"/>
-          <w:bCs w:val="false"/>
-          <w:sz w:val="24"/>
-          <w:szCs w:val="24"/>
-        </w:rPr>
-        <w:t>{{ child1_name_upper }}</w:t>
-      </w:r>
-      <w:r>
-        <w:rPr>
-          <w:rFonts w:ascii="Times New Roman" w:cs="Times New Roman" w:eastAsia="Times New Roman" w:hAnsi="Times New Roman"/>
-          <w:b w:val="false"/>
-          <w:bCs w:val="false"/>
-          <w:sz w:val="24"/>
-          <w:szCs w:val="24"/>
-        </w:rPr>
-        <w:tab/>
-        <w:t>)</w:t>
-      </w:r>
-    </w:p>
-    <w:p>
-      <w:pPr>
-        <w:tabs>
-          <w:tab w:pos="1080" w:val="left"/>
-          <w:tab w:pos="6480" w:val="right"/>
-          <w:tab w:pos="6768" w:val="left"/>
-        </w:tabs>
-        <w:spacing w:line="240" w:lineRule="exact"/>
-      </w:pPr>
-      <w:r>
-        <w:rPr>
-          <w:rFonts w:ascii="Times New Roman" w:cs="Times New Roman" w:eastAsia="Times New Roman" w:hAnsi="Times New Roman"/>
-          <w:b w:val="false"/>
-          <w:bCs w:val="false"/>
-          <w:sz w:val="24"/>
-          <w:szCs w:val="24"/>
-        </w:rPr>
-        <w:t xml:space="preserve">DOB:  </w:t>
-        <w:tab/>
-        <w:t>{{ child1_dob }},</w:t>
-      </w:r>
-      <w:r>
-        <w:rPr>
-          <w:rFonts w:ascii="Times New Roman" w:cs="Times New Roman" w:eastAsia="Times New Roman" w:hAnsi="Times New Roman"/>
-          <w:b w:val="false"/>
-          <w:bCs w:val="false"/>
-          <w:sz w:val="24"/>
-          <w:szCs w:val="24"/>
-        </w:rPr>
-        <w:tab/>
-        <w:t>)</w:t>
-      </w:r>
-      <w:r>
-        <w:rPr>
-          <w:rFonts w:ascii="Times New Roman" w:cs="Times New Roman" w:eastAsia="Times New Roman" w:hAnsi="Times New Roman"/>
-          <w:b w:val="false"/>
-          <w:bCs w:val="false"/>
-          <w:sz w:val="24"/>
-          <w:szCs w:val="24"/>
-        </w:rPr>
-        <w:tab/>
-        <w:t>No. {{ case_number }}</w:t>
-      </w:r>
-    </w:p>
-    <w:p>
-      <w:pPr>
-        <w:tabs>
-          <w:tab w:pos="1080" w:val="left"/>
-          <w:tab w:pos="6480" w:val="right"/>
-          <w:tab w:pos="6768" w:val="left"/>
-        </w:tabs>
-        <w:spacing w:line="240" w:lineRule="exact"/>
-        <w:ind w:start="4320" w:firstLine="720"/>
-      </w:pPr>
-      <w:r>
-        <w:rPr>
-          <w:rFonts w:ascii="Times New Roman" w:cs="Times New Roman" w:eastAsia="Times New Roman" w:hAnsi="Times New Roman"/>
-          <w:b w:val="false"/>
-          <w:bCs w:val="false"/>
-          <w:sz w:val="24"/>
-          <w:szCs w:val="24"/>
-        </w:rPr>
-      </w:r>
-      <w:r>
-        <w:rPr>
-          <w:rFonts w:ascii="Times New Roman" w:cs="Times New Roman" w:eastAsia="Times New Roman" w:hAnsi="Times New Roman"/>
-          <w:b w:val="false"/>
-          <w:bCs w:val="false"/>
-          <w:sz w:val="24"/>
-          <w:szCs w:val="24"/>
-        </w:rPr>
-        <w:tab/>
-        <w:t>)</w:t>
-      </w:r>
-    </w:p>
-    <w:p>
-      <w:pPr>
-        <w:tabs>
-          <w:tab w:pos="1080" w:val="left"/>
-          <w:tab w:pos="6480" w:val="right"/>
-          <w:tab w:pos="6768" w:val="left"/>
-        </w:tabs>
-        <w:spacing w:line="240" w:lineRule="exact"/>
-        <w:ind w:firstLine="720"/>
-      </w:pPr>
-      <w:r>
-        <w:rPr>
-          <w:rFonts w:ascii="Times New Roman" w:cs="Times New Roman" w:eastAsia="Times New Roman" w:hAnsi="Times New Roman"/>
-          <w:b w:val="false"/>
-          <w:bCs w:val="false"/>
-          <w:sz w:val="24"/>
-          <w:szCs w:val="24"/>
-        </w:rPr>
-        <w:t>A Minor Child.</w:t>
-      </w:r>
-      <w:r>
-        <w:rPr>
-          <w:rFonts w:ascii="Times New Roman" w:cs="Times New Roman" w:eastAsia="Times New Roman" w:hAnsi="Times New Roman"/>
-          <w:b w:val="false"/>
-          <w:bCs w:val="false"/>
-          <w:sz w:val="24"/>
-          <w:szCs w:val="24"/>
-        </w:rPr>
-        <w:tab/>
-        <w:t>)</w:t>
-      </w:r>
-    </w:p>
+    <w:tbl>
+      <w:tblPr>
+        <w:tblW w:w="9360" w:type="dxa"/>
+        <w:tblBorders>
+          <w:top w:val="none" w:sz="0" w:space="0" w:color="auto"/>
+          <w:left w:val="none" w:sz="0" w:space="0" w:color="auto"/>
+          <w:bottom w:val="none" w:sz="0" w:space="0" w:color="auto"/>
+          <w:right w:val="none" w:sz="0" w:space="0" w:color="auto"/>
+          <w:insideH w:val="none" w:sz="0" w:space="0" w:color="auto"/>
+          <w:insideV w:val="none" w:sz="0" w:space="0" w:color="auto"/>
+        </w:tblBorders>
+        <w:tblLayout w:type="fixed"/>
+        <w:tblCellMar>
+          <w:top w:w="0" w:type="dxa"/>
+          <w:left w:w="0" w:type="dxa"/>
+          <w:bottom w:w="0" w:type="dxa"/>
+          <w:right w:w="0" w:type="dxa"/>
+        </w:tblCellMar>
+        <w:tblLook w:val="0000" w:firstRow="0" w:lastRow="0" w:firstColumn="0" w:lastColumn="0" w:noHBand="0" w:noVBand="0"/>
+      </w:tblPr>
+      <w:tblGrid>
+        <w:gridCol w:w="6192"/>
+        <w:gridCol w:w="288"/>
+        <w:gridCol w:w="2880"/>
+      </w:tblGrid>
+      <w:tr>
+        <w:tc>
+          <w:tcPr>
+            <w:tcW w:w="6192" w:type="dxa"/>
+          </w:tcPr>
+          <w:p>
+            <w:pPr>
+              <w:spacing w:after="0" w:line="240" w:lineRule="auto"/>
+            </w:pPr>
+            <w:r>
+              <w:rPr>
+                <w:rFonts w:ascii="Times New Roman" w:cs="Times New Roman" w:eastAsia="Times New Roman" w:hAnsi="Times New Roman"/>
+                <w:b w:val="false"/>
+                <w:bCs w:val="false"/>
+                <w:sz w:val="24"/>
+                <w:szCs w:val="24"/>
+              </w:rPr>
+              <w:t xml:space="preserve">In the Matter of the Adoption of</w:t>
+            </w:r>
+          </w:p>
+          <w:p>
+            <w:pPr>
+              <w:spacing w:after="0" w:line="240" w:lineRule="auto"/>
+            </w:pPr>
+          </w:p>
+          <w:p>
+            <w:pPr>
+              <w:spacing w:after="0" w:line="240" w:lineRule="auto"/>
+            </w:pPr>
+            <w:r>
+              <w:rPr>
+                <w:rFonts w:ascii="Times New Roman" w:cs="Times New Roman" w:eastAsia="Times New Roman" w:hAnsi="Times New Roman"/>
+                <w:b w:val="false"/>
+                <w:bCs w:val="false"/>
+                <w:sz w:val="24"/>
+                <w:szCs w:val="24"/>
+              </w:rPr>
+              <w:t xml:space="preserve">{{ child1_name_upper }}</w:t>
+            </w:r>
+          </w:p>
+          <w:p>
+            <w:pPr>
+              <w:tabs>
+                <w:tab w:val="left" w:pos="1080"/>
+              </w:tabs>
+              <w:spacing w:after="0" w:line="240" w:lineRule="auto"/>
+            </w:pPr>
+            <w:r>
+              <w:rPr>
+                <w:rFonts w:ascii="Times New Roman" w:cs="Times New Roman" w:eastAsia="Times New Roman" w:hAnsi="Times New Roman"/>
+                <w:b w:val="false"/>
+                <w:bCs w:val="false"/>
+                <w:sz w:val="24"/>
+                <w:szCs w:val="24"/>
+              </w:rPr>
+              <w:t xml:space="preserve">DOB:  </w:t>
+              <w:tab/>
+              <w:t xml:space="preserve">{{ child1_dob }},</w:t>
+            </w:r>
+          </w:p>
+          <w:p>
+            <w:pPr>
+              <w:spacing w:after="0" w:line="240" w:lineRule="auto"/>
+            </w:pPr>
+          </w:p>
+          <w:p>
+            <w:pPr>
+              <w:spacing w:after="0" w:line="240" w:lineRule="auto"/>
+              <w:ind w:firstLine="720"/>
+            </w:pPr>
+            <w:r>
+              <w:rPr>
+                <w:rFonts w:ascii="Times New Roman" w:cs="Times New Roman" w:eastAsia="Times New Roman" w:hAnsi="Times New Roman"/>
+                <w:b w:val="false"/>
+                <w:bCs w:val="false"/>
+                <w:sz w:val="24"/>
+                <w:szCs w:val="24"/>
+              </w:rPr>
+              <w:t xml:space="preserve">A Minor Child.</w:t>
+            </w:r>
+          </w:p>
+        </w:tc>
+        <w:tc>
+          <w:tcPr>
+            <w:tcW w:w="288" w:type="dxa"/>
+          </w:tcPr>
+          <w:p>
+            <w:pPr>
+              <w:spacing w:after="0" w:line="240" w:lineRule="auto"/>
+            </w:pPr>
+            <w:r>
+              <w:rPr>
+                <w:rFonts w:ascii="Times New Roman" w:cs="Times New Roman" w:eastAsia="Times New Roman" w:hAnsi="Times New Roman"/>
+                <w:b w:val="false"/>
+                <w:bCs w:val="false"/>
+                <w:sz w:val="24"/>
+                <w:szCs w:val="24"/>
+              </w:rPr>
+              <w:t xml:space="preserve">)</w:t>
+            </w:r>
+          </w:p>
+          <w:p>
+            <w:pPr>
+              <w:spacing w:after="0" w:line="240" w:lineRule="auto"/>
+            </w:pPr>
+            <w:r>
+              <w:rPr>
+                <w:rFonts w:ascii="Times New Roman" w:cs="Times New Roman" w:eastAsia="Times New Roman" w:hAnsi="Times New Roman"/>
+                <w:b w:val="false"/>
+                <w:bCs w:val="false"/>
+                <w:sz w:val="24"/>
+                <w:szCs w:val="24"/>
+              </w:rPr>
+              <w:t xml:space="preserve">)</w:t>
+            </w:r>
+          </w:p>
+          <w:p>
+            <w:pPr>
+              <w:spacing w:after="0" w:line="240" w:lineRule="auto"/>
+            </w:pPr>
+            <w:r>
+              <w:rPr>
+                <w:rFonts w:ascii="Times New Roman" w:cs="Times New Roman" w:eastAsia="Times New Roman" w:hAnsi="Times New Roman"/>
+                <w:b w:val="false"/>
+                <w:bCs w:val="false"/>
+                <w:sz w:val="24"/>
+                <w:szCs w:val="24"/>
+              </w:rPr>
+              <w:t xml:space="preserve">)</w:t>
+            </w:r>
+          </w:p>
+          <w:p>
+            <w:pPr>
+              <w:spacing w:after="0" w:line="240" w:lineRule="auto"/>
+            </w:pPr>
+            <w:r>
+              <w:rPr>
+                <w:rFonts w:ascii="Times New Roman" w:cs="Times New Roman" w:eastAsia="Times New Roman" w:hAnsi="Times New Roman"/>
+                <w:b w:val="false"/>
+                <w:bCs w:val="false"/>
+                <w:sz w:val="24"/>
+                <w:szCs w:val="24"/>
+              </w:rPr>
+              <w:t xml:space="preserve">)</w:t>
+            </w:r>
+          </w:p>
+          <w:p>
+            <w:pPr>
+              <w:spacing w:after="0" w:line="240" w:lineRule="auto"/>
+            </w:pPr>
+            <w:r>
+              <w:rPr>
+                <w:rFonts w:ascii="Times New Roman" w:cs="Times New Roman" w:eastAsia="Times New Roman" w:hAnsi="Times New Roman"/>
+                <w:b w:val="false"/>
+                <w:bCs w:val="false"/>
+                <w:sz w:val="24"/>
+                <w:szCs w:val="24"/>
+              </w:rPr>
+              <w:t xml:space="preserve">)</w:t>
+            </w:r>
+          </w:p>
+          <w:p>
+            <w:pPr>
+              <w:spacing w:after="0" w:line="240" w:lineRule="auto"/>
+            </w:pPr>
+            <w:r>
+              <w:rPr>
+                <w:rFonts w:ascii="Times New Roman" w:cs="Times New Roman" w:eastAsia="Times New Roman" w:hAnsi="Times New Roman"/>
+                <w:b w:val="false"/>
+                <w:bCs w:val="false"/>
+                <w:sz w:val="24"/>
+                <w:szCs w:val="24"/>
+              </w:rPr>
+              <w:t xml:space="preserve">)</w:t>
+            </w:r>
+          </w:p>
+        </w:tc>
+        <w:tc>
+          <w:tcPr>
+            <w:tcW w:w="2880" w:type="dxa"/>
+          </w:tcPr>
+          <w:p>
+            <w:pPr>
+              <w:spacing w:after="0" w:line="240" w:lineRule="auto"/>
+            </w:pPr>
+          </w:p>
+          <w:p>
+            <w:pPr>
+              <w:spacing w:after="0" w:line="240" w:lineRule="auto"/>
+            </w:pPr>
+          </w:p>
+          <w:p>
+            <w:pPr>
+              <w:spacing w:after="0" w:line="240" w:lineRule="auto"/>
+            </w:pPr>
+          </w:p>
+          <w:p>
+            <w:pPr>
+              <w:spacing w:after="0" w:line="240" w:lineRule="auto"/>
+            </w:pPr>
+            <w:r>
+              <w:rPr>
+                <w:rFonts w:ascii="Times New Roman" w:cs="Times New Roman" w:eastAsia="Times New Roman" w:hAnsi="Times New Roman"/>
+                <w:b w:val="false"/>
+                <w:bCs w:val="false"/>
+                <w:sz w:val="24"/>
+                <w:szCs w:val="24"/>
+              </w:rPr>
+              <w:t xml:space="preserve">No. {{ case_number }}</w:t>
+            </w:r>
+          </w:p>
+        </w:tc>
+      </w:tr>
+    </w:tbl>
     <w:p>
       <w:pPr>
         <w:spacing w:line="240" w:lineRule="exact"/>
@@ -1514,201 +1646,245 @@
         <w:t xml:space="preserve"/>
       </w:r>
     </w:p>
-    <w:p>
-      <w:pPr>
-        <w:tabs>
-          <w:tab w:pos="1080" w:val="left"/>
-          <w:tab w:pos="6480" w:val="right"/>
-          <w:tab w:pos="6768" w:val="left"/>
-        </w:tabs>
-        <w:spacing w:line="240" w:lineRule="exact"/>
-      </w:pPr>
-      <w:r>
-        <w:rPr>
-          <w:rFonts w:ascii="Times New Roman" w:cs="Times New Roman" w:eastAsia="Times New Roman" w:hAnsi="Times New Roman"/>
-          <w:b w:val="false"/>
-          <w:bCs w:val="false"/>
-          <w:sz w:val="24"/>
-          <w:szCs w:val="24"/>
-        </w:rPr>
-        <w:t>In the Matter of the Adoption of</w:t>
-      </w:r>
-      <w:r>
-        <w:rPr>
-          <w:rFonts w:ascii="Times New Roman" w:cs="Times New Roman" w:eastAsia="Times New Roman" w:hAnsi="Times New Roman"/>
-          <w:b w:val="false"/>
-          <w:bCs w:val="false"/>
-          <w:sz w:val="24"/>
-          <w:szCs w:val="24"/>
-        </w:rPr>
-        <w:tab/>
-        <w:t>)</w:t>
-      </w:r>
-    </w:p>
-    <w:p>
-      <w:pPr>
-        <w:tabs>
-          <w:tab w:pos="1080" w:val="left"/>
-          <w:tab w:pos="6480" w:val="right"/>
-          <w:tab w:pos="6768" w:val="left"/>
-        </w:tabs>
-        <w:spacing w:line="240" w:lineRule="exact"/>
-      </w:pPr>
-      <w:r>
-        <w:rPr>
-          <w:rFonts w:ascii="Times New Roman" w:cs="Times New Roman" w:eastAsia="Times New Roman" w:hAnsi="Times New Roman"/>
-          <w:sz w:val="24"/>
-          <w:szCs w:val="24"/>
-        </w:rPr>
-      </w:r>
-      <w:r>
-        <w:rPr>
-          <w:rFonts w:ascii="Times New Roman" w:cs="Times New Roman" w:eastAsia="Times New Roman" w:hAnsi="Times New Roman"/>
-          <w:sz w:val="24"/>
-          <w:szCs w:val="24"/>
-        </w:rPr>
-        <w:tab/>
-        <w:t>)</w:t>
-      </w:r>
-    </w:p>
-    <w:p>
-      <w:pPr>
-        <w:tabs>
-          <w:tab w:pos="1080" w:val="left"/>
-          <w:tab w:pos="6480" w:val="right"/>
-          <w:tab w:pos="6768" w:val="left"/>
-        </w:tabs>
-        <w:spacing w:line="240" w:lineRule="exact"/>
-      </w:pPr>
-      <w:r>
-        <w:rPr>
-          <w:rFonts w:ascii="Times New Roman" w:cs="Times New Roman" w:eastAsia="Times New Roman" w:hAnsi="Times New Roman"/>
-          <w:b w:val="false"/>
-          <w:bCs w:val="false"/>
-          <w:sz w:val="24"/>
-          <w:szCs w:val="24"/>
-        </w:rPr>
-        <w:t>{{ child1_name_upper }}</w:t>
-      </w:r>
-      <w:r>
-        <w:rPr>
-          <w:rFonts w:ascii="Times New Roman" w:cs="Times New Roman" w:eastAsia="Times New Roman" w:hAnsi="Times New Roman"/>
-          <w:b w:val="false"/>
-          <w:bCs w:val="false"/>
-          <w:sz w:val="24"/>
-          <w:szCs w:val="24"/>
-        </w:rPr>
-        <w:tab/>
-        <w:t>)</w:t>
-      </w:r>
-    </w:p>
-    <w:p>
-      <w:pPr>
-        <w:tabs>
-          <w:tab w:pos="1080" w:val="left"/>
-          <w:tab w:pos="6480" w:val="right"/>
-          <w:tab w:pos="6768" w:val="left"/>
-        </w:tabs>
-        <w:spacing w:line="240" w:lineRule="exact"/>
-      </w:pPr>
-      <w:r>
-        <w:rPr>
-          <w:rFonts w:ascii="Times New Roman" w:cs="Times New Roman" w:eastAsia="Times New Roman" w:hAnsi="Times New Roman"/>
-          <w:b w:val="false"/>
-          <w:bCs w:val="false"/>
-          <w:sz w:val="24"/>
-          <w:szCs w:val="24"/>
-        </w:rPr>
-        <w:t xml:space="preserve">DOB:  </w:t>
-        <w:tab/>
-        <w:t>{{ child1_dob }},</w:t>
-      </w:r>
-      <w:r>
-        <w:rPr>
-          <w:rFonts w:ascii="Times New Roman" w:cs="Times New Roman" w:eastAsia="Times New Roman" w:hAnsi="Times New Roman"/>
-          <w:b w:val="false"/>
-          <w:bCs w:val="false"/>
-          <w:sz w:val="24"/>
-          <w:szCs w:val="24"/>
-        </w:rPr>
-        <w:tab/>
-        <w:t>)</w:t>
-      </w:r>
-      <w:r>
-        <w:rPr>
-          <w:rFonts w:ascii="Times New Roman" w:cs="Times New Roman" w:eastAsia="Times New Roman" w:hAnsi="Times New Roman"/>
-          <w:b w:val="false"/>
-          <w:bCs w:val="false"/>
-          <w:sz w:val="24"/>
-          <w:szCs w:val="24"/>
-        </w:rPr>
-        <w:tab/>
-        <w:t>No. {{ case_number }}</w:t>
-      </w:r>
-    </w:p>
-    <w:p>
-      <w:pPr>
-        <w:tabs>
-          <w:tab w:pos="1080" w:val="left"/>
-          <w:tab w:pos="6480" w:val="right"/>
-          <w:tab w:pos="6768" w:val="left"/>
-        </w:tabs>
-        <w:spacing w:line="240" w:lineRule="exact"/>
-        <w:ind w:start="4320" w:firstLine="720"/>
-      </w:pPr>
-      <w:r>
-        <w:rPr>
-          <w:rFonts w:ascii="Times New Roman" w:cs="Times New Roman" w:eastAsia="Times New Roman" w:hAnsi="Times New Roman"/>
-          <w:b w:val="false"/>
-          <w:bCs w:val="false"/>
-          <w:sz w:val="24"/>
-          <w:szCs w:val="24"/>
-        </w:rPr>
-      </w:r>
-      <w:r>
-        <w:rPr>
-          <w:rFonts w:ascii="Times New Roman" w:cs="Times New Roman" w:eastAsia="Times New Roman" w:hAnsi="Times New Roman"/>
-          <w:b w:val="false"/>
-          <w:bCs w:val="false"/>
-          <w:sz w:val="24"/>
-          <w:szCs w:val="24"/>
-        </w:rPr>
-        <w:tab/>
-        <w:t>)</w:t>
-      </w:r>
-    </w:p>
-    <w:p>
-      <w:pPr>
-        <w:tabs>
-          <w:tab w:pos="1080" w:val="left"/>
-          <w:tab w:pos="6480" w:val="right"/>
-          <w:tab w:pos="6768" w:val="left"/>
-        </w:tabs>
-        <w:spacing w:line="240" w:lineRule="exact"/>
-        <w:ind w:firstLine="720"/>
-      </w:pPr>
-      <w:r>
-        <w:rPr>
-          <w:rFonts w:ascii="Times New Roman" w:cs="Times New Roman" w:eastAsia="Times New Roman" w:hAnsi="Times New Roman"/>
-          <w:b w:val="false"/>
-          <w:bCs w:val="false"/>
-          <w:sz w:val="24"/>
-          <w:szCs w:val="24"/>
-        </w:rPr>
-        <w:t>A Minor Child.</w:t>
-      </w:r>
-      <w:r>
-        <w:rPr>
-          <w:rFonts w:ascii="Times New Roman" w:cs="Times New Roman" w:eastAsia="Times New Roman" w:hAnsi="Times New Roman"/>
-          <w:b w:val="false"/>
-          <w:bCs w:val="false"/>
-          <w:sz w:val="24"/>
-          <w:szCs w:val="24"/>
-        </w:rPr>
-        <w:tab/>
-        <w:t>)</w:t>
-      </w:r>
-    </w:p>
+    <w:tbl>
+      <w:tblPr>
+        <w:tblW w:w="9360" w:type="dxa"/>
+        <w:tblBorders>
+          <w:top w:val="none" w:sz="0" w:space="0" w:color="auto"/>
+          <w:left w:val="none" w:sz="0" w:space="0" w:color="auto"/>
+          <w:bottom w:val="none" w:sz="0" w:space="0" w:color="auto"/>
+          <w:right w:val="none" w:sz="0" w:space="0" w:color="auto"/>
+          <w:insideH w:val="none" w:sz="0" w:space="0" w:color="auto"/>
+          <w:insideV w:val="none" w:sz="0" w:space="0" w:color="auto"/>
+        </w:tblBorders>
+        <w:tblLayout w:type="fixed"/>
+        <w:tblCellMar>
+          <w:top w:w="0" w:type="dxa"/>
+          <w:left w:w="0" w:type="dxa"/>
+          <w:bottom w:w="0" w:type="dxa"/>
+          <w:right w:w="0" w:type="dxa"/>
+        </w:tblCellMar>
+        <w:tblLook w:val="0000" w:firstRow="0" w:lastRow="0" w:firstColumn="0" w:lastColumn="0" w:noHBand="0" w:noVBand="0"/>
+      </w:tblPr>
+      <w:tblGrid>
+        <w:gridCol w:w="6192"/>
+        <w:gridCol w:w="288"/>
+        <w:gridCol w:w="2880"/>
+      </w:tblGrid>
+      <w:tr>
+        <w:tc>
+          <w:tcPr>
+            <w:tcW w:w="6192" w:type="dxa"/>
+          </w:tcPr>
+          <w:p>
+            <w:pPr>
+              <w:spacing w:after="0" w:line="240" w:lineRule="auto"/>
+            </w:pPr>
+            <w:r>
+              <w:rPr>
+                <w:rFonts w:ascii="Times New Roman" w:cs="Times New Roman" w:eastAsia="Times New Roman" w:hAnsi="Times New Roman"/>
+                <w:b w:val="false"/>
+                <w:bCs w:val="false"/>
+                <w:sz w:val="24"/>
+                <w:szCs w:val="24"/>
+              </w:rPr>
+              <w:t xml:space="preserve">In the Matter of the Adoption of</w:t>
+            </w:r>
+          </w:p>
+          <w:p>
+            <w:pPr>
+              <w:spacing w:after="0" w:line="240" w:lineRule="auto"/>
+            </w:pPr>
+          </w:p>
+          <w:p>
+            <w:pPr>
+              <w:spacing w:after="0" w:line="240" w:lineRule="auto"/>
+            </w:pPr>
+            <w:r>
+              <w:rPr>
+                <w:rFonts w:ascii="Times New Roman" w:cs="Times New Roman" w:eastAsia="Times New Roman" w:hAnsi="Times New Roman"/>
+                <w:b w:val="false"/>
+                <w:bCs w:val="false"/>
+                <w:sz w:val="24"/>
+                <w:szCs w:val="24"/>
+              </w:rPr>
+              <w:t xml:space="preserve">{{ child1_name_upper }}</w:t>
+            </w:r>
+          </w:p>
+          <w:p>
+            <w:pPr>
+              <w:tabs>
+                <w:tab w:val="left" w:pos="1080"/>
+              </w:tabs>
+              <w:spacing w:after="0" w:line="240" w:lineRule="auto"/>
+            </w:pPr>
+            <w:r>
+              <w:rPr>
+                <w:rFonts w:ascii="Times New Roman" w:cs="Times New Roman" w:eastAsia="Times New Roman" w:hAnsi="Times New Roman"/>
+                <w:b w:val="false"/>
+                <w:bCs w:val="false"/>
+                <w:sz w:val="24"/>
+                <w:szCs w:val="24"/>
+              </w:rPr>
+              <w:t xml:space="preserve">DOB:  </w:t>
+              <w:tab/>
+              <w:t xml:space="preserve">{{ child1_dob }},</w:t>
+            </w:r>
+          </w:p>
+          <w:p>
+            <w:pPr>
+              <w:spacing w:after="0" w:line="240" w:lineRule="auto"/>
+            </w:pPr>
+          </w:p>
+          <w:p>
+            <w:pPr>
+              <w:spacing w:after="0" w:line="240" w:lineRule="auto"/>
+              <w:ind w:firstLine="720"/>
+            </w:pPr>
+            <w:r>
+              <w:rPr>
+                <w:rFonts w:ascii="Times New Roman" w:cs="Times New Roman" w:eastAsia="Times New Roman" w:hAnsi="Times New Roman"/>
+                <w:b w:val="false"/>
+                <w:bCs w:val="false"/>
+                <w:sz w:val="24"/>
+                <w:szCs w:val="24"/>
+              </w:rPr>
+              <w:t xml:space="preserve">A Minor Child.</w:t>
+            </w:r>
+          </w:p>
+        </w:tc>
+        <w:tc>
+          <w:tcPr>
+            <w:tcW w:w="288" w:type="dxa"/>
+          </w:tcPr>
+          <w:p>
+            <w:pPr>
+              <w:spacing w:after="0" w:line="240" w:lineRule="auto"/>
+            </w:pPr>
+            <w:r>
+              <w:rPr>
+                <w:rFonts w:ascii="Times New Roman" w:cs="Times New Roman" w:eastAsia="Times New Roman" w:hAnsi="Times New Roman"/>
+                <w:b w:val="false"/>
+                <w:bCs w:val="false"/>
+                <w:sz w:val="24"/>
+                <w:szCs w:val="24"/>
+              </w:rPr>
+              <w:t xml:space="preserve">)</w:t>
+            </w:r>
+          </w:p>
+          <w:p>
+            <w:pPr>
+              <w:spacing w:after="0" w:line="240" w:lineRule="auto"/>
+            </w:pPr>
+            <w:r>
+              <w:rPr>
+                <w:rFonts w:ascii="Times New Roman" w:cs="Times New Roman" w:eastAsia="Times New Roman" w:hAnsi="Times New Roman"/>
+                <w:b w:val="false"/>
+                <w:bCs w:val="false"/>
+                <w:sz w:val="24"/>
+                <w:szCs w:val="24"/>
+              </w:rPr>
+              <w:t xml:space="preserve">)</w:t>
+            </w:r>
+          </w:p>
+          <w:p>
+            <w:pPr>
+              <w:spacing w:after="0" w:line="240" w:lineRule="auto"/>
+            </w:pPr>
+            <w:r>
+              <w:rPr>
+                <w:rFonts w:ascii="Times New Roman" w:cs="Times New Roman" w:eastAsia="Times New Roman" w:hAnsi="Times New Roman"/>
+                <w:b w:val="false"/>
+                <w:bCs w:val="false"/>
+                <w:sz w:val="24"/>
+                <w:szCs w:val="24"/>
+              </w:rPr>
+              <w:t xml:space="preserve">)</w:t>
+            </w:r>
+          </w:p>
+          <w:p>
+            <w:pPr>
+              <w:spacing w:after="0" w:line="240" w:lineRule="auto"/>
+            </w:pPr>
+            <w:r>
+              <w:rPr>
+                <w:rFonts w:ascii="Times New Roman" w:cs="Times New Roman" w:eastAsia="Times New Roman" w:hAnsi="Times New Roman"/>
+                <w:b w:val="false"/>
+                <w:bCs w:val="false"/>
+                <w:sz w:val="24"/>
+                <w:szCs w:val="24"/>
+              </w:rPr>
+              <w:t xml:space="preserve">)</w:t>
+            </w:r>
+          </w:p>
+          <w:p>
+            <w:pPr>
+              <w:spacing w:after="0" w:line="240" w:lineRule="auto"/>
+            </w:pPr>
+            <w:r>
+              <w:rPr>
+                <w:rFonts w:ascii="Times New Roman" w:cs="Times New Roman" w:eastAsia="Times New Roman" w:hAnsi="Times New Roman"/>
+                <w:b w:val="false"/>
+                <w:bCs w:val="false"/>
+                <w:sz w:val="24"/>
+                <w:szCs w:val="24"/>
+              </w:rPr>
+              <w:t xml:space="preserve">)</w:t>
+            </w:r>
+          </w:p>
+          <w:p>
+            <w:pPr>
+              <w:spacing w:after="0" w:line="240" w:lineRule="auto"/>
+            </w:pPr>
+            <w:r>
+              <w:rPr>
+                <w:rFonts w:ascii="Times New Roman" w:cs="Times New Roman" w:eastAsia="Times New Roman" w:hAnsi="Times New Roman"/>
+                <w:b w:val="false"/>
+                <w:bCs w:val="false"/>
+                <w:sz w:val="24"/>
+                <w:szCs w:val="24"/>
+              </w:rPr>
+              <w:t xml:space="preserve">)</w:t>
+            </w:r>
+          </w:p>
+        </w:tc>
+        <w:tc>
+          <w:tcPr>
+            <w:tcW w:w="2880" w:type="dxa"/>
+          </w:tcPr>
+          <w:p>
+            <w:pPr>
+              <w:spacing w:after="0" w:line="240" w:lineRule="auto"/>
+            </w:pPr>
+          </w:p>
+          <w:p>
+            <w:pPr>
+              <w:spacing w:after="0" w:line="240" w:lineRule="auto"/>
+            </w:pPr>
+          </w:p>
+          <w:p>
+            <w:pPr>
+              <w:spacing w:after="0" w:line="240" w:lineRule="auto"/>
+            </w:pPr>
+          </w:p>
+          <w:p>
+            <w:pPr>
+              <w:spacing w:after="0" w:line="240" w:lineRule="auto"/>
+            </w:pPr>
+            <w:r>
+              <w:rPr>
+                <w:rFonts w:ascii="Times New Roman" w:cs="Times New Roman" w:eastAsia="Times New Roman" w:hAnsi="Times New Roman"/>
+                <w:b w:val="false"/>
+                <w:bCs w:val="false"/>
+                <w:sz w:val="24"/>
+                <w:szCs w:val="24"/>
+              </w:rPr>
+              <w:t xml:space="preserve">No. {{ case_number }}</w:t>
+            </w:r>
+          </w:p>
+        </w:tc>
+      </w:tr>
+    </w:tbl>
     <w:p>
       <w:pPr>
         <w:spacing w:line="240" w:lineRule="exact"/>
@@ -2067,201 +2243,245 @@
         <w:t xml:space="preserve"/>
       </w:r>
     </w:p>
-    <w:p>
-      <w:pPr>
-        <w:tabs>
-          <w:tab w:pos="1080" w:val="left"/>
-          <w:tab w:pos="6480" w:val="right"/>
-          <w:tab w:pos="6768" w:val="left"/>
-        </w:tabs>
-        <w:spacing w:line="240" w:lineRule="exact"/>
-      </w:pPr>
-      <w:r>
-        <w:rPr>
-          <w:rFonts w:ascii="Times New Roman" w:cs="Times New Roman" w:eastAsia="Times New Roman" w:hAnsi="Times New Roman"/>
-          <w:b w:val="false"/>
-          <w:bCs w:val="false"/>
-          <w:sz w:val="24"/>
-          <w:szCs w:val="24"/>
-        </w:rPr>
-        <w:t>In the Matter of the Adoption of</w:t>
-      </w:r>
-      <w:r>
-        <w:rPr>
-          <w:rFonts w:ascii="Times New Roman" w:cs="Times New Roman" w:eastAsia="Times New Roman" w:hAnsi="Times New Roman"/>
-          <w:b w:val="false"/>
-          <w:bCs w:val="false"/>
-          <w:sz w:val="24"/>
-          <w:szCs w:val="24"/>
-        </w:rPr>
-        <w:tab/>
-        <w:t>)</w:t>
-      </w:r>
-    </w:p>
-    <w:p>
-      <w:pPr>
-        <w:tabs>
-          <w:tab w:pos="1080" w:val="left"/>
-          <w:tab w:pos="6480" w:val="right"/>
-          <w:tab w:pos="6768" w:val="left"/>
-        </w:tabs>
-        <w:spacing w:line="240" w:lineRule="exact"/>
-      </w:pPr>
-      <w:r>
-        <w:rPr>
-          <w:rFonts w:ascii="Times New Roman" w:cs="Times New Roman" w:eastAsia="Times New Roman" w:hAnsi="Times New Roman"/>
-          <w:sz w:val="24"/>
-          <w:szCs w:val="24"/>
-        </w:rPr>
-      </w:r>
-      <w:r>
-        <w:rPr>
-          <w:rFonts w:ascii="Times New Roman" w:cs="Times New Roman" w:eastAsia="Times New Roman" w:hAnsi="Times New Roman"/>
-          <w:sz w:val="24"/>
-          <w:szCs w:val="24"/>
-        </w:rPr>
-        <w:tab/>
-        <w:t>)</w:t>
-      </w:r>
-    </w:p>
-    <w:p>
-      <w:pPr>
-        <w:tabs>
-          <w:tab w:pos="1080" w:val="left"/>
-          <w:tab w:pos="6480" w:val="right"/>
-          <w:tab w:pos="6768" w:val="left"/>
-        </w:tabs>
-        <w:spacing w:line="240" w:lineRule="exact"/>
-      </w:pPr>
-      <w:r>
-        <w:rPr>
-          <w:rFonts w:ascii="Times New Roman" w:cs="Times New Roman" w:eastAsia="Times New Roman" w:hAnsi="Times New Roman"/>
-          <w:b w:val="false"/>
-          <w:bCs w:val="false"/>
-          <w:sz w:val="24"/>
-          <w:szCs w:val="24"/>
-        </w:rPr>
-        <w:t>{{ child1_name_upper }}</w:t>
-      </w:r>
-      <w:r>
-        <w:rPr>
-          <w:rFonts w:ascii="Times New Roman" w:cs="Times New Roman" w:eastAsia="Times New Roman" w:hAnsi="Times New Roman"/>
-          <w:b w:val="false"/>
-          <w:bCs w:val="false"/>
-          <w:sz w:val="24"/>
-          <w:szCs w:val="24"/>
-        </w:rPr>
-        <w:tab/>
-        <w:t>)</w:t>
-      </w:r>
-    </w:p>
-    <w:p>
-      <w:pPr>
-        <w:tabs>
-          <w:tab w:pos="1080" w:val="left"/>
-          <w:tab w:pos="6480" w:val="right"/>
-          <w:tab w:pos="6768" w:val="left"/>
-        </w:tabs>
-        <w:spacing w:line="240" w:lineRule="exact"/>
-      </w:pPr>
-      <w:r>
-        <w:rPr>
-          <w:rFonts w:ascii="Times New Roman" w:cs="Times New Roman" w:eastAsia="Times New Roman" w:hAnsi="Times New Roman"/>
-          <w:b w:val="false"/>
-          <w:bCs w:val="false"/>
-          <w:sz w:val="24"/>
-          <w:szCs w:val="24"/>
-        </w:rPr>
-        <w:t xml:space="preserve">DOB:  </w:t>
-        <w:tab/>
-        <w:t>{{ child1_dob }},</w:t>
-      </w:r>
-      <w:r>
-        <w:rPr>
-          <w:rFonts w:ascii="Times New Roman" w:cs="Times New Roman" w:eastAsia="Times New Roman" w:hAnsi="Times New Roman"/>
-          <w:b w:val="false"/>
-          <w:bCs w:val="false"/>
-          <w:sz w:val="24"/>
-          <w:szCs w:val="24"/>
-        </w:rPr>
-        <w:tab/>
-        <w:t>)</w:t>
-      </w:r>
-      <w:r>
-        <w:rPr>
-          <w:rFonts w:ascii="Times New Roman" w:cs="Times New Roman" w:eastAsia="Times New Roman" w:hAnsi="Times New Roman"/>
-          <w:b w:val="false"/>
-          <w:bCs w:val="false"/>
-          <w:sz w:val="24"/>
-          <w:szCs w:val="24"/>
-        </w:rPr>
-        <w:tab/>
-        <w:t>No. {{ case_number }}</w:t>
-      </w:r>
-    </w:p>
-    <w:p>
-      <w:pPr>
-        <w:tabs>
-          <w:tab w:pos="1080" w:val="left"/>
-          <w:tab w:pos="6480" w:val="right"/>
-          <w:tab w:pos="6768" w:val="left"/>
-        </w:tabs>
-        <w:spacing w:line="240" w:lineRule="exact"/>
-        <w:ind w:start="4320" w:firstLine="720"/>
-      </w:pPr>
-      <w:r>
-        <w:rPr>
-          <w:rFonts w:ascii="Times New Roman" w:cs="Times New Roman" w:eastAsia="Times New Roman" w:hAnsi="Times New Roman"/>
-          <w:b w:val="false"/>
-          <w:bCs w:val="false"/>
-          <w:sz w:val="24"/>
-          <w:szCs w:val="24"/>
-        </w:rPr>
-      </w:r>
-      <w:r>
-        <w:rPr>
-          <w:rFonts w:ascii="Times New Roman" w:cs="Times New Roman" w:eastAsia="Times New Roman" w:hAnsi="Times New Roman"/>
-          <w:b w:val="false"/>
-          <w:bCs w:val="false"/>
-          <w:sz w:val="24"/>
-          <w:szCs w:val="24"/>
-        </w:rPr>
-        <w:tab/>
-        <w:t>)</w:t>
-      </w:r>
-    </w:p>
-    <w:p>
-      <w:pPr>
-        <w:tabs>
-          <w:tab w:pos="1080" w:val="left"/>
-          <w:tab w:pos="6480" w:val="right"/>
-          <w:tab w:pos="6768" w:val="left"/>
-        </w:tabs>
-        <w:spacing w:line="240" w:lineRule="exact"/>
-        <w:ind w:firstLine="720"/>
-      </w:pPr>
-      <w:r>
-        <w:rPr>
-          <w:rFonts w:ascii="Times New Roman" w:cs="Times New Roman" w:eastAsia="Times New Roman" w:hAnsi="Times New Roman"/>
-          <w:b w:val="false"/>
-          <w:bCs w:val="false"/>
-          <w:sz w:val="24"/>
-          <w:szCs w:val="24"/>
-        </w:rPr>
-        <w:t>A Minor Child.</w:t>
-      </w:r>
-      <w:r>
-        <w:rPr>
-          <w:rFonts w:ascii="Times New Roman" w:cs="Times New Roman" w:eastAsia="Times New Roman" w:hAnsi="Times New Roman"/>
-          <w:b w:val="false"/>
-          <w:bCs w:val="false"/>
-          <w:sz w:val="24"/>
-          <w:szCs w:val="24"/>
-        </w:rPr>
-        <w:tab/>
-        <w:t>)</w:t>
-      </w:r>
-    </w:p>
+    <w:tbl>
+      <w:tblPr>
+        <w:tblW w:w="9360" w:type="dxa"/>
+        <w:tblBorders>
+          <w:top w:val="none" w:sz="0" w:space="0" w:color="auto"/>
+          <w:left w:val="none" w:sz="0" w:space="0" w:color="auto"/>
+          <w:bottom w:val="none" w:sz="0" w:space="0" w:color="auto"/>
+          <w:right w:val="none" w:sz="0" w:space="0" w:color="auto"/>
+          <w:insideH w:val="none" w:sz="0" w:space="0" w:color="auto"/>
+          <w:insideV w:val="none" w:sz="0" w:space="0" w:color="auto"/>
+        </w:tblBorders>
+        <w:tblLayout w:type="fixed"/>
+        <w:tblCellMar>
+          <w:top w:w="0" w:type="dxa"/>
+          <w:left w:w="0" w:type="dxa"/>
+          <w:bottom w:w="0" w:type="dxa"/>
+          <w:right w:w="0" w:type="dxa"/>
+        </w:tblCellMar>
+        <w:tblLook w:val="0000" w:firstRow="0" w:lastRow="0" w:firstColumn="0" w:lastColumn="0" w:noHBand="0" w:noVBand="0"/>
+      </w:tblPr>
+      <w:tblGrid>
+        <w:gridCol w:w="6192"/>
+        <w:gridCol w:w="288"/>
+        <w:gridCol w:w="2880"/>
+      </w:tblGrid>
+      <w:tr>
+        <w:tc>
+          <w:tcPr>
+            <w:tcW w:w="6192" w:type="dxa"/>
+          </w:tcPr>
+          <w:p>
+            <w:pPr>
+              <w:spacing w:after="0" w:line="240" w:lineRule="auto"/>
+            </w:pPr>
+            <w:r>
+              <w:rPr>
+                <w:rFonts w:ascii="Times New Roman" w:cs="Times New Roman" w:eastAsia="Times New Roman" w:hAnsi="Times New Roman"/>
+                <w:b w:val="false"/>
+                <w:bCs w:val="false"/>
+                <w:sz w:val="24"/>
+                <w:szCs w:val="24"/>
+              </w:rPr>
+              <w:t xml:space="preserve">In the Matter of the Adoption of</w:t>
+            </w:r>
+          </w:p>
+          <w:p>
+            <w:pPr>
+              <w:spacing w:after="0" w:line="240" w:lineRule="auto"/>
+            </w:pPr>
+          </w:p>
+          <w:p>
+            <w:pPr>
+              <w:spacing w:after="0" w:line="240" w:lineRule="auto"/>
+            </w:pPr>
+            <w:r>
+              <w:rPr>
+                <w:rFonts w:ascii="Times New Roman" w:cs="Times New Roman" w:eastAsia="Times New Roman" w:hAnsi="Times New Roman"/>
+                <w:b w:val="false"/>
+                <w:bCs w:val="false"/>
+                <w:sz w:val="24"/>
+                <w:szCs w:val="24"/>
+              </w:rPr>
+              <w:t xml:space="preserve">{{ child1_name_upper }}</w:t>
+            </w:r>
+          </w:p>
+          <w:p>
+            <w:pPr>
+              <w:tabs>
+                <w:tab w:val="left" w:pos="1080"/>
+              </w:tabs>
+              <w:spacing w:after="0" w:line="240" w:lineRule="auto"/>
+            </w:pPr>
+            <w:r>
+              <w:rPr>
+                <w:rFonts w:ascii="Times New Roman" w:cs="Times New Roman" w:eastAsia="Times New Roman" w:hAnsi="Times New Roman"/>
+                <w:b w:val="false"/>
+                <w:bCs w:val="false"/>
+                <w:sz w:val="24"/>
+                <w:szCs w:val="24"/>
+              </w:rPr>
+              <w:t xml:space="preserve">DOB:  </w:t>
+              <w:tab/>
+              <w:t xml:space="preserve">{{ child1_dob }},</w:t>
+            </w:r>
+          </w:p>
+          <w:p>
+            <w:pPr>
+              <w:spacing w:after="0" w:line="240" w:lineRule="auto"/>
+            </w:pPr>
+          </w:p>
+          <w:p>
+            <w:pPr>
+              <w:spacing w:after="0" w:line="240" w:lineRule="auto"/>
+              <w:ind w:firstLine="720"/>
+            </w:pPr>
+            <w:r>
+              <w:rPr>
+                <w:rFonts w:ascii="Times New Roman" w:cs="Times New Roman" w:eastAsia="Times New Roman" w:hAnsi="Times New Roman"/>
+                <w:b w:val="false"/>
+                <w:bCs w:val="false"/>
+                <w:sz w:val="24"/>
+                <w:szCs w:val="24"/>
+              </w:rPr>
+              <w:t xml:space="preserve">A Minor Child.</w:t>
+            </w:r>
+          </w:p>
+        </w:tc>
+        <w:tc>
+          <w:tcPr>
+            <w:tcW w:w="288" w:type="dxa"/>
+          </w:tcPr>
+          <w:p>
+            <w:pPr>
+              <w:spacing w:after="0" w:line="240" w:lineRule="auto"/>
+            </w:pPr>
+            <w:r>
+              <w:rPr>
+                <w:rFonts w:ascii="Times New Roman" w:cs="Times New Roman" w:eastAsia="Times New Roman" w:hAnsi="Times New Roman"/>
+                <w:b w:val="false"/>
+                <w:bCs w:val="false"/>
+                <w:sz w:val="24"/>
+                <w:szCs w:val="24"/>
+              </w:rPr>
+              <w:t xml:space="preserve">)</w:t>
+            </w:r>
+          </w:p>
+          <w:p>
+            <w:pPr>
+              <w:spacing w:after="0" w:line="240" w:lineRule="auto"/>
+            </w:pPr>
+            <w:r>
+              <w:rPr>
+                <w:rFonts w:ascii="Times New Roman" w:cs="Times New Roman" w:eastAsia="Times New Roman" w:hAnsi="Times New Roman"/>
+                <w:b w:val="false"/>
+                <w:bCs w:val="false"/>
+                <w:sz w:val="24"/>
+                <w:szCs w:val="24"/>
+              </w:rPr>
+              <w:t xml:space="preserve">)</w:t>
+            </w:r>
+          </w:p>
+          <w:p>
+            <w:pPr>
+              <w:spacing w:after="0" w:line="240" w:lineRule="auto"/>
+            </w:pPr>
+            <w:r>
+              <w:rPr>
+                <w:rFonts w:ascii="Times New Roman" w:cs="Times New Roman" w:eastAsia="Times New Roman" w:hAnsi="Times New Roman"/>
+                <w:b w:val="false"/>
+                <w:bCs w:val="false"/>
+                <w:sz w:val="24"/>
+                <w:szCs w:val="24"/>
+              </w:rPr>
+              <w:t xml:space="preserve">)</w:t>
+            </w:r>
+          </w:p>
+          <w:p>
+            <w:pPr>
+              <w:spacing w:after="0" w:line="240" w:lineRule="auto"/>
+            </w:pPr>
+            <w:r>
+              <w:rPr>
+                <w:rFonts w:ascii="Times New Roman" w:cs="Times New Roman" w:eastAsia="Times New Roman" w:hAnsi="Times New Roman"/>
+                <w:b w:val="false"/>
+                <w:bCs w:val="false"/>
+                <w:sz w:val="24"/>
+                <w:szCs w:val="24"/>
+              </w:rPr>
+              <w:t xml:space="preserve">)</w:t>
+            </w:r>
+          </w:p>
+          <w:p>
+            <w:pPr>
+              <w:spacing w:after="0" w:line="240" w:lineRule="auto"/>
+            </w:pPr>
+            <w:r>
+              <w:rPr>
+                <w:rFonts w:ascii="Times New Roman" w:cs="Times New Roman" w:eastAsia="Times New Roman" w:hAnsi="Times New Roman"/>
+                <w:b w:val="false"/>
+                <w:bCs w:val="false"/>
+                <w:sz w:val="24"/>
+                <w:szCs w:val="24"/>
+              </w:rPr>
+              <w:t xml:space="preserve">)</w:t>
+            </w:r>
+          </w:p>
+          <w:p>
+            <w:pPr>
+              <w:spacing w:after="0" w:line="240" w:lineRule="auto"/>
+            </w:pPr>
+            <w:r>
+              <w:rPr>
+                <w:rFonts w:ascii="Times New Roman" w:cs="Times New Roman" w:eastAsia="Times New Roman" w:hAnsi="Times New Roman"/>
+                <w:b w:val="false"/>
+                <w:bCs w:val="false"/>
+                <w:sz w:val="24"/>
+                <w:szCs w:val="24"/>
+              </w:rPr>
+              <w:t xml:space="preserve">)</w:t>
+            </w:r>
+          </w:p>
+        </w:tc>
+        <w:tc>
+          <w:tcPr>
+            <w:tcW w:w="2880" w:type="dxa"/>
+          </w:tcPr>
+          <w:p>
+            <w:pPr>
+              <w:spacing w:after="0" w:line="240" w:lineRule="auto"/>
+            </w:pPr>
+          </w:p>
+          <w:p>
+            <w:pPr>
+              <w:spacing w:after="0" w:line="240" w:lineRule="auto"/>
+            </w:pPr>
+          </w:p>
+          <w:p>
+            <w:pPr>
+              <w:spacing w:after="0" w:line="240" w:lineRule="auto"/>
+            </w:pPr>
+          </w:p>
+          <w:p>
+            <w:pPr>
+              <w:spacing w:after="0" w:line="240" w:lineRule="auto"/>
+            </w:pPr>
+            <w:r>
+              <w:rPr>
+                <w:rFonts w:ascii="Times New Roman" w:cs="Times New Roman" w:eastAsia="Times New Roman" w:hAnsi="Times New Roman"/>
+                <w:b w:val="false"/>
+                <w:bCs w:val="false"/>
+                <w:sz w:val="24"/>
+                <w:szCs w:val="24"/>
+              </w:rPr>
+              <w:t xml:space="preserve">No. {{ case_number }}</w:t>
+            </w:r>
+          </w:p>
+        </w:tc>
+      </w:tr>
+    </w:tbl>
     <w:p>
       <w:pPr>
         <w:spacing w:line="240" w:lineRule="exact"/>
@@ -2346,6 +2566,7 @@
     <w:p>
       <w:pPr>
         <w:spacing w:line="480" w:lineRule="auto"/>
+        <w:ind w:firstLine="720"/>
         <w:jc w:val="both"/>
       </w:pPr>
       <w:r>
@@ -2362,6 +2583,7 @@
     <w:p>
       <w:pPr>
         <w:spacing w:line="480" w:lineRule="auto"/>
+        <w:ind w:firstLine="720"/>
         <w:jc w:val="both"/>
       </w:pPr>
       <w:r>
@@ -2426,7 +2648,7 @@
           <w:sz w:val="24"/>
           <w:szCs w:val="24"/>
         </w:rPr>
-        <w:t xml:space="preserve">_______________________________</w:t>
+        <w:t xml:space="preserve">{% if attorney_signature %}{{ attorney_signature }}{% else %}_______________________________{% endif %}</w:t>
       </w:r>
     </w:p>
     <w:p>
@@ -2578,201 +2800,245 @@
         <w:t xml:space="preserve"/>
       </w:r>
     </w:p>
-    <w:p>
-      <w:pPr>
-        <w:tabs>
-          <w:tab w:pos="1080" w:val="left"/>
-          <w:tab w:pos="6480" w:val="right"/>
-          <w:tab w:pos="6768" w:val="left"/>
-        </w:tabs>
-        <w:spacing w:line="240" w:lineRule="exact"/>
-      </w:pPr>
-      <w:r>
-        <w:rPr>
-          <w:rFonts w:ascii="Times New Roman" w:cs="Times New Roman" w:eastAsia="Times New Roman" w:hAnsi="Times New Roman"/>
-          <w:b w:val="false"/>
-          <w:bCs w:val="false"/>
-          <w:sz w:val="24"/>
-          <w:szCs w:val="24"/>
-        </w:rPr>
-        <w:t>In the Matter of the Adoption of</w:t>
-      </w:r>
-      <w:r>
-        <w:rPr>
-          <w:rFonts w:ascii="Times New Roman" w:cs="Times New Roman" w:eastAsia="Times New Roman" w:hAnsi="Times New Roman"/>
-          <w:b w:val="false"/>
-          <w:bCs w:val="false"/>
-          <w:sz w:val="24"/>
-          <w:szCs w:val="24"/>
-        </w:rPr>
-        <w:tab/>
-        <w:t>)</w:t>
-      </w:r>
-    </w:p>
-    <w:p>
-      <w:pPr>
-        <w:tabs>
-          <w:tab w:pos="1080" w:val="left"/>
-          <w:tab w:pos="6480" w:val="right"/>
-          <w:tab w:pos="6768" w:val="left"/>
-        </w:tabs>
-        <w:spacing w:line="240" w:lineRule="exact"/>
-      </w:pPr>
-      <w:r>
-        <w:rPr>
-          <w:rFonts w:ascii="Times New Roman" w:cs="Times New Roman" w:eastAsia="Times New Roman" w:hAnsi="Times New Roman"/>
-          <w:sz w:val="24"/>
-          <w:szCs w:val="24"/>
-        </w:rPr>
-      </w:r>
-      <w:r>
-        <w:rPr>
-          <w:rFonts w:ascii="Times New Roman" w:cs="Times New Roman" w:eastAsia="Times New Roman" w:hAnsi="Times New Roman"/>
-          <w:sz w:val="24"/>
-          <w:szCs w:val="24"/>
-        </w:rPr>
-        <w:tab/>
-        <w:t>)</w:t>
-      </w:r>
-    </w:p>
-    <w:p>
-      <w:pPr>
-        <w:tabs>
-          <w:tab w:pos="1080" w:val="left"/>
-          <w:tab w:pos="6480" w:val="right"/>
-          <w:tab w:pos="6768" w:val="left"/>
-        </w:tabs>
-        <w:spacing w:line="240" w:lineRule="exact"/>
-      </w:pPr>
-      <w:r>
-        <w:rPr>
-          <w:rFonts w:ascii="Times New Roman" w:cs="Times New Roman" w:eastAsia="Times New Roman" w:hAnsi="Times New Roman"/>
-          <w:b w:val="false"/>
-          <w:bCs w:val="false"/>
-          <w:sz w:val="24"/>
-          <w:szCs w:val="24"/>
-        </w:rPr>
-        <w:t>{{ child1_name_upper }}</w:t>
-      </w:r>
-      <w:r>
-        <w:rPr>
-          <w:rFonts w:ascii="Times New Roman" w:cs="Times New Roman" w:eastAsia="Times New Roman" w:hAnsi="Times New Roman"/>
-          <w:b w:val="false"/>
-          <w:bCs w:val="false"/>
-          <w:sz w:val="24"/>
-          <w:szCs w:val="24"/>
-        </w:rPr>
-        <w:tab/>
-        <w:t>)</w:t>
-      </w:r>
-    </w:p>
-    <w:p>
-      <w:pPr>
-        <w:tabs>
-          <w:tab w:pos="1080" w:val="left"/>
-          <w:tab w:pos="6480" w:val="right"/>
-          <w:tab w:pos="6768" w:val="left"/>
-        </w:tabs>
-        <w:spacing w:line="240" w:lineRule="exact"/>
-      </w:pPr>
-      <w:r>
-        <w:rPr>
-          <w:rFonts w:ascii="Times New Roman" w:cs="Times New Roman" w:eastAsia="Times New Roman" w:hAnsi="Times New Roman"/>
-          <w:b w:val="false"/>
-          <w:bCs w:val="false"/>
-          <w:sz w:val="24"/>
-          <w:szCs w:val="24"/>
-        </w:rPr>
-        <w:t xml:space="preserve">DOB:  </w:t>
-        <w:tab/>
-        <w:t>{{ child1_dob }},</w:t>
-      </w:r>
-      <w:r>
-        <w:rPr>
-          <w:rFonts w:ascii="Times New Roman" w:cs="Times New Roman" w:eastAsia="Times New Roman" w:hAnsi="Times New Roman"/>
-          <w:b w:val="false"/>
-          <w:bCs w:val="false"/>
-          <w:sz w:val="24"/>
-          <w:szCs w:val="24"/>
-        </w:rPr>
-        <w:tab/>
-        <w:t>)</w:t>
-      </w:r>
-      <w:r>
-        <w:rPr>
-          <w:rFonts w:ascii="Times New Roman" w:cs="Times New Roman" w:eastAsia="Times New Roman" w:hAnsi="Times New Roman"/>
-          <w:b w:val="false"/>
-          <w:bCs w:val="false"/>
-          <w:sz w:val="24"/>
-          <w:szCs w:val="24"/>
-        </w:rPr>
-        <w:tab/>
-        <w:t>No. {{ case_number }}</w:t>
-      </w:r>
-    </w:p>
-    <w:p>
-      <w:pPr>
-        <w:tabs>
-          <w:tab w:pos="1080" w:val="left"/>
-          <w:tab w:pos="6480" w:val="right"/>
-          <w:tab w:pos="6768" w:val="left"/>
-        </w:tabs>
-        <w:spacing w:line="240" w:lineRule="exact"/>
-        <w:ind w:start="4320" w:firstLine="720"/>
-      </w:pPr>
-      <w:r>
-        <w:rPr>
-          <w:rFonts w:ascii="Times New Roman" w:cs="Times New Roman" w:eastAsia="Times New Roman" w:hAnsi="Times New Roman"/>
-          <w:b w:val="false"/>
-          <w:bCs w:val="false"/>
-          <w:sz w:val="24"/>
-          <w:szCs w:val="24"/>
-        </w:rPr>
-      </w:r>
-      <w:r>
-        <w:rPr>
-          <w:rFonts w:ascii="Times New Roman" w:cs="Times New Roman" w:eastAsia="Times New Roman" w:hAnsi="Times New Roman"/>
-          <w:b w:val="false"/>
-          <w:bCs w:val="false"/>
-          <w:sz w:val="24"/>
-          <w:szCs w:val="24"/>
-        </w:rPr>
-        <w:tab/>
-        <w:t>)</w:t>
-      </w:r>
-    </w:p>
-    <w:p>
-      <w:pPr>
-        <w:tabs>
-          <w:tab w:pos="1080" w:val="left"/>
-          <w:tab w:pos="6480" w:val="right"/>
-          <w:tab w:pos="6768" w:val="left"/>
-        </w:tabs>
-        <w:spacing w:line="240" w:lineRule="exact"/>
-        <w:ind w:firstLine="720"/>
-      </w:pPr>
-      <w:r>
-        <w:rPr>
-          <w:rFonts w:ascii="Times New Roman" w:cs="Times New Roman" w:eastAsia="Times New Roman" w:hAnsi="Times New Roman"/>
-          <w:b w:val="false"/>
-          <w:bCs w:val="false"/>
-          <w:sz w:val="24"/>
-          <w:szCs w:val="24"/>
-        </w:rPr>
-        <w:t>A Minor Child.</w:t>
-      </w:r>
-      <w:r>
-        <w:rPr>
-          <w:rFonts w:ascii="Times New Roman" w:cs="Times New Roman" w:eastAsia="Times New Roman" w:hAnsi="Times New Roman"/>
-          <w:b w:val="false"/>
-          <w:bCs w:val="false"/>
-          <w:sz w:val="24"/>
-          <w:szCs w:val="24"/>
-        </w:rPr>
-        <w:tab/>
-        <w:t>)</w:t>
-      </w:r>
-    </w:p>
+    <w:tbl>
+      <w:tblPr>
+        <w:tblW w:w="9360" w:type="dxa"/>
+        <w:tblBorders>
+          <w:top w:val="none" w:sz="0" w:space="0" w:color="auto"/>
+          <w:left w:val="none" w:sz="0" w:space="0" w:color="auto"/>
+          <w:bottom w:val="none" w:sz="0" w:space="0" w:color="auto"/>
+          <w:right w:val="none" w:sz="0" w:space="0" w:color="auto"/>
+          <w:insideH w:val="none" w:sz="0" w:space="0" w:color="auto"/>
+          <w:insideV w:val="none" w:sz="0" w:space="0" w:color="auto"/>
+        </w:tblBorders>
+        <w:tblLayout w:type="fixed"/>
+        <w:tblCellMar>
+          <w:top w:w="0" w:type="dxa"/>
+          <w:left w:w="0" w:type="dxa"/>
+          <w:bottom w:w="0" w:type="dxa"/>
+          <w:right w:w="0" w:type="dxa"/>
+        </w:tblCellMar>
+        <w:tblLook w:val="0000" w:firstRow="0" w:lastRow="0" w:firstColumn="0" w:lastColumn="0" w:noHBand="0" w:noVBand="0"/>
+      </w:tblPr>
+      <w:tblGrid>
+        <w:gridCol w:w="6192"/>
+        <w:gridCol w:w="288"/>
+        <w:gridCol w:w="2880"/>
+      </w:tblGrid>
+      <w:tr>
+        <w:tc>
+          <w:tcPr>
+            <w:tcW w:w="6192" w:type="dxa"/>
+          </w:tcPr>
+          <w:p>
+            <w:pPr>
+              <w:spacing w:after="0" w:line="240" w:lineRule="auto"/>
+            </w:pPr>
+            <w:r>
+              <w:rPr>
+                <w:rFonts w:ascii="Times New Roman" w:cs="Times New Roman" w:eastAsia="Times New Roman" w:hAnsi="Times New Roman"/>
+                <w:b w:val="false"/>
+                <w:bCs w:val="false"/>
+                <w:sz w:val="24"/>
+                <w:szCs w:val="24"/>
+              </w:rPr>
+              <w:t xml:space="preserve">In the Matter of the Adoption of</w:t>
+            </w:r>
+          </w:p>
+          <w:p>
+            <w:pPr>
+              <w:spacing w:after="0" w:line="240" w:lineRule="auto"/>
+            </w:pPr>
+          </w:p>
+          <w:p>
+            <w:pPr>
+              <w:spacing w:after="0" w:line="240" w:lineRule="auto"/>
+            </w:pPr>
+            <w:r>
+              <w:rPr>
+                <w:rFonts w:ascii="Times New Roman" w:cs="Times New Roman" w:eastAsia="Times New Roman" w:hAnsi="Times New Roman"/>
+                <w:b w:val="false"/>
+                <w:bCs w:val="false"/>
+                <w:sz w:val="24"/>
+                <w:szCs w:val="24"/>
+              </w:rPr>
+              <w:t xml:space="preserve">{{ child1_name_upper }}</w:t>
+            </w:r>
+          </w:p>
+          <w:p>
+            <w:pPr>
+              <w:tabs>
+                <w:tab w:val="left" w:pos="1080"/>
+              </w:tabs>
+              <w:spacing w:after="0" w:line="240" w:lineRule="auto"/>
+            </w:pPr>
+            <w:r>
+              <w:rPr>
+                <w:rFonts w:ascii="Times New Roman" w:cs="Times New Roman" w:eastAsia="Times New Roman" w:hAnsi="Times New Roman"/>
+                <w:b w:val="false"/>
+                <w:bCs w:val="false"/>
+                <w:sz w:val="24"/>
+                <w:szCs w:val="24"/>
+              </w:rPr>
+              <w:t xml:space="preserve">DOB:  </w:t>
+              <w:tab/>
+              <w:t xml:space="preserve">{{ child1_dob }},</w:t>
+            </w:r>
+          </w:p>
+          <w:p>
+            <w:pPr>
+              <w:spacing w:after="0" w:line="240" w:lineRule="auto"/>
+            </w:pPr>
+          </w:p>
+          <w:p>
+            <w:pPr>
+              <w:spacing w:after="0" w:line="240" w:lineRule="auto"/>
+              <w:ind w:firstLine="720"/>
+            </w:pPr>
+            <w:r>
+              <w:rPr>
+                <w:rFonts w:ascii="Times New Roman" w:cs="Times New Roman" w:eastAsia="Times New Roman" w:hAnsi="Times New Roman"/>
+                <w:b w:val="false"/>
+                <w:bCs w:val="false"/>
+                <w:sz w:val="24"/>
+                <w:szCs w:val="24"/>
+              </w:rPr>
+              <w:t xml:space="preserve">A Minor Child.</w:t>
+            </w:r>
+          </w:p>
+        </w:tc>
+        <w:tc>
+          <w:tcPr>
+            <w:tcW w:w="288" w:type="dxa"/>
+          </w:tcPr>
+          <w:p>
+            <w:pPr>
+              <w:spacing w:after="0" w:line="240" w:lineRule="auto"/>
+            </w:pPr>
+            <w:r>
+              <w:rPr>
+                <w:rFonts w:ascii="Times New Roman" w:cs="Times New Roman" w:eastAsia="Times New Roman" w:hAnsi="Times New Roman"/>
+                <w:b w:val="false"/>
+                <w:bCs w:val="false"/>
+                <w:sz w:val="24"/>
+                <w:szCs w:val="24"/>
+              </w:rPr>
+              <w:t xml:space="preserve">)</w:t>
+            </w:r>
+          </w:p>
+          <w:p>
+            <w:pPr>
+              <w:spacing w:after="0" w:line="240" w:lineRule="auto"/>
+            </w:pPr>
+            <w:r>
+              <w:rPr>
+                <w:rFonts w:ascii="Times New Roman" w:cs="Times New Roman" w:eastAsia="Times New Roman" w:hAnsi="Times New Roman"/>
+                <w:b w:val="false"/>
+                <w:bCs w:val="false"/>
+                <w:sz w:val="24"/>
+                <w:szCs w:val="24"/>
+              </w:rPr>
+              <w:t xml:space="preserve">)</w:t>
+            </w:r>
+          </w:p>
+          <w:p>
+            <w:pPr>
+              <w:spacing w:after="0" w:line="240" w:lineRule="auto"/>
+            </w:pPr>
+            <w:r>
+              <w:rPr>
+                <w:rFonts w:ascii="Times New Roman" w:cs="Times New Roman" w:eastAsia="Times New Roman" w:hAnsi="Times New Roman"/>
+                <w:b w:val="false"/>
+                <w:bCs w:val="false"/>
+                <w:sz w:val="24"/>
+                <w:szCs w:val="24"/>
+              </w:rPr>
+              <w:t xml:space="preserve">)</w:t>
+            </w:r>
+          </w:p>
+          <w:p>
+            <w:pPr>
+              <w:spacing w:after="0" w:line="240" w:lineRule="auto"/>
+            </w:pPr>
+            <w:r>
+              <w:rPr>
+                <w:rFonts w:ascii="Times New Roman" w:cs="Times New Roman" w:eastAsia="Times New Roman" w:hAnsi="Times New Roman"/>
+                <w:b w:val="false"/>
+                <w:bCs w:val="false"/>
+                <w:sz w:val="24"/>
+                <w:szCs w:val="24"/>
+              </w:rPr>
+              <w:t xml:space="preserve">)</w:t>
+            </w:r>
+          </w:p>
+          <w:p>
+            <w:pPr>
+              <w:spacing w:after="0" w:line="240" w:lineRule="auto"/>
+            </w:pPr>
+            <w:r>
+              <w:rPr>
+                <w:rFonts w:ascii="Times New Roman" w:cs="Times New Roman" w:eastAsia="Times New Roman" w:hAnsi="Times New Roman"/>
+                <w:b w:val="false"/>
+                <w:bCs w:val="false"/>
+                <w:sz w:val="24"/>
+                <w:szCs w:val="24"/>
+              </w:rPr>
+              <w:t xml:space="preserve">)</w:t>
+            </w:r>
+          </w:p>
+          <w:p>
+            <w:pPr>
+              <w:spacing w:after="0" w:line="240" w:lineRule="auto"/>
+            </w:pPr>
+            <w:r>
+              <w:rPr>
+                <w:rFonts w:ascii="Times New Roman" w:cs="Times New Roman" w:eastAsia="Times New Roman" w:hAnsi="Times New Roman"/>
+                <w:b w:val="false"/>
+                <w:bCs w:val="false"/>
+                <w:sz w:val="24"/>
+                <w:szCs w:val="24"/>
+              </w:rPr>
+              <w:t xml:space="preserve">)</w:t>
+            </w:r>
+          </w:p>
+        </w:tc>
+        <w:tc>
+          <w:tcPr>
+            <w:tcW w:w="2880" w:type="dxa"/>
+          </w:tcPr>
+          <w:p>
+            <w:pPr>
+              <w:spacing w:after="0" w:line="240" w:lineRule="auto"/>
+            </w:pPr>
+          </w:p>
+          <w:p>
+            <w:pPr>
+              <w:spacing w:after="0" w:line="240" w:lineRule="auto"/>
+            </w:pPr>
+          </w:p>
+          <w:p>
+            <w:pPr>
+              <w:spacing w:after="0" w:line="240" w:lineRule="auto"/>
+            </w:pPr>
+          </w:p>
+          <w:p>
+            <w:pPr>
+              <w:spacing w:after="0" w:line="240" w:lineRule="auto"/>
+            </w:pPr>
+            <w:r>
+              <w:rPr>
+                <w:rFonts w:ascii="Times New Roman" w:cs="Times New Roman" w:eastAsia="Times New Roman" w:hAnsi="Times New Roman"/>
+                <w:b w:val="false"/>
+                <w:bCs w:val="false"/>
+                <w:sz w:val="24"/>
+                <w:szCs w:val="24"/>
+              </w:rPr>
+              <w:t xml:space="preserve">No. {{ case_number }}</w:t>
+            </w:r>
+          </w:p>
+        </w:tc>
+      </w:tr>
+    </w:tbl>
     <w:p>
       <w:pPr>
         <w:spacing w:line="240" w:lineRule="exact"/>
@@ -3074,201 +3340,245 @@
         <w:t xml:space="preserve"/>
       </w:r>
     </w:p>
-    <w:p>
-      <w:pPr>
-        <w:tabs>
-          <w:tab w:pos="1080" w:val="left"/>
-          <w:tab w:pos="6480" w:val="right"/>
-          <w:tab w:pos="6768" w:val="left"/>
-        </w:tabs>
-        <w:spacing w:line="240" w:lineRule="exact"/>
-      </w:pPr>
-      <w:r>
-        <w:rPr>
-          <w:rFonts w:ascii="Times New Roman" w:cs="Times New Roman" w:eastAsia="Times New Roman" w:hAnsi="Times New Roman"/>
-          <w:b w:val="false"/>
-          <w:bCs w:val="false"/>
-          <w:sz w:val="24"/>
-          <w:szCs w:val="24"/>
-        </w:rPr>
-        <w:t>In the Matter of the Adoption of</w:t>
-      </w:r>
-      <w:r>
-        <w:rPr>
-          <w:rFonts w:ascii="Times New Roman" w:cs="Times New Roman" w:eastAsia="Times New Roman" w:hAnsi="Times New Roman"/>
-          <w:b w:val="false"/>
-          <w:bCs w:val="false"/>
-          <w:sz w:val="24"/>
-          <w:szCs w:val="24"/>
-        </w:rPr>
-        <w:tab/>
-        <w:t>)</w:t>
-      </w:r>
-    </w:p>
-    <w:p>
-      <w:pPr>
-        <w:tabs>
-          <w:tab w:pos="1080" w:val="left"/>
-          <w:tab w:pos="6480" w:val="right"/>
-          <w:tab w:pos="6768" w:val="left"/>
-        </w:tabs>
-        <w:spacing w:line="240" w:lineRule="exact"/>
-      </w:pPr>
-      <w:r>
-        <w:rPr>
-          <w:rFonts w:ascii="Times New Roman" w:cs="Times New Roman" w:eastAsia="Times New Roman" w:hAnsi="Times New Roman"/>
-          <w:sz w:val="24"/>
-          <w:szCs w:val="24"/>
-        </w:rPr>
-      </w:r>
-      <w:r>
-        <w:rPr>
-          <w:rFonts w:ascii="Times New Roman" w:cs="Times New Roman" w:eastAsia="Times New Roman" w:hAnsi="Times New Roman"/>
-          <w:sz w:val="24"/>
-          <w:szCs w:val="24"/>
-        </w:rPr>
-        <w:tab/>
-        <w:t>)</w:t>
-      </w:r>
-    </w:p>
-    <w:p>
-      <w:pPr>
-        <w:tabs>
-          <w:tab w:pos="1080" w:val="left"/>
-          <w:tab w:pos="6480" w:val="right"/>
-          <w:tab w:pos="6768" w:val="left"/>
-        </w:tabs>
-        <w:spacing w:line="240" w:lineRule="exact"/>
-      </w:pPr>
-      <w:r>
-        <w:rPr>
-          <w:rFonts w:ascii="Times New Roman" w:cs="Times New Roman" w:eastAsia="Times New Roman" w:hAnsi="Times New Roman"/>
-          <w:b w:val="false"/>
-          <w:bCs w:val="false"/>
-          <w:sz w:val="24"/>
-          <w:szCs w:val="24"/>
-        </w:rPr>
-        <w:t>{{ child1_name_upper }}</w:t>
-      </w:r>
-      <w:r>
-        <w:rPr>
-          <w:rFonts w:ascii="Times New Roman" w:cs="Times New Roman" w:eastAsia="Times New Roman" w:hAnsi="Times New Roman"/>
-          <w:b w:val="false"/>
-          <w:bCs w:val="false"/>
-          <w:sz w:val="24"/>
-          <w:szCs w:val="24"/>
-        </w:rPr>
-        <w:tab/>
-        <w:t>)</w:t>
-      </w:r>
-    </w:p>
-    <w:p>
-      <w:pPr>
-        <w:tabs>
-          <w:tab w:pos="1080" w:val="left"/>
-          <w:tab w:pos="6480" w:val="right"/>
-          <w:tab w:pos="6768" w:val="left"/>
-        </w:tabs>
-        <w:spacing w:line="240" w:lineRule="exact"/>
-      </w:pPr>
-      <w:r>
-        <w:rPr>
-          <w:rFonts w:ascii="Times New Roman" w:cs="Times New Roman" w:eastAsia="Times New Roman" w:hAnsi="Times New Roman"/>
-          <w:b w:val="false"/>
-          <w:bCs w:val="false"/>
-          <w:sz w:val="24"/>
-          <w:szCs w:val="24"/>
-        </w:rPr>
-        <w:t xml:space="preserve">DOB:  </w:t>
-        <w:tab/>
-        <w:t>{{ child1_dob }},</w:t>
-      </w:r>
-      <w:r>
-        <w:rPr>
-          <w:rFonts w:ascii="Times New Roman" w:cs="Times New Roman" w:eastAsia="Times New Roman" w:hAnsi="Times New Roman"/>
-          <w:b w:val="false"/>
-          <w:bCs w:val="false"/>
-          <w:sz w:val="24"/>
-          <w:szCs w:val="24"/>
-        </w:rPr>
-        <w:tab/>
-        <w:t>)</w:t>
-      </w:r>
-      <w:r>
-        <w:rPr>
-          <w:rFonts w:ascii="Times New Roman" w:cs="Times New Roman" w:eastAsia="Times New Roman" w:hAnsi="Times New Roman"/>
-          <w:b w:val="false"/>
-          <w:bCs w:val="false"/>
-          <w:sz w:val="24"/>
-          <w:szCs w:val="24"/>
-        </w:rPr>
-        <w:tab/>
-        <w:t>No. {{ case_number }}</w:t>
-      </w:r>
-    </w:p>
-    <w:p>
-      <w:pPr>
-        <w:tabs>
-          <w:tab w:pos="1080" w:val="left"/>
-          <w:tab w:pos="6480" w:val="right"/>
-          <w:tab w:pos="6768" w:val="left"/>
-        </w:tabs>
-        <w:spacing w:line="240" w:lineRule="exact"/>
-        <w:ind w:start="4320" w:firstLine="720"/>
-      </w:pPr>
-      <w:r>
-        <w:rPr>
-          <w:rFonts w:ascii="Times New Roman" w:cs="Times New Roman" w:eastAsia="Times New Roman" w:hAnsi="Times New Roman"/>
-          <w:b w:val="false"/>
-          <w:bCs w:val="false"/>
-          <w:sz w:val="24"/>
-          <w:szCs w:val="24"/>
-        </w:rPr>
-      </w:r>
-      <w:r>
-        <w:rPr>
-          <w:rFonts w:ascii="Times New Roman" w:cs="Times New Roman" w:eastAsia="Times New Roman" w:hAnsi="Times New Roman"/>
-          <w:b w:val="false"/>
-          <w:bCs w:val="false"/>
-          <w:sz w:val="24"/>
-          <w:szCs w:val="24"/>
-        </w:rPr>
-        <w:tab/>
-        <w:t>)</w:t>
-      </w:r>
-    </w:p>
-    <w:p>
-      <w:pPr>
-        <w:tabs>
-          <w:tab w:pos="1080" w:val="left"/>
-          <w:tab w:pos="6480" w:val="right"/>
-          <w:tab w:pos="6768" w:val="left"/>
-        </w:tabs>
-        <w:spacing w:line="240" w:lineRule="exact"/>
-        <w:ind w:firstLine="720"/>
-      </w:pPr>
-      <w:r>
-        <w:rPr>
-          <w:rFonts w:ascii="Times New Roman" w:cs="Times New Roman" w:eastAsia="Times New Roman" w:hAnsi="Times New Roman"/>
-          <w:b w:val="false"/>
-          <w:bCs w:val="false"/>
-          <w:sz w:val="24"/>
-          <w:szCs w:val="24"/>
-        </w:rPr>
-        <w:t>A Minor Child.</w:t>
-      </w:r>
-      <w:r>
-        <w:rPr>
-          <w:rFonts w:ascii="Times New Roman" w:cs="Times New Roman" w:eastAsia="Times New Roman" w:hAnsi="Times New Roman"/>
-          <w:b w:val="false"/>
-          <w:bCs w:val="false"/>
-          <w:sz w:val="24"/>
-          <w:szCs w:val="24"/>
-        </w:rPr>
-        <w:tab/>
-        <w:t>)</w:t>
-      </w:r>
-    </w:p>
+    <w:tbl>
+      <w:tblPr>
+        <w:tblW w:w="9360" w:type="dxa"/>
+        <w:tblBorders>
+          <w:top w:val="none" w:sz="0" w:space="0" w:color="auto"/>
+          <w:left w:val="none" w:sz="0" w:space="0" w:color="auto"/>
+          <w:bottom w:val="none" w:sz="0" w:space="0" w:color="auto"/>
+          <w:right w:val="none" w:sz="0" w:space="0" w:color="auto"/>
+          <w:insideH w:val="none" w:sz="0" w:space="0" w:color="auto"/>
+          <w:insideV w:val="none" w:sz="0" w:space="0" w:color="auto"/>
+        </w:tblBorders>
+        <w:tblLayout w:type="fixed"/>
+        <w:tblCellMar>
+          <w:top w:w="0" w:type="dxa"/>
+          <w:left w:w="0" w:type="dxa"/>
+          <w:bottom w:w="0" w:type="dxa"/>
+          <w:right w:w="0" w:type="dxa"/>
+        </w:tblCellMar>
+        <w:tblLook w:val="0000" w:firstRow="0" w:lastRow="0" w:firstColumn="0" w:lastColumn="0" w:noHBand="0" w:noVBand="0"/>
+      </w:tblPr>
+      <w:tblGrid>
+        <w:gridCol w:w="6192"/>
+        <w:gridCol w:w="288"/>
+        <w:gridCol w:w="2880"/>
+      </w:tblGrid>
+      <w:tr>
+        <w:tc>
+          <w:tcPr>
+            <w:tcW w:w="6192" w:type="dxa"/>
+          </w:tcPr>
+          <w:p>
+            <w:pPr>
+              <w:spacing w:after="0" w:line="240" w:lineRule="auto"/>
+            </w:pPr>
+            <w:r>
+              <w:rPr>
+                <w:rFonts w:ascii="Times New Roman" w:cs="Times New Roman" w:eastAsia="Times New Roman" w:hAnsi="Times New Roman"/>
+                <w:b w:val="false"/>
+                <w:bCs w:val="false"/>
+                <w:sz w:val="24"/>
+                <w:szCs w:val="24"/>
+              </w:rPr>
+              <w:t xml:space="preserve">In the Matter of the Adoption of</w:t>
+            </w:r>
+          </w:p>
+          <w:p>
+            <w:pPr>
+              <w:spacing w:after="0" w:line="240" w:lineRule="auto"/>
+            </w:pPr>
+          </w:p>
+          <w:p>
+            <w:pPr>
+              <w:spacing w:after="0" w:line="240" w:lineRule="auto"/>
+            </w:pPr>
+            <w:r>
+              <w:rPr>
+                <w:rFonts w:ascii="Times New Roman" w:cs="Times New Roman" w:eastAsia="Times New Roman" w:hAnsi="Times New Roman"/>
+                <w:b w:val="false"/>
+                <w:bCs w:val="false"/>
+                <w:sz w:val="24"/>
+                <w:szCs w:val="24"/>
+              </w:rPr>
+              <w:t xml:space="preserve">{{ child1_name_upper }}</w:t>
+            </w:r>
+          </w:p>
+          <w:p>
+            <w:pPr>
+              <w:tabs>
+                <w:tab w:val="left" w:pos="1080"/>
+              </w:tabs>
+              <w:spacing w:after="0" w:line="240" w:lineRule="auto"/>
+            </w:pPr>
+            <w:r>
+              <w:rPr>
+                <w:rFonts w:ascii="Times New Roman" w:cs="Times New Roman" w:eastAsia="Times New Roman" w:hAnsi="Times New Roman"/>
+                <w:b w:val="false"/>
+                <w:bCs w:val="false"/>
+                <w:sz w:val="24"/>
+                <w:szCs w:val="24"/>
+              </w:rPr>
+              <w:t xml:space="preserve">DOB:  </w:t>
+              <w:tab/>
+              <w:t xml:space="preserve">{{ child1_dob }},</w:t>
+            </w:r>
+          </w:p>
+          <w:p>
+            <w:pPr>
+              <w:spacing w:after="0" w:line="240" w:lineRule="auto"/>
+            </w:pPr>
+          </w:p>
+          <w:p>
+            <w:pPr>
+              <w:spacing w:after="0" w:line="240" w:lineRule="auto"/>
+              <w:ind w:firstLine="720"/>
+            </w:pPr>
+            <w:r>
+              <w:rPr>
+                <w:rFonts w:ascii="Times New Roman" w:cs="Times New Roman" w:eastAsia="Times New Roman" w:hAnsi="Times New Roman"/>
+                <w:b w:val="false"/>
+                <w:bCs w:val="false"/>
+                <w:sz w:val="24"/>
+                <w:szCs w:val="24"/>
+              </w:rPr>
+              <w:t xml:space="preserve">A Minor Child.</w:t>
+            </w:r>
+          </w:p>
+        </w:tc>
+        <w:tc>
+          <w:tcPr>
+            <w:tcW w:w="288" w:type="dxa"/>
+          </w:tcPr>
+          <w:p>
+            <w:pPr>
+              <w:spacing w:after="0" w:line="240" w:lineRule="auto"/>
+            </w:pPr>
+            <w:r>
+              <w:rPr>
+                <w:rFonts w:ascii="Times New Roman" w:cs="Times New Roman" w:eastAsia="Times New Roman" w:hAnsi="Times New Roman"/>
+                <w:b w:val="false"/>
+                <w:bCs w:val="false"/>
+                <w:sz w:val="24"/>
+                <w:szCs w:val="24"/>
+              </w:rPr>
+              <w:t xml:space="preserve">)</w:t>
+            </w:r>
+          </w:p>
+          <w:p>
+            <w:pPr>
+              <w:spacing w:after="0" w:line="240" w:lineRule="auto"/>
+            </w:pPr>
+            <w:r>
+              <w:rPr>
+                <w:rFonts w:ascii="Times New Roman" w:cs="Times New Roman" w:eastAsia="Times New Roman" w:hAnsi="Times New Roman"/>
+                <w:b w:val="false"/>
+                <w:bCs w:val="false"/>
+                <w:sz w:val="24"/>
+                <w:szCs w:val="24"/>
+              </w:rPr>
+              <w:t xml:space="preserve">)</w:t>
+            </w:r>
+          </w:p>
+          <w:p>
+            <w:pPr>
+              <w:spacing w:after="0" w:line="240" w:lineRule="auto"/>
+            </w:pPr>
+            <w:r>
+              <w:rPr>
+                <w:rFonts w:ascii="Times New Roman" w:cs="Times New Roman" w:eastAsia="Times New Roman" w:hAnsi="Times New Roman"/>
+                <w:b w:val="false"/>
+                <w:bCs w:val="false"/>
+                <w:sz w:val="24"/>
+                <w:szCs w:val="24"/>
+              </w:rPr>
+              <w:t xml:space="preserve">)</w:t>
+            </w:r>
+          </w:p>
+          <w:p>
+            <w:pPr>
+              <w:spacing w:after="0" w:line="240" w:lineRule="auto"/>
+            </w:pPr>
+            <w:r>
+              <w:rPr>
+                <w:rFonts w:ascii="Times New Roman" w:cs="Times New Roman" w:eastAsia="Times New Roman" w:hAnsi="Times New Roman"/>
+                <w:b w:val="false"/>
+                <w:bCs w:val="false"/>
+                <w:sz w:val="24"/>
+                <w:szCs w:val="24"/>
+              </w:rPr>
+              <w:t xml:space="preserve">)</w:t>
+            </w:r>
+          </w:p>
+          <w:p>
+            <w:pPr>
+              <w:spacing w:after="0" w:line="240" w:lineRule="auto"/>
+            </w:pPr>
+            <w:r>
+              <w:rPr>
+                <w:rFonts w:ascii="Times New Roman" w:cs="Times New Roman" w:eastAsia="Times New Roman" w:hAnsi="Times New Roman"/>
+                <w:b w:val="false"/>
+                <w:bCs w:val="false"/>
+                <w:sz w:val="24"/>
+                <w:szCs w:val="24"/>
+              </w:rPr>
+              <w:t xml:space="preserve">)</w:t>
+            </w:r>
+          </w:p>
+          <w:p>
+            <w:pPr>
+              <w:spacing w:after="0" w:line="240" w:lineRule="auto"/>
+            </w:pPr>
+            <w:r>
+              <w:rPr>
+                <w:rFonts w:ascii="Times New Roman" w:cs="Times New Roman" w:eastAsia="Times New Roman" w:hAnsi="Times New Roman"/>
+                <w:b w:val="false"/>
+                <w:bCs w:val="false"/>
+                <w:sz w:val="24"/>
+                <w:szCs w:val="24"/>
+              </w:rPr>
+              <w:t xml:space="preserve">)</w:t>
+            </w:r>
+          </w:p>
+        </w:tc>
+        <w:tc>
+          <w:tcPr>
+            <w:tcW w:w="2880" w:type="dxa"/>
+          </w:tcPr>
+          <w:p>
+            <w:pPr>
+              <w:spacing w:after="0" w:line="240" w:lineRule="auto"/>
+            </w:pPr>
+          </w:p>
+          <w:p>
+            <w:pPr>
+              <w:spacing w:after="0" w:line="240" w:lineRule="auto"/>
+            </w:pPr>
+          </w:p>
+          <w:p>
+            <w:pPr>
+              <w:spacing w:after="0" w:line="240" w:lineRule="auto"/>
+            </w:pPr>
+          </w:p>
+          <w:p>
+            <w:pPr>
+              <w:spacing w:after="0" w:line="240" w:lineRule="auto"/>
+            </w:pPr>
+            <w:r>
+              <w:rPr>
+                <w:rFonts w:ascii="Times New Roman" w:cs="Times New Roman" w:eastAsia="Times New Roman" w:hAnsi="Times New Roman"/>
+                <w:b w:val="false"/>
+                <w:bCs w:val="false"/>
+                <w:sz w:val="24"/>
+                <w:szCs w:val="24"/>
+              </w:rPr>
+              <w:t xml:space="preserve">No. {{ case_number }}</w:t>
+            </w:r>
+          </w:p>
+        </w:tc>
+      </w:tr>
+    </w:tbl>
     <w:p>
       <w:pPr>
         <w:spacing w:line="240" w:lineRule="exact"/>
@@ -3536,201 +3846,245 @@
         <w:t xml:space="preserve"/>
       </w:r>
     </w:p>
-    <w:p>
-      <w:pPr>
-        <w:tabs>
-          <w:tab w:pos="1080" w:val="left"/>
-          <w:tab w:pos="6480" w:val="right"/>
-          <w:tab w:pos="6768" w:val="left"/>
-        </w:tabs>
-        <w:spacing w:line="240" w:lineRule="exact"/>
-      </w:pPr>
-      <w:r>
-        <w:rPr>
-          <w:rFonts w:ascii="Times New Roman" w:cs="Times New Roman" w:eastAsia="Times New Roman" w:hAnsi="Times New Roman"/>
-          <w:b w:val="false"/>
-          <w:bCs w:val="false"/>
-          <w:sz w:val="24"/>
-          <w:szCs w:val="24"/>
-        </w:rPr>
-        <w:t>In the Matter of the Adoption of</w:t>
-      </w:r>
-      <w:r>
-        <w:rPr>
-          <w:rFonts w:ascii="Times New Roman" w:cs="Times New Roman" w:eastAsia="Times New Roman" w:hAnsi="Times New Roman"/>
-          <w:b w:val="false"/>
-          <w:bCs w:val="false"/>
-          <w:sz w:val="24"/>
-          <w:szCs w:val="24"/>
-        </w:rPr>
-        <w:tab/>
-        <w:t>)</w:t>
-      </w:r>
-    </w:p>
-    <w:p>
-      <w:pPr>
-        <w:tabs>
-          <w:tab w:pos="1080" w:val="left"/>
-          <w:tab w:pos="6480" w:val="right"/>
-          <w:tab w:pos="6768" w:val="left"/>
-        </w:tabs>
-        <w:spacing w:line="240" w:lineRule="exact"/>
-      </w:pPr>
-      <w:r>
-        <w:rPr>
-          <w:rFonts w:ascii="Times New Roman" w:cs="Times New Roman" w:eastAsia="Times New Roman" w:hAnsi="Times New Roman"/>
-          <w:sz w:val="24"/>
-          <w:szCs w:val="24"/>
-        </w:rPr>
-      </w:r>
-      <w:r>
-        <w:rPr>
-          <w:rFonts w:ascii="Times New Roman" w:cs="Times New Roman" w:eastAsia="Times New Roman" w:hAnsi="Times New Roman"/>
-          <w:sz w:val="24"/>
-          <w:szCs w:val="24"/>
-        </w:rPr>
-        <w:tab/>
-        <w:t>)</w:t>
-      </w:r>
-    </w:p>
-    <w:p>
-      <w:pPr>
-        <w:tabs>
-          <w:tab w:pos="1080" w:val="left"/>
-          <w:tab w:pos="6480" w:val="right"/>
-          <w:tab w:pos="6768" w:val="left"/>
-        </w:tabs>
-        <w:spacing w:line="240" w:lineRule="exact"/>
-      </w:pPr>
-      <w:r>
-        <w:rPr>
-          <w:rFonts w:ascii="Times New Roman" w:cs="Times New Roman" w:eastAsia="Times New Roman" w:hAnsi="Times New Roman"/>
-          <w:b w:val="false"/>
-          <w:bCs w:val="false"/>
-          <w:sz w:val="24"/>
-          <w:szCs w:val="24"/>
-        </w:rPr>
-        <w:t>{{ child1_name_upper }}</w:t>
-      </w:r>
-      <w:r>
-        <w:rPr>
-          <w:rFonts w:ascii="Times New Roman" w:cs="Times New Roman" w:eastAsia="Times New Roman" w:hAnsi="Times New Roman"/>
-          <w:b w:val="false"/>
-          <w:bCs w:val="false"/>
-          <w:sz w:val="24"/>
-          <w:szCs w:val="24"/>
-        </w:rPr>
-        <w:tab/>
-        <w:t>)</w:t>
-      </w:r>
-    </w:p>
-    <w:p>
-      <w:pPr>
-        <w:tabs>
-          <w:tab w:pos="1080" w:val="left"/>
-          <w:tab w:pos="6480" w:val="right"/>
-          <w:tab w:pos="6768" w:val="left"/>
-        </w:tabs>
-        <w:spacing w:line="240" w:lineRule="exact"/>
-      </w:pPr>
-      <w:r>
-        <w:rPr>
-          <w:rFonts w:ascii="Times New Roman" w:cs="Times New Roman" w:eastAsia="Times New Roman" w:hAnsi="Times New Roman"/>
-          <w:b w:val="false"/>
-          <w:bCs w:val="false"/>
-          <w:sz w:val="24"/>
-          <w:szCs w:val="24"/>
-        </w:rPr>
-        <w:t xml:space="preserve">DOB:  </w:t>
-        <w:tab/>
-        <w:t>{{ child1_dob }},</w:t>
-      </w:r>
-      <w:r>
-        <w:rPr>
-          <w:rFonts w:ascii="Times New Roman" w:cs="Times New Roman" w:eastAsia="Times New Roman" w:hAnsi="Times New Roman"/>
-          <w:b w:val="false"/>
-          <w:bCs w:val="false"/>
-          <w:sz w:val="24"/>
-          <w:szCs w:val="24"/>
-        </w:rPr>
-        <w:tab/>
-        <w:t>)</w:t>
-      </w:r>
-      <w:r>
-        <w:rPr>
-          <w:rFonts w:ascii="Times New Roman" w:cs="Times New Roman" w:eastAsia="Times New Roman" w:hAnsi="Times New Roman"/>
-          <w:b w:val="false"/>
-          <w:bCs w:val="false"/>
-          <w:sz w:val="24"/>
-          <w:szCs w:val="24"/>
-        </w:rPr>
-        <w:tab/>
-        <w:t>No. {{ case_number }}</w:t>
-      </w:r>
-    </w:p>
-    <w:p>
-      <w:pPr>
-        <w:tabs>
-          <w:tab w:pos="1080" w:val="left"/>
-          <w:tab w:pos="6480" w:val="right"/>
-          <w:tab w:pos="6768" w:val="left"/>
-        </w:tabs>
-        <w:spacing w:line="240" w:lineRule="exact"/>
-        <w:ind w:start="4320" w:firstLine="720"/>
-      </w:pPr>
-      <w:r>
-        <w:rPr>
-          <w:rFonts w:ascii="Times New Roman" w:cs="Times New Roman" w:eastAsia="Times New Roman" w:hAnsi="Times New Roman"/>
-          <w:b w:val="false"/>
-          <w:bCs w:val="false"/>
-          <w:sz w:val="24"/>
-          <w:szCs w:val="24"/>
-        </w:rPr>
-      </w:r>
-      <w:r>
-        <w:rPr>
-          <w:rFonts w:ascii="Times New Roman" w:cs="Times New Roman" w:eastAsia="Times New Roman" w:hAnsi="Times New Roman"/>
-          <w:b w:val="false"/>
-          <w:bCs w:val="false"/>
-          <w:sz w:val="24"/>
-          <w:szCs w:val="24"/>
-        </w:rPr>
-        <w:tab/>
-        <w:t>)</w:t>
-      </w:r>
-    </w:p>
-    <w:p>
-      <w:pPr>
-        <w:tabs>
-          <w:tab w:pos="1080" w:val="left"/>
-          <w:tab w:pos="6480" w:val="right"/>
-          <w:tab w:pos="6768" w:val="left"/>
-        </w:tabs>
-        <w:spacing w:line="240" w:lineRule="exact"/>
-        <w:ind w:firstLine="720"/>
-      </w:pPr>
-      <w:r>
-        <w:rPr>
-          <w:rFonts w:ascii="Times New Roman" w:cs="Times New Roman" w:eastAsia="Times New Roman" w:hAnsi="Times New Roman"/>
-          <w:b w:val="false"/>
-          <w:bCs w:val="false"/>
-          <w:sz w:val="24"/>
-          <w:szCs w:val="24"/>
-        </w:rPr>
-        <w:t>A Minor Child.</w:t>
-      </w:r>
-      <w:r>
-        <w:rPr>
-          <w:rFonts w:ascii="Times New Roman" w:cs="Times New Roman" w:eastAsia="Times New Roman" w:hAnsi="Times New Roman"/>
-          <w:b w:val="false"/>
-          <w:bCs w:val="false"/>
-          <w:sz w:val="24"/>
-          <w:szCs w:val="24"/>
-        </w:rPr>
-        <w:tab/>
-        <w:t>)</w:t>
-      </w:r>
-    </w:p>
+    <w:tbl>
+      <w:tblPr>
+        <w:tblW w:w="9360" w:type="dxa"/>
+        <w:tblBorders>
+          <w:top w:val="none" w:sz="0" w:space="0" w:color="auto"/>
+          <w:left w:val="none" w:sz="0" w:space="0" w:color="auto"/>
+          <w:bottom w:val="none" w:sz="0" w:space="0" w:color="auto"/>
+          <w:right w:val="none" w:sz="0" w:space="0" w:color="auto"/>
+          <w:insideH w:val="none" w:sz="0" w:space="0" w:color="auto"/>
+          <w:insideV w:val="none" w:sz="0" w:space="0" w:color="auto"/>
+        </w:tblBorders>
+        <w:tblLayout w:type="fixed"/>
+        <w:tblCellMar>
+          <w:top w:w="0" w:type="dxa"/>
+          <w:left w:w="0" w:type="dxa"/>
+          <w:bottom w:w="0" w:type="dxa"/>
+          <w:right w:w="0" w:type="dxa"/>
+        </w:tblCellMar>
+        <w:tblLook w:val="0000" w:firstRow="0" w:lastRow="0" w:firstColumn="0" w:lastColumn="0" w:noHBand="0" w:noVBand="0"/>
+      </w:tblPr>
+      <w:tblGrid>
+        <w:gridCol w:w="6192"/>
+        <w:gridCol w:w="288"/>
+        <w:gridCol w:w="2880"/>
+      </w:tblGrid>
+      <w:tr>
+        <w:tc>
+          <w:tcPr>
+            <w:tcW w:w="6192" w:type="dxa"/>
+          </w:tcPr>
+          <w:p>
+            <w:pPr>
+              <w:spacing w:after="0" w:line="240" w:lineRule="auto"/>
+            </w:pPr>
+            <w:r>
+              <w:rPr>
+                <w:rFonts w:ascii="Times New Roman" w:cs="Times New Roman" w:eastAsia="Times New Roman" w:hAnsi="Times New Roman"/>
+                <w:b w:val="false"/>
+                <w:bCs w:val="false"/>
+                <w:sz w:val="24"/>
+                <w:szCs w:val="24"/>
+              </w:rPr>
+              <w:t xml:space="preserve">In the Matter of the Adoption of</w:t>
+            </w:r>
+          </w:p>
+          <w:p>
+            <w:pPr>
+              <w:spacing w:after="0" w:line="240" w:lineRule="auto"/>
+            </w:pPr>
+          </w:p>
+          <w:p>
+            <w:pPr>
+              <w:spacing w:after="0" w:line="240" w:lineRule="auto"/>
+            </w:pPr>
+            <w:r>
+              <w:rPr>
+                <w:rFonts w:ascii="Times New Roman" w:cs="Times New Roman" w:eastAsia="Times New Roman" w:hAnsi="Times New Roman"/>
+                <w:b w:val="false"/>
+                <w:bCs w:val="false"/>
+                <w:sz w:val="24"/>
+                <w:szCs w:val="24"/>
+              </w:rPr>
+              <w:t xml:space="preserve">{{ child1_name_upper }}</w:t>
+            </w:r>
+          </w:p>
+          <w:p>
+            <w:pPr>
+              <w:tabs>
+                <w:tab w:val="left" w:pos="1080"/>
+              </w:tabs>
+              <w:spacing w:after="0" w:line="240" w:lineRule="auto"/>
+            </w:pPr>
+            <w:r>
+              <w:rPr>
+                <w:rFonts w:ascii="Times New Roman" w:cs="Times New Roman" w:eastAsia="Times New Roman" w:hAnsi="Times New Roman"/>
+                <w:b w:val="false"/>
+                <w:bCs w:val="false"/>
+                <w:sz w:val="24"/>
+                <w:szCs w:val="24"/>
+              </w:rPr>
+              <w:t xml:space="preserve">DOB:  </w:t>
+              <w:tab/>
+              <w:t xml:space="preserve">{{ child1_dob }},</w:t>
+            </w:r>
+          </w:p>
+          <w:p>
+            <w:pPr>
+              <w:spacing w:after="0" w:line="240" w:lineRule="auto"/>
+            </w:pPr>
+          </w:p>
+          <w:p>
+            <w:pPr>
+              <w:spacing w:after="0" w:line="240" w:lineRule="auto"/>
+              <w:ind w:firstLine="720"/>
+            </w:pPr>
+            <w:r>
+              <w:rPr>
+                <w:rFonts w:ascii="Times New Roman" w:cs="Times New Roman" w:eastAsia="Times New Roman" w:hAnsi="Times New Roman"/>
+                <w:b w:val="false"/>
+                <w:bCs w:val="false"/>
+                <w:sz w:val="24"/>
+                <w:szCs w:val="24"/>
+              </w:rPr>
+              <w:t xml:space="preserve">A Minor Child.</w:t>
+            </w:r>
+          </w:p>
+        </w:tc>
+        <w:tc>
+          <w:tcPr>
+            <w:tcW w:w="288" w:type="dxa"/>
+          </w:tcPr>
+          <w:p>
+            <w:pPr>
+              <w:spacing w:after="0" w:line="240" w:lineRule="auto"/>
+            </w:pPr>
+            <w:r>
+              <w:rPr>
+                <w:rFonts w:ascii="Times New Roman" w:cs="Times New Roman" w:eastAsia="Times New Roman" w:hAnsi="Times New Roman"/>
+                <w:b w:val="false"/>
+                <w:bCs w:val="false"/>
+                <w:sz w:val="24"/>
+                <w:szCs w:val="24"/>
+              </w:rPr>
+              <w:t xml:space="preserve">)</w:t>
+            </w:r>
+          </w:p>
+          <w:p>
+            <w:pPr>
+              <w:spacing w:after="0" w:line="240" w:lineRule="auto"/>
+            </w:pPr>
+            <w:r>
+              <w:rPr>
+                <w:rFonts w:ascii="Times New Roman" w:cs="Times New Roman" w:eastAsia="Times New Roman" w:hAnsi="Times New Roman"/>
+                <w:b w:val="false"/>
+                <w:bCs w:val="false"/>
+                <w:sz w:val="24"/>
+                <w:szCs w:val="24"/>
+              </w:rPr>
+              <w:t xml:space="preserve">)</w:t>
+            </w:r>
+          </w:p>
+          <w:p>
+            <w:pPr>
+              <w:spacing w:after="0" w:line="240" w:lineRule="auto"/>
+            </w:pPr>
+            <w:r>
+              <w:rPr>
+                <w:rFonts w:ascii="Times New Roman" w:cs="Times New Roman" w:eastAsia="Times New Roman" w:hAnsi="Times New Roman"/>
+                <w:b w:val="false"/>
+                <w:bCs w:val="false"/>
+                <w:sz w:val="24"/>
+                <w:szCs w:val="24"/>
+              </w:rPr>
+              <w:t xml:space="preserve">)</w:t>
+            </w:r>
+          </w:p>
+          <w:p>
+            <w:pPr>
+              <w:spacing w:after="0" w:line="240" w:lineRule="auto"/>
+            </w:pPr>
+            <w:r>
+              <w:rPr>
+                <w:rFonts w:ascii="Times New Roman" w:cs="Times New Roman" w:eastAsia="Times New Roman" w:hAnsi="Times New Roman"/>
+                <w:b w:val="false"/>
+                <w:bCs w:val="false"/>
+                <w:sz w:val="24"/>
+                <w:szCs w:val="24"/>
+              </w:rPr>
+              <w:t xml:space="preserve">)</w:t>
+            </w:r>
+          </w:p>
+          <w:p>
+            <w:pPr>
+              <w:spacing w:after="0" w:line="240" w:lineRule="auto"/>
+            </w:pPr>
+            <w:r>
+              <w:rPr>
+                <w:rFonts w:ascii="Times New Roman" w:cs="Times New Roman" w:eastAsia="Times New Roman" w:hAnsi="Times New Roman"/>
+                <w:b w:val="false"/>
+                <w:bCs w:val="false"/>
+                <w:sz w:val="24"/>
+                <w:szCs w:val="24"/>
+              </w:rPr>
+              <w:t xml:space="preserve">)</w:t>
+            </w:r>
+          </w:p>
+          <w:p>
+            <w:pPr>
+              <w:spacing w:after="0" w:line="240" w:lineRule="auto"/>
+            </w:pPr>
+            <w:r>
+              <w:rPr>
+                <w:rFonts w:ascii="Times New Roman" w:cs="Times New Roman" w:eastAsia="Times New Roman" w:hAnsi="Times New Roman"/>
+                <w:b w:val="false"/>
+                <w:bCs w:val="false"/>
+                <w:sz w:val="24"/>
+                <w:szCs w:val="24"/>
+              </w:rPr>
+              <w:t xml:space="preserve">)</w:t>
+            </w:r>
+          </w:p>
+        </w:tc>
+        <w:tc>
+          <w:tcPr>
+            <w:tcW w:w="2880" w:type="dxa"/>
+          </w:tcPr>
+          <w:p>
+            <w:pPr>
+              <w:spacing w:after="0" w:line="240" w:lineRule="auto"/>
+            </w:pPr>
+          </w:p>
+          <w:p>
+            <w:pPr>
+              <w:spacing w:after="0" w:line="240" w:lineRule="auto"/>
+            </w:pPr>
+          </w:p>
+          <w:p>
+            <w:pPr>
+              <w:spacing w:after="0" w:line="240" w:lineRule="auto"/>
+            </w:pPr>
+          </w:p>
+          <w:p>
+            <w:pPr>
+              <w:spacing w:after="0" w:line="240" w:lineRule="auto"/>
+            </w:pPr>
+            <w:r>
+              <w:rPr>
+                <w:rFonts w:ascii="Times New Roman" w:cs="Times New Roman" w:eastAsia="Times New Roman" w:hAnsi="Times New Roman"/>
+                <w:b w:val="false"/>
+                <w:bCs w:val="false"/>
+                <w:sz w:val="24"/>
+                <w:szCs w:val="24"/>
+              </w:rPr>
+              <w:t xml:space="preserve">No. {{ case_number }}</w:t>
+            </w:r>
+          </w:p>
+        </w:tc>
+      </w:tr>
+    </w:tbl>
     <w:p>
       <w:pPr>
         <w:spacing w:line="240" w:lineRule="exact"/>

--- a/templates/dhs/dhs_packet.docx
+++ b/templates/dhs/dhs_packet.docx
@@ -330,7 +330,6 @@
           <w:bCs/>
           <w:sz w:val="24"/>
           <w:szCs w:val="24"/>
-          <w:u w:val="single"/>
         </w:rPr>
         <w:t xml:space="preserve">APPLICATION TO WAIVE INTERLOCUTORY DECREE</w:t>
       </w:r>
@@ -417,18 +416,24 @@
       </w:r>
     </w:p>
     <w:p>
-      <w:r>
-        <w:rPr>
-          <w:rFonts w:ascii="Times New Roman" w:cs="Times New Roman" w:eastAsia="Times New Roman" w:hAnsi="Times New Roman"/>
-          <w:b w:val="false"/>
-          <w:bCs w:val="false"/>
-          <w:sz w:val="24"/>
-          <w:szCs w:val="24"/>
-        </w:rPr>
-        <w:t xml:space="preserve">By:{% if attorney_signature %}  {{ attorney_signature }}{% endif %}</w:t>
-      </w:r>
-    </w:p>
-    <w:p>
+      <w:pPr>
+        <w:ind w:left="4320"/>
+      </w:pPr>
+      <w:r>
+        <w:rPr>
+          <w:rFonts w:ascii="Times New Roman" w:cs="Times New Roman" w:eastAsia="Times New Roman" w:hAnsi="Times New Roman"/>
+          <w:b w:val="false"/>
+          <w:bCs w:val="false"/>
+          <w:sz w:val="24"/>
+          <w:szCs w:val="24"/>
+        </w:rPr>
+        <w:t xml:space="preserve">By:{% if attorney_signature %}  {{ attorney_signature }}{% else %}____________________{% endif %}</w:t>
+      </w:r>
+    </w:p>
+    <w:p>
+      <w:pPr>
+        <w:ind w:left="4320"/>
+      </w:pPr>
       <w:r>
         <w:rPr>
           <w:rFonts w:ascii="Times New Roman" w:cs="Times New Roman" w:eastAsia="Times New Roman" w:hAnsi="Times New Roman"/>
@@ -441,6 +446,9 @@
       </w:r>
     </w:p>
     <w:p>
+      <w:pPr>
+        <w:ind w:left="4320"/>
+      </w:pPr>
       <w:r>
         <w:rPr>
           <w:rFonts w:ascii="Times New Roman" w:cs="Times New Roman" w:eastAsia="Times New Roman" w:hAnsi="Times New Roman"/>
@@ -453,6 +461,9 @@
       </w:r>
     </w:p>
     <w:p>
+      <w:pPr>
+        <w:ind w:left="4320"/>
+      </w:pPr>
       <w:r>
         <w:rPr>
           <w:rFonts w:ascii="Times New Roman" w:cs="Times New Roman" w:eastAsia="Times New Roman" w:hAnsi="Times New Roman"/>
@@ -465,6 +476,9 @@
       </w:r>
     </w:p>
     <w:p>
+      <w:pPr>
+        <w:ind w:left="4320"/>
+      </w:pPr>
       <w:r>
         <w:rPr>
           <w:rFonts w:ascii="Times New Roman" w:cs="Times New Roman" w:eastAsia="Times New Roman" w:hAnsi="Times New Roman"/>
@@ -477,6 +491,9 @@
       </w:r>
     </w:p>
     <w:p>
+      <w:pPr>
+        <w:ind w:left="4320"/>
+      </w:pPr>
       <w:r>
         <w:rPr>
           <w:rFonts w:ascii="Times New Roman" w:cs="Times New Roman" w:eastAsia="Times New Roman" w:hAnsi="Times New Roman"/>
@@ -489,6 +506,9 @@
       </w:r>
     </w:p>
     <w:p>
+      <w:pPr>
+        <w:ind w:left="4320"/>
+      </w:pPr>
       <w:r>
         <w:rPr>
           <w:rFonts w:ascii="Times New Roman" w:cs="Times New Roman" w:eastAsia="Times New Roman" w:hAnsi="Times New Roman"/>
@@ -843,7 +863,6 @@
           <w:bCs/>
           <w:sz w:val="24"/>
           <w:szCs w:val="24"/>
-          <w:u w:val="single"/>
         </w:rPr>
         <w:t xml:space="preserve">APPLICATION FOR BEST INTEREST AND</w:t>
       </w:r>
@@ -964,18 +983,24 @@
       </w:r>
     </w:p>
     <w:p>
-      <w:r>
-        <w:rPr>
-          <w:rFonts w:ascii="Times New Roman" w:cs="Times New Roman" w:eastAsia="Times New Roman" w:hAnsi="Times New Roman"/>
-          <w:b w:val="false"/>
-          <w:bCs w:val="false"/>
-          <w:sz w:val="24"/>
-          <w:szCs w:val="24"/>
-        </w:rPr>
-        <w:t xml:space="preserve">By:{% if attorney_signature %}  {{ attorney_signature }}{% endif %}</w:t>
-      </w:r>
-    </w:p>
-    <w:p>
+      <w:pPr>
+        <w:ind w:left="4320"/>
+      </w:pPr>
+      <w:r>
+        <w:rPr>
+          <w:rFonts w:ascii="Times New Roman" w:cs="Times New Roman" w:eastAsia="Times New Roman" w:hAnsi="Times New Roman"/>
+          <w:b w:val="false"/>
+          <w:bCs w:val="false"/>
+          <w:sz w:val="24"/>
+          <w:szCs w:val="24"/>
+        </w:rPr>
+        <w:t xml:space="preserve">By:{% if attorney_signature %}  {{ attorney_signature }}{% else %}____________________{% endif %}</w:t>
+      </w:r>
+    </w:p>
+    <w:p>
+      <w:pPr>
+        <w:ind w:left="4320"/>
+      </w:pPr>
       <w:r>
         <w:rPr>
           <w:rFonts w:ascii="Times New Roman" w:cs="Times New Roman" w:eastAsia="Times New Roman" w:hAnsi="Times New Roman"/>
@@ -988,6 +1013,9 @@
       </w:r>
     </w:p>
     <w:p>
+      <w:pPr>
+        <w:ind w:left="4320"/>
+      </w:pPr>
       <w:r>
         <w:rPr>
           <w:rFonts w:ascii="Times New Roman" w:cs="Times New Roman" w:eastAsia="Times New Roman" w:hAnsi="Times New Roman"/>
@@ -1000,6 +1028,9 @@
       </w:r>
     </w:p>
     <w:p>
+      <w:pPr>
+        <w:ind w:left="4320"/>
+      </w:pPr>
       <w:r>
         <w:rPr>
           <w:rFonts w:ascii="Times New Roman" w:cs="Times New Roman" w:eastAsia="Times New Roman" w:hAnsi="Times New Roman"/>
@@ -1012,6 +1043,9 @@
       </w:r>
     </w:p>
     <w:p>
+      <w:pPr>
+        <w:ind w:left="4320"/>
+      </w:pPr>
       <w:r>
         <w:rPr>
           <w:rFonts w:ascii="Times New Roman" w:cs="Times New Roman" w:eastAsia="Times New Roman" w:hAnsi="Times New Roman"/>
@@ -1024,6 +1058,9 @@
       </w:r>
     </w:p>
     <w:p>
+      <w:pPr>
+        <w:ind w:left="4320"/>
+      </w:pPr>
       <w:r>
         <w:rPr>
           <w:rFonts w:ascii="Times New Roman" w:cs="Times New Roman" w:eastAsia="Times New Roman" w:hAnsi="Times New Roman"/>
@@ -1036,6 +1073,9 @@
       </w:r>
     </w:p>
     <w:p>
+      <w:pPr>
+        <w:ind w:left="4320"/>
+      </w:pPr>
       <w:r>
         <w:rPr>
           <w:rFonts w:ascii="Times New Roman" w:cs="Times New Roman" w:eastAsia="Times New Roman" w:hAnsi="Times New Roman"/>
@@ -1441,33 +1481,6 @@
       </w:r>
     </w:p>
     <w:p>
-      <w:r>
-        <w:rPr>
-          <w:rFonts w:ascii="Times New Roman" w:cs="Times New Roman" w:eastAsia="Times New Roman" w:hAnsi="Times New Roman"/>
-          <w:b w:val="false"/>
-          <w:bCs w:val="false"/>
-          <w:sz w:val="24"/>
-          <w:szCs w:val="24"/>
-        </w:rPr>
-        <w:t xml:space="preserve">[Certified copies to be attached]</w:t>
-      </w:r>
-    </w:p>
-    <w:p>
-      <w:pPr>
-        <w:spacing w:line="240" w:lineRule="exact"/>
-      </w:pPr>
-      <w:r>
-        <w:rPr>
-          <w:rFonts w:ascii="Times New Roman" w:cs="Times New Roman" w:eastAsia="Times New Roman" w:hAnsi="Times New Roman"/>
-          <w:b w:val="false"/>
-          <w:bCs w:val="false"/>
-          <w:sz w:val="24"/>
-          <w:szCs w:val="24"/>
-        </w:rPr>
-        <w:t xml:space="preserve"/>
-      </w:r>
-    </w:p>
-    <w:p>
       <w:pPr>
         <w:spacing w:line="240" w:lineRule="exact"/>
       </w:pPr>
@@ -1933,6 +1946,9 @@
       </w:r>
     </w:p>
     <w:p>
+      <w:pPr>
+        <w:spacing w:after="0" w:line="480" w:lineRule="auto"/>
+      </w:pPr>
       <w:r>
         <w:rPr>
           <w:rFonts w:ascii="Times New Roman" w:cs="Times New Roman" w:eastAsia="Times New Roman" w:hAnsi="Times New Roman"/>
@@ -1945,6 +1961,9 @@
       </w:r>
     </w:p>
     <w:p>
+      <w:pPr>
+        <w:spacing w:after="0" w:line="480" w:lineRule="auto"/>
+      </w:pPr>
       <w:r>
         <w:rPr>
           <w:rFonts w:ascii="Times New Roman" w:cs="Times New Roman" w:eastAsia="Times New Roman" w:hAnsi="Times New Roman"/>
@@ -1957,6 +1976,9 @@
       </w:r>
     </w:p>
     <w:p>
+      <w:pPr>
+        <w:spacing w:after="0" w:line="480" w:lineRule="auto"/>
+      </w:pPr>
       <w:r>
         <w:rPr>
           <w:rFonts w:ascii="Times New Roman" w:cs="Times New Roman" w:eastAsia="Times New Roman" w:hAnsi="Times New Roman"/>
@@ -1969,6 +1991,9 @@
       </w:r>
     </w:p>
     <w:p>
+      <w:pPr>
+        <w:spacing w:after="0" w:line="480" w:lineRule="auto"/>
+      </w:pPr>
       <w:r>
         <w:rPr>
           <w:rFonts w:ascii="Times New Roman" w:cs="Times New Roman" w:eastAsia="Times New Roman" w:hAnsi="Times New Roman"/>
@@ -1981,6 +2006,9 @@
       </w:r>
     </w:p>
     <w:p>
+      <w:pPr>
+        <w:spacing w:after="0" w:line="480" w:lineRule="auto"/>
+      </w:pPr>
       <w:r>
         <w:rPr>
           <w:rFonts w:ascii="Times New Roman" w:cs="Times New Roman" w:eastAsia="Times New Roman" w:hAnsi="Times New Roman"/>
@@ -1993,6 +2021,9 @@
       </w:r>
     </w:p>
     <w:p>
+      <w:pPr>
+        <w:spacing w:after="0" w:line="480" w:lineRule="auto"/>
+      </w:pPr>
       <w:r>
         <w:rPr>
           <w:rFonts w:ascii="Times New Roman" w:cs="Times New Roman" w:eastAsia="Times New Roman" w:hAnsi="Times New Roman"/>
@@ -2005,6 +2036,9 @@
       </w:r>
     </w:p>
     <w:p>
+      <w:pPr>
+        <w:spacing w:after="0" w:line="480" w:lineRule="auto"/>
+      </w:pPr>
       <w:r>
         <w:rPr>
           <w:rFonts w:ascii="Times New Roman" w:cs="Times New Roman" w:eastAsia="Times New Roman" w:hAnsi="Times New Roman"/>
@@ -2017,6 +2051,9 @@
       </w:r>
     </w:p>
     <w:p>
+      <w:pPr>
+        <w:spacing w:after="0" w:line="480" w:lineRule="auto"/>
+      </w:pPr>
       <w:r>
         <w:rPr>
           <w:rFonts w:ascii="Times New Roman" w:cs="Times New Roman" w:eastAsia="Times New Roman" w:hAnsi="Times New Roman"/>
@@ -2029,6 +2066,9 @@
       </w:r>
     </w:p>
     <w:p>
+      <w:pPr>
+        <w:spacing w:after="0" w:line="480" w:lineRule="auto"/>
+      </w:pPr>
       <w:r>
         <w:rPr>
           <w:rFonts w:ascii="Times New Roman" w:cs="Times New Roman" w:eastAsia="Times New Roman" w:hAnsi="Times New Roman"/>
@@ -2041,6 +2081,9 @@
       </w:r>
     </w:p>
     <w:p>
+      <w:pPr>
+        <w:spacing w:after="0" w:line="480" w:lineRule="auto"/>
+      </w:pPr>
       <w:r>
         <w:rPr>
           <w:rFonts w:ascii="Times New Roman" w:cs="Times New Roman" w:eastAsia="Times New Roman" w:hAnsi="Times New Roman"/>
@@ -2509,7 +2552,6 @@
           <w:bCs/>
           <w:sz w:val="24"/>
           <w:szCs w:val="24"/>
-          <w:u w:val="single"/>
         </w:rPr>
         <w:t xml:space="preserve">VERIFICATION OF FILING ORIGINAL</w:t>
       </w:r>
@@ -2640,6 +2682,9 @@
       </w:r>
     </w:p>
     <w:p>
+      <w:pPr>
+        <w:ind w:left="4320"/>
+      </w:pPr>
       <w:r>
         <w:rPr>
           <w:rFonts w:ascii="Times New Roman" w:cs="Times New Roman" w:eastAsia="Times New Roman" w:hAnsi="Times New Roman"/>
@@ -2652,6 +2697,9 @@
       </w:r>
     </w:p>
     <w:p>
+      <w:pPr>
+        <w:ind w:left="4320"/>
+      </w:pPr>
       <w:r>
         <w:rPr>
           <w:rFonts w:ascii="Times New Roman" w:cs="Times New Roman" w:eastAsia="Times New Roman" w:hAnsi="Times New Roman"/>
@@ -2664,6 +2712,9 @@
       </w:r>
     </w:p>
     <w:p>
+      <w:pPr>
+        <w:ind w:left="4320"/>
+      </w:pPr>
       <w:r>
         <w:rPr>
           <w:rFonts w:ascii="Times New Roman" w:cs="Times New Roman" w:eastAsia="Times New Roman" w:hAnsi="Times New Roman"/>
@@ -2676,6 +2727,9 @@
       </w:r>
     </w:p>
     <w:p>
+      <w:pPr>
+        <w:ind w:left="4320"/>
+      </w:pPr>
       <w:r>
         <w:rPr>
           <w:rFonts w:ascii="Times New Roman" w:cs="Times New Roman" w:eastAsia="Times New Roman" w:hAnsi="Times New Roman"/>
@@ -2688,6 +2742,9 @@
       </w:r>
     </w:p>
     <w:p>
+      <w:pPr>
+        <w:ind w:left="4320"/>
+      </w:pPr>
       <w:r>
         <w:rPr>
           <w:rFonts w:ascii="Times New Roman" w:cs="Times New Roman" w:eastAsia="Times New Roman" w:hAnsi="Times New Roman"/>
@@ -2700,6 +2757,9 @@
       </w:r>
     </w:p>
     <w:p>
+      <w:pPr>
+        <w:ind w:left="4320"/>
+      </w:pPr>
       <w:r>
         <w:rPr>
           <w:rFonts w:ascii="Times New Roman" w:cs="Times New Roman" w:eastAsia="Times New Roman" w:hAnsi="Times New Roman"/>
@@ -2712,6 +2772,9 @@
       </w:r>
     </w:p>
     <w:p>
+      <w:pPr>
+        <w:ind w:left="4320"/>
+      </w:pPr>
       <w:r>
         <w:rPr>
           <w:rFonts w:ascii="Times New Roman" w:cs="Times New Roman" w:eastAsia="Times New Roman" w:hAnsi="Times New Roman"/>
@@ -3153,6 +3216,9 @@
       </w:r>
     </w:p>
     <w:p>
+      <w:pPr>
+        <w:ind w:left="4320"/>
+      </w:pPr>
       <w:r>
         <w:rPr>
           <w:rFonts w:ascii="Times New Roman" w:cs="Times New Roman" w:eastAsia="Times New Roman" w:hAnsi="Times New Roman"/>
@@ -3165,6 +3231,9 @@
       </w:r>
     </w:p>
     <w:p>
+      <w:pPr>
+        <w:ind w:left="4320"/>
+      </w:pPr>
       <w:r>
         <w:rPr>
           <w:rFonts w:ascii="Times New Roman" w:cs="Times New Roman" w:eastAsia="Times New Roman" w:hAnsi="Times New Roman"/>
@@ -3659,6 +3728,9 @@
       </w:r>
     </w:p>
     <w:p>
+      <w:pPr>
+        <w:ind w:left="4320"/>
+      </w:pPr>
       <w:r>
         <w:rPr>
           <w:rFonts w:ascii="Times New Roman" w:cs="Times New Roman" w:eastAsia="Times New Roman" w:hAnsi="Times New Roman"/>
@@ -3671,6 +3743,9 @@
       </w:r>
     </w:p>
     <w:p>
+      <w:pPr>
+        <w:ind w:left="4320"/>
+      </w:pPr>
       <w:r>
         <w:rPr>
           <w:rFonts w:ascii="Times New Roman" w:cs="Times New Roman" w:eastAsia="Times New Roman" w:hAnsi="Times New Roman"/>
@@ -3814,21 +3889,6 @@
           <w:szCs w:val="24"/>
         </w:rPr>
         <w:t xml:space="preserve">STATE OF OKLAHOMA</w:t>
-      </w:r>
-    </w:p>
-    <w:p>
-      <w:pPr>
-        <w:spacing w:line="240" w:lineRule="exact"/>
-      </w:pPr>
-      <w:r>
-        <w:rPr>
-          <w:rFonts w:ascii="Times New Roman" w:cs="Times New Roman" w:eastAsia="Times New Roman" w:hAnsi="Times New Roman"/>
-          <w:b w:val="false"/>
-          <w:bCs w:val="false"/>
-          <w:sz w:val="24"/>
-          <w:szCs w:val="24"/>
-        </w:rPr>
-        <w:t xml:space="preserve"/>
       </w:r>
     </w:p>
     <w:p>
@@ -4451,6 +4511,9 @@
       </w:r>
     </w:p>
     <w:p>
+      <w:pPr>
+        <w:ind w:left="4320"/>
+      </w:pPr>
       <w:r>
         <w:rPr>
           <w:rFonts w:ascii="Times New Roman" w:cs="Times New Roman" w:eastAsia="Times New Roman" w:hAnsi="Times New Roman"/>
@@ -4463,6 +4526,9 @@
       </w:r>
     </w:p>
     <w:p>
+      <w:pPr>
+        <w:ind w:left="4320"/>
+      </w:pPr>
       <w:r>
         <w:rPr>
           <w:rFonts w:ascii="Times New Roman" w:cs="Times New Roman" w:eastAsia="Times New Roman" w:hAnsi="Times New Roman"/>

--- a/templates/dhs/dhs_packet.docx
+++ b/templates/dhs/dhs_packet.docx
@@ -427,7 +427,7 @@
           <w:sz w:val="24"/>
           <w:szCs w:val="24"/>
         </w:rPr>
-        <w:t xml:space="preserve">By:{% if attorney_signature %}  {{ attorney_signature }}{% else %}____________________{% endif %}</w:t>
+        <w:t xml:space="preserve">By:{% if attorney_signature %}  {{ attorney_signature }}{% endif %}____________________</w:t>
       </w:r>
     </w:p>
     <w:p>
@@ -994,7 +994,7 @@
           <w:sz w:val="24"/>
           <w:szCs w:val="24"/>
         </w:rPr>
-        <w:t xml:space="preserve">By:{% if attorney_signature %}  {{ attorney_signature }}{% else %}____________________{% endif %}</w:t>
+        <w:t xml:space="preserve">By:{% if attorney_signature %}  {{ attorney_signature }}{% endif %}____________________</w:t>
       </w:r>
     </w:p>
     <w:p>
@@ -2693,7 +2693,7 @@
           <w:sz w:val="24"/>
           <w:szCs w:val="24"/>
         </w:rPr>
-        <w:t xml:space="preserve">{% if attorney_signature %}{{ attorney_signature }}{% else %}_______________________________{% endif %}</w:t>
+        <w:t xml:space="preserve">{% if attorney_signature %}{{ attorney_signature }}{% endif %}_______________________________</w:t>
       </w:r>
     </w:p>
     <w:p>

--- a/templates/dhs/dhs_packet.docx
+++ b/templates/dhs/dhs_packet.docx
@@ -427,7 +427,7 @@
           <w:sz w:val="24"/>
           <w:szCs w:val="24"/>
         </w:rPr>
-        <w:t xml:space="preserve">By:{% if attorney_signature %}  {{ attorney_signature }}{% endif %}____________________</w:t>
+        <w:t xml:space="preserve">By: {% if attorney_signature %}  {{ attorney_signature }}{% endif %}____________________</w:t>
       </w:r>
     </w:p>
     <w:p>
@@ -994,7 +994,7 @@
           <w:sz w:val="24"/>
           <w:szCs w:val="24"/>
         </w:rPr>
-        <w:t xml:space="preserve">By:{% if attorney_signature %}  {{ attorney_signature }}{% endif %}____________________</w:t>
+        <w:t xml:space="preserve">By: {% if attorney_signature %}  {{ attorney_signature }}{% endif %}____________________</w:t>
       </w:r>
     </w:p>
     <w:p>

--- a/templates/dhs/dhs_packet.docx
+++ b/templates/dhs/dhs_packet.docx
@@ -3237,8 +3237,8 @@
       <w:r>
         <w:rPr>
           <w:rFonts w:ascii="Times New Roman" w:cs="Times New Roman" w:eastAsia="Times New Roman" w:hAnsi="Times New Roman"/>
-          <w:b w:val="false"/>
-          <w:bCs w:val="false"/>
+          <w:b/>
+          <w:bCs/>
           <w:sz w:val="24"/>
           <w:szCs w:val="24"/>
         </w:rPr>
@@ -3749,8 +3749,8 @@
       <w:r>
         <w:rPr>
           <w:rFonts w:ascii="Times New Roman" w:cs="Times New Roman" w:eastAsia="Times New Roman" w:hAnsi="Times New Roman"/>
-          <w:b w:val="false"/>
-          <w:bCs w:val="false"/>
+          <w:b/>
+          <w:bCs/>
           <w:sz w:val="24"/>
           <w:szCs w:val="24"/>
         </w:rPr>
@@ -4382,7 +4382,6 @@
     </w:p>
     <w:p>
       <w:pPr>
-        <w:spacing w:line="480" w:lineRule="auto"/>
         <w:ind w:firstLine="1440"/>
         <w:jc w:val="both"/>
       </w:pPr>
@@ -4398,9 +4397,7 @@
       </w:r>
     </w:p>
     <w:p>
-      <w:pPr>
-        <w:spacing w:line="240" w:lineRule="exact"/>
-      </w:pPr>
+      <w:pPr/>
       <w:r>
         <w:rPr>
           <w:rFonts w:ascii="Times New Roman" w:cs="Times New Roman" w:eastAsia="Times New Roman" w:hAnsi="Times New Roman"/>
@@ -4441,7 +4438,6 @@
     </w:p>
     <w:p>
       <w:pPr>
-        <w:spacing w:line="480" w:lineRule="auto"/>
         <w:ind w:firstLine="1440"/>
         <w:jc w:val="both"/>
       </w:pPr>
@@ -4457,9 +4453,7 @@
       </w:r>
     </w:p>
     <w:p>
-      <w:pPr>
-        <w:spacing w:line="240" w:lineRule="exact"/>
-      </w:pPr>
+      <w:pPr/>
       <w:r>
         <w:rPr>
           <w:rFonts w:ascii="Times New Roman" w:cs="Times New Roman" w:eastAsia="Times New Roman" w:hAnsi="Times New Roman"/>
@@ -4532,8 +4526,8 @@
       <w:r>
         <w:rPr>
           <w:rFonts w:ascii="Times New Roman" w:cs="Times New Roman" w:eastAsia="Times New Roman" w:hAnsi="Times New Roman"/>
-          <w:b w:val="false"/>
-          <w:bCs w:val="false"/>
+          <w:b/>
+          <w:bCs/>
           <w:sz w:val="24"/>
           <w:szCs w:val="24"/>
         </w:rPr>
